--- a/docs/v2/Abhinav Bharadwaj R - Resume.docx
+++ b/docs/v2/Abhinav Bharadwaj R - Resume.docx
@@ -1,11 +1,10 @@
 
 <file path=word/document.xml><?xml version="1.0" encoding="utf-8"?>
-<w:document xmlns:o="urn:schemas-microsoft-com:office:office" xmlns:r="http://schemas.openxmlformats.org/officeDocument/2006/relationships" xmlns:v="urn:schemas-microsoft-com:vml" xmlns:w="http://schemas.openxmlformats.org/wordprocessingml/2006/main" xmlns:w10="urn:schemas-microsoft-com:office:word" xmlns:wp="http://schemas.openxmlformats.org/drawingml/2006/wordprocessingDrawing" xmlns:pic="http://schemas.openxmlformats.org/drawingml/2006/picture" xmlns:wps="http://schemas.microsoft.com/office/word/2010/wordprocessingShape" xmlns:wpg="http://schemas.microsoft.com/office/word/2010/wordprocessingGroup" xmlns:mc="http://schemas.openxmlformats.org/markup-compatibility/2006" xmlns:wp14="http://schemas.microsoft.com/office/word/2010/wordprocessingDrawing" xmlns:w14="http://schemas.microsoft.com/office/word/2010/wordml" xmlns:w15="http://schemas.microsoft.com/office/word/2012/wordml" mc:Ignorable="w14 wp14 w15">
+<w:document xmlns:wpc="http://schemas.microsoft.com/office/word/2010/wordprocessingCanvas" xmlns:cx="http://schemas.microsoft.com/office/drawing/2014/chartex" xmlns:cx1="http://schemas.microsoft.com/office/drawing/2015/9/8/chartex" xmlns:cx2="http://schemas.microsoft.com/office/drawing/2015/10/21/chartex" xmlns:cx3="http://schemas.microsoft.com/office/drawing/2016/5/9/chartex" xmlns:cx4="http://schemas.microsoft.com/office/drawing/2016/5/10/chartex" xmlns:cx5="http://schemas.microsoft.com/office/drawing/2016/5/11/chartex" xmlns:cx6="http://schemas.microsoft.com/office/drawing/2016/5/12/chartex" xmlns:cx7="http://schemas.microsoft.com/office/drawing/2016/5/13/chartex" xmlns:cx8="http://schemas.microsoft.com/office/drawing/2016/5/14/chartex" xmlns:mc="http://schemas.openxmlformats.org/markup-compatibility/2006" xmlns:aink="http://schemas.microsoft.com/office/drawing/2016/ink" xmlns:am3d="http://schemas.microsoft.com/office/drawing/2017/model3d" xmlns:o="urn:schemas-microsoft-com:office:office" xmlns:oel="http://schemas.microsoft.com/office/2019/extlst" xmlns:r="http://schemas.openxmlformats.org/officeDocument/2006/relationships" xmlns:m="http://schemas.openxmlformats.org/officeDocument/2006/math" xmlns:v="urn:schemas-microsoft-com:vml" xmlns:wp14="http://schemas.microsoft.com/office/word/2010/wordprocessingDrawing" xmlns:wp="http://schemas.openxmlformats.org/drawingml/2006/wordprocessingDrawing" xmlns:w10="urn:schemas-microsoft-com:office:word" xmlns:w="http://schemas.openxmlformats.org/wordprocessingml/2006/main" xmlns:w14="http://schemas.microsoft.com/office/word/2010/wordml" xmlns:w15="http://schemas.microsoft.com/office/word/2012/wordml" xmlns:w16cex="http://schemas.microsoft.com/office/word/2018/wordml/cex" xmlns:w16cid="http://schemas.microsoft.com/office/word/2016/wordml/cid" xmlns:w16="http://schemas.microsoft.com/office/word/2018/wordml" xmlns:w16du="http://schemas.microsoft.com/office/word/2023/wordml/word16du" xmlns:w16sdtdh="http://schemas.microsoft.com/office/word/2020/wordml/sdtdatahash" xmlns:w16sdtfl="http://schemas.microsoft.com/office/word/2024/wordml/sdtformatlock" xmlns:w16se="http://schemas.microsoft.com/office/word/2015/wordml/symex" xmlns:wpg="http://schemas.microsoft.com/office/word/2010/wordprocessingGroup" xmlns:wpi="http://schemas.microsoft.com/office/word/2010/wordprocessingInk" xmlns:wne="http://schemas.microsoft.com/office/word/2006/wordml" xmlns:wps="http://schemas.microsoft.com/office/word/2010/wordprocessingShape" mc:Ignorable="w14 w15 w16se w16cid w16 w16cex w16sdtdh w16sdtfl w16du wp14">
   <w:body>
     <w:p>
       <w:pPr>
-        <w:pStyle w:val="Normal"/>
-        <w:spacing w:before="0" w:after="60"/>
+        <w:spacing w:after="60"/>
         <w:jc w:val="center"/>
         <w:rPr>
           <w:rFonts w:ascii="Cambria" w:hAnsi="Cambria" w:cs="Times New Roman"/>
@@ -16,7 +15,7 @@
       </w:pPr>
       <w:r>
         <w:rPr>
-          <w:rFonts w:cs="Times New Roman" w:ascii="Cambria" w:hAnsi="Cambria"/>
+          <w:rFonts w:ascii="Cambria" w:hAnsi="Cambria" w:cs="Times New Roman"/>
           <w:b/>
           <w:bCs/>
           <w:color w:val="auto"/>
@@ -28,8 +27,7 @@
     </w:p>
     <w:p>
       <w:pPr>
-        <w:pStyle w:val="Normal"/>
-        <w:spacing w:before="0" w:after="120"/>
+        <w:spacing w:after="120"/>
         <w:jc w:val="center"/>
         <w:rPr>
           <w:rFonts w:ascii="Cambria" w:hAnsi="Cambria" w:cs="Times New Roman"/>
@@ -40,39 +38,20 @@
       </w:pPr>
       <w:r>
         <w:rPr>
-          <w:rFonts w:cs="Times New Roman" w:ascii="Cambria" w:hAnsi="Cambria"/>
+          <w:rFonts w:ascii="Cambria" w:hAnsi="Cambria" w:cs="Times New Roman"/>
           <w:color w:val="auto"/>
           <w:sz w:val="24"/>
           <w:szCs w:val="24"/>
         </w:rPr>
-        <w:t xml:space="preserve">Senior </w:t>
-      </w:r>
-      <w:r>
-        <w:rPr>
-          <w:rFonts w:cs="Times New Roman" w:ascii="Cambria" w:hAnsi="Cambria"/>
-          <w:color w:val="auto"/>
-          <w:sz w:val="24"/>
-          <w:szCs w:val="24"/>
-        </w:rPr>
-        <w:t>DevOps Enginee</w:t>
-      </w:r>
-      <w:r>
-        <w:rPr>
-          <w:rFonts w:cs="Times New Roman" w:ascii="Cambria" w:hAnsi="Cambria"/>
-          <w:color w:val="auto"/>
-          <w:sz w:val="24"/>
-          <w:szCs w:val="24"/>
-        </w:rPr>
-        <w:t>r</w:t>
+        <w:t>Senior DevOps Engineer</w:t>
       </w:r>
     </w:p>
     <w:p>
       <w:pPr>
-        <w:pStyle w:val="Normal"/>
         <w:pBdr>
           <w:bottom w:val="single" w:sz="6" w:space="6" w:color="1F4E79"/>
         </w:pBdr>
-        <w:spacing w:before="0" w:after="60"/>
+        <w:spacing w:after="60"/>
         <w:jc w:val="center"/>
         <w:rPr>
           <w:rFonts w:ascii="Cambria" w:hAnsi="Cambria" w:cs="Times New Roman"/>
@@ -83,18 +62,17 @@
       </w:pPr>
       <w:r>
         <w:rPr>
-          <w:rFonts w:cs="Times New Roman" w:ascii="Cambria" w:hAnsi="Cambria"/>
+          <w:rFonts w:ascii="Cambria" w:hAnsi="Cambria" w:cs="Times New Roman"/>
           <w:color w:val="auto"/>
           <w:sz w:val="20"/>
           <w:szCs w:val="20"/>
         </w:rPr>
         <w:t xml:space="preserve">abhinavbharadwajr@zohomail.in • +919500188610 • Bengaluru, Karnataka, India • </w:t>
       </w:r>
-      <w:hyperlink r:id="rId2">
+      <w:hyperlink r:id="rId5">
         <w:r>
           <w:rPr>
-            <w:rStyle w:val="Style3"/>
-            <w:rFonts w:cs="Times New Roman" w:ascii="Cambria" w:hAnsi="Cambria"/>
+            <w:rFonts w:ascii="Cambria" w:hAnsi="Cambria" w:cs="Times New Roman"/>
             <w:color w:val="auto"/>
             <w:sz w:val="20"/>
             <w:szCs w:val="20"/>
@@ -104,18 +82,18 @@
       </w:hyperlink>
       <w:r>
         <w:rPr>
-          <w:rFonts w:cs="Times New Roman" w:ascii="Cambria" w:hAnsi="Cambria"/>
+          <w:rFonts w:ascii="Cambria" w:hAnsi="Cambria" w:cs="Times New Roman"/>
           <w:color w:val="auto"/>
           <w:sz w:val="20"/>
           <w:szCs w:val="20"/>
         </w:rPr>
         <w:t xml:space="preserve"> • </w:t>
       </w:r>
-      <w:hyperlink r:id="rId3">
+      <w:hyperlink r:id="rId6">
         <w:r>
           <w:rPr>
             <w:rStyle w:val="Hyperlink"/>
-            <w:rFonts w:cs="Times New Roman" w:ascii="Cambria" w:hAnsi="Cambria"/>
+            <w:rFonts w:ascii="Cambria" w:hAnsi="Cambria" w:cs="Times New Roman"/>
             <w:color w:val="auto"/>
             <w:sz w:val="20"/>
             <w:szCs w:val="20"/>
@@ -127,7 +105,6 @@
     </w:p>
     <w:p>
       <w:pPr>
-        <w:pStyle w:val="Normal"/>
         <w:pBdr>
           <w:bottom w:val="single" w:sz="6" w:space="4" w:color="1F4E79"/>
         </w:pBdr>
@@ -141,7 +118,7 @@
       </w:pPr>
       <w:r>
         <w:rPr>
-          <w:rFonts w:cs="Times New Roman" w:ascii="Cambria" w:hAnsi="Cambria"/>
+          <w:rFonts w:ascii="Cambria" w:hAnsi="Cambria" w:cs="Times New Roman"/>
           <w:b/>
           <w:bCs/>
           <w:color w:val="auto"/>
@@ -153,7 +130,6 @@
     </w:p>
     <w:p>
       <w:pPr>
-        <w:pStyle w:val="Normal"/>
         <w:spacing w:before="80" w:after="80"/>
         <w:jc w:val="both"/>
         <w:rPr>
@@ -165,7 +141,7 @@
       </w:pPr>
       <w:r>
         <w:rPr>
-          <w:rFonts w:cs="Times New Roman" w:ascii="Cambria" w:hAnsi="Cambria"/>
+          <w:rFonts w:ascii="Cambria" w:hAnsi="Cambria" w:cs="Times New Roman"/>
           <w:color w:val="auto"/>
           <w:sz w:val="20"/>
           <w:szCs w:val="20"/>
@@ -175,7 +151,6 @@
     </w:p>
     <w:p>
       <w:pPr>
-        <w:pStyle w:val="Normal"/>
         <w:spacing w:before="80" w:after="80"/>
         <w:jc w:val="both"/>
         <w:rPr>
@@ -187,17 +162,56 @@
       </w:pPr>
       <w:r>
         <w:rPr>
-          <w:rFonts w:cs="Times New Roman" w:ascii="Cambria" w:hAnsi="Cambria"/>
-          <w:color w:val="auto"/>
-          <w:sz w:val="20"/>
-          <w:szCs w:val="20"/>
-        </w:rPr>
-        <w:t>Focused on implementing DevOps and DevSecOps practices across CI/CD-driven deployment pipelines, Infrastructure as Code (IaC), containerized workloads, and AWS-based secure cloud architecture. Strong exposure to cloud security, IAM-based least privilege access design, governance &amp; compliance controls, and secure SDLC practices aligned with production reliability requirements.</w:t>
+          <w:rFonts w:ascii="Cambria" w:hAnsi="Cambria" w:cs="Times New Roman"/>
+          <w:color w:val="auto"/>
+          <w:sz w:val="20"/>
+          <w:szCs w:val="20"/>
+        </w:rPr>
+        <w:t xml:space="preserve">Focused on implementing DevOps and </w:t>
+      </w:r>
+      <w:proofErr w:type="spellStart"/>
+      <w:r>
+        <w:rPr>
+          <w:rFonts w:ascii="Cambria" w:hAnsi="Cambria" w:cs="Times New Roman"/>
+          <w:color w:val="auto"/>
+          <w:sz w:val="20"/>
+          <w:szCs w:val="20"/>
+        </w:rPr>
+        <w:t>DevSecOps</w:t>
+      </w:r>
+      <w:proofErr w:type="spellEnd"/>
+      <w:r>
+        <w:rPr>
+          <w:rFonts w:ascii="Cambria" w:hAnsi="Cambria" w:cs="Times New Roman"/>
+          <w:color w:val="auto"/>
+          <w:sz w:val="20"/>
+          <w:szCs w:val="20"/>
+        </w:rPr>
+        <w:t xml:space="preserve"> practices across CI/CD-driven deployment pipelines, Infrastructure as Code (</w:t>
+      </w:r>
+      <w:proofErr w:type="spellStart"/>
+      <w:r>
+        <w:rPr>
+          <w:rFonts w:ascii="Cambria" w:hAnsi="Cambria" w:cs="Times New Roman"/>
+          <w:color w:val="auto"/>
+          <w:sz w:val="20"/>
+          <w:szCs w:val="20"/>
+        </w:rPr>
+        <w:t>IaC</w:t>
+      </w:r>
+      <w:proofErr w:type="spellEnd"/>
+      <w:r>
+        <w:rPr>
+          <w:rFonts w:ascii="Cambria" w:hAnsi="Cambria" w:cs="Times New Roman"/>
+          <w:color w:val="auto"/>
+          <w:sz w:val="20"/>
+          <w:szCs w:val="20"/>
+        </w:rPr>
+        <w:t>), containerized workloads, and AWS-based secure cloud architecture. Strong exposure to cloud security, IAM-based least privilege access design, governance &amp; compliance controls, and secure SDLC practices aligned with production reliability requirements.</w:t>
       </w:r>
     </w:p>
     <w:p>
       <w:pPr>
-        <w:pStyle w:val="Normal"/>
         <w:spacing w:before="80" w:after="80"/>
         <w:jc w:val="both"/>
         <w:rPr>
@@ -209,17 +223,36 @@
       </w:pPr>
       <w:r>
         <w:rPr>
-          <w:rFonts w:cs="Times New Roman" w:ascii="Cambria" w:hAnsi="Cambria"/>
-          <w:color w:val="auto"/>
-          <w:sz w:val="20"/>
-          <w:szCs w:val="20"/>
-        </w:rPr>
-        <w:t>Long-term oriented toward DevSecOps leadership, embedding security, automation, and infrastructure resilience into modern financial systems.</w:t>
+          <w:rFonts w:ascii="Cambria" w:hAnsi="Cambria" w:cs="Times New Roman"/>
+          <w:color w:val="auto"/>
+          <w:sz w:val="20"/>
+          <w:szCs w:val="20"/>
+        </w:rPr>
+        <w:t xml:space="preserve">Long-term oriented toward </w:t>
+      </w:r>
+      <w:proofErr w:type="spellStart"/>
+      <w:r>
+        <w:rPr>
+          <w:rFonts w:ascii="Cambria" w:hAnsi="Cambria" w:cs="Times New Roman"/>
+          <w:color w:val="auto"/>
+          <w:sz w:val="20"/>
+          <w:szCs w:val="20"/>
+        </w:rPr>
+        <w:t>DevSecOps</w:t>
+      </w:r>
+      <w:proofErr w:type="spellEnd"/>
+      <w:r>
+        <w:rPr>
+          <w:rFonts w:ascii="Cambria" w:hAnsi="Cambria" w:cs="Times New Roman"/>
+          <w:color w:val="auto"/>
+          <w:sz w:val="20"/>
+          <w:szCs w:val="20"/>
+        </w:rPr>
+        <w:t xml:space="preserve"> leadership, embedding security, automation, and infrastructure resilience into modern financial systems.</w:t>
       </w:r>
     </w:p>
     <w:p>
       <w:pPr>
-        <w:pStyle w:val="Normal"/>
         <w:pBdr>
           <w:bottom w:val="single" w:sz="6" w:space="4" w:color="1F4E79"/>
         </w:pBdr>
@@ -233,7 +266,7 @@
       </w:pPr>
       <w:r>
         <w:rPr>
-          <w:rFonts w:cs="Times New Roman" w:ascii="Cambria" w:hAnsi="Cambria"/>
+          <w:rFonts w:ascii="Cambria" w:hAnsi="Cambria" w:cs="Times New Roman"/>
           <w:b/>
           <w:bCs/>
           <w:color w:val="auto"/>
@@ -247,23 +280,14 @@
       <w:tblPr>
         <w:tblStyle w:val="TableGrid"/>
         <w:tblW w:w="10201" w:type="dxa"/>
-        <w:jc w:val="left"/>
-        <w:tblInd w:w="0" w:type="dxa"/>
         <w:tblLayout w:type="fixed"/>
-        <w:tblCellMar>
-          <w:top w:w="0" w:type="dxa"/>
-          <w:left w:w="108" w:type="dxa"/>
-          <w:bottom w:w="0" w:type="dxa"/>
-          <w:right w:w="108" w:type="dxa"/>
-        </w:tblCellMar>
-        <w:tblLook w:val="04a0" w:noHBand="0" w:noVBand="1" w:firstColumn="1" w:lastRow="0" w:lastColumn="0" w:firstRow="1"/>
+        <w:tblLook w:val="04A0" w:firstRow="1" w:lastRow="0" w:firstColumn="1" w:lastColumn="0" w:noHBand="0" w:noVBand="1"/>
       </w:tblPr>
       <w:tblGrid>
-        <w:gridCol w:w="6373"/>
+        <w:gridCol w:w="6374"/>
         <w:gridCol w:w="3827"/>
       </w:tblGrid>
       <w:tr>
-        <w:trPr/>
         <w:tc>
           <w:tcPr>
             <w:tcW w:w="6373" w:type="dxa"/>
@@ -277,15 +301,10 @@
           </w:tcPr>
           <w:p>
             <w:pPr>
-              <w:pStyle w:val="Normal"/>
-              <w:widowControl/>
               <w:tabs>
-                <w:tab w:val="clear" w:pos="720"/>
-                <w:tab w:val="right" w:pos="9360" w:leader="none"/>
+                <w:tab w:val="right" w:pos="9360"/>
               </w:tabs>
-              <w:suppressAutoHyphens w:val="true"/>
               <w:spacing w:before="60" w:after="60"/>
-              <w:jc w:val="left"/>
               <w:rPr>
                 <w:rFonts w:ascii="Cambria" w:hAnsi="Cambria" w:cs="Times New Roman"/>
                 <w:color w:val="auto"/>
@@ -295,40 +314,47 @@
             </w:pPr>
             <w:r>
               <w:rPr>
-                <w:rFonts w:eastAsia="Arial" w:cs="Times New Roman" w:ascii="Cambria" w:hAnsi="Cambria"/>
+                <w:rFonts w:ascii="Cambria" w:hAnsi="Cambria" w:cs="Times New Roman"/>
                 <w:b/>
                 <w:bCs/>
                 <w:color w:val="auto"/>
-                <w:kern w:val="0"/>
                 <w:sz w:val="20"/>
                 <w:szCs w:val="20"/>
-                <w:lang w:val="en-IN" w:eastAsia="en-IN" w:bidi="ta-IN"/>
               </w:rPr>
               <w:t>Senior DevOps Engineer</w:t>
             </w:r>
             <w:r>
               <w:rPr>
-                <w:rFonts w:eastAsia="Arial" w:cs="Times New Roman" w:ascii="Cambria" w:hAnsi="Cambria"/>
-                <w:color w:val="auto"/>
-                <w:kern w:val="0"/>
+                <w:rFonts w:ascii="Cambria" w:hAnsi="Cambria" w:cs="Times New Roman"/>
+                <w:color w:val="auto"/>
                 <w:sz w:val="20"/>
                 <w:szCs w:val="20"/>
-                <w:lang w:val="en-IN" w:eastAsia="en-IN" w:bidi="ta-IN"/>
               </w:rPr>
               <w:t xml:space="preserve"> | </w:t>
             </w:r>
-            <w:r>
-              <w:rPr>
-                <w:rFonts w:eastAsia="Arial" w:cs="Times New Roman" w:ascii="Cambria" w:hAnsi="Cambria"/>
+            <w:proofErr w:type="spellStart"/>
+            <w:r>
+              <w:rPr>
+                <w:rFonts w:ascii="Cambria" w:hAnsi="Cambria" w:cs="Times New Roman"/>
                 <w:b/>
                 <w:bCs/>
                 <w:color w:val="auto"/>
-                <w:kern w:val="0"/>
                 <w:sz w:val="20"/>
                 <w:szCs w:val="20"/>
-                <w:lang w:val="en-IN" w:eastAsia="en-IN" w:bidi="ta-IN"/>
-              </w:rPr>
-              <w:t>OnFinance AI</w:t>
+              </w:rPr>
+              <w:t>OnFinance</w:t>
+            </w:r>
+            <w:proofErr w:type="spellEnd"/>
+            <w:r>
+              <w:rPr>
+                <w:rFonts w:ascii="Cambria" w:hAnsi="Cambria" w:cs="Times New Roman"/>
+                <w:b/>
+                <w:bCs/>
+                <w:color w:val="auto"/>
+                <w:sz w:val="20"/>
+                <w:szCs w:val="20"/>
+              </w:rPr>
+              <w:t xml:space="preserve"> AI</w:t>
             </w:r>
           </w:p>
         </w:tc>
@@ -345,9 +371,6 @@
           </w:tcPr>
           <w:p>
             <w:pPr>
-              <w:pStyle w:val="Normal"/>
-              <w:widowControl/>
-              <w:suppressAutoHyphens w:val="true"/>
               <w:spacing w:before="40" w:after="40"/>
               <w:jc w:val="right"/>
               <w:rPr>
@@ -359,14 +382,12 @@
             </w:pPr>
             <w:r>
               <w:rPr>
-                <w:rFonts w:eastAsia="Arial" w:cs="Times New Roman" w:ascii="Cambria" w:hAnsi="Cambria"/>
+                <w:rFonts w:ascii="Cambria" w:hAnsi="Cambria" w:cs="Times New Roman"/>
                 <w:i/>
                 <w:iCs/>
                 <w:color w:val="auto"/>
-                <w:kern w:val="0"/>
                 <w:sz w:val="20"/>
                 <w:szCs w:val="20"/>
-                <w:lang w:val="en-IN" w:eastAsia="en-IN" w:bidi="ta-IN"/>
               </w:rPr>
               <w:t>Jan 2026 – Feb 2026</w:t>
             </w:r>
@@ -374,7 +395,6 @@
         </w:tc>
       </w:tr>
       <w:tr>
-        <w:trPr/>
         <w:tc>
           <w:tcPr>
             <w:tcW w:w="10200" w:type="dxa"/>
@@ -390,13 +410,11 @@
           <w:p>
             <w:pPr>
               <w:pStyle w:val="ListParagraph"/>
-              <w:widowControl/>
               <w:numPr>
                 <w:ilvl w:val="0"/>
                 <w:numId w:val="4"/>
               </w:numPr>
-              <w:suppressAutoHyphens w:val="true"/>
-              <w:spacing w:lineRule="auto" w:line="276" w:before="80" w:after="80"/>
+              <w:spacing w:before="80" w:after="80" w:line="276" w:lineRule="auto"/>
               <w:jc w:val="both"/>
               <w:rPr>
                 <w:rFonts w:ascii="Cambria" w:hAnsi="Cambria" w:cs="Times New Roman"/>
@@ -407,12 +425,10 @@
             </w:pPr>
             <w:r>
               <w:rPr>
-                <w:rFonts w:eastAsia="Arial" w:cs="Times New Roman" w:ascii="Cambria" w:hAnsi="Cambria"/>
-                <w:color w:val="auto"/>
-                <w:kern w:val="0"/>
-                <w:sz w:val="18"/>
-                <w:szCs w:val="18"/>
-                <w:lang w:val="en-IN" w:eastAsia="en-IN" w:bidi="ta-IN"/>
+                <w:rFonts w:ascii="Cambria" w:hAnsi="Cambria" w:cs="Times New Roman"/>
+                <w:color w:val="auto"/>
+                <w:sz w:val="18"/>
+                <w:szCs w:val="18"/>
               </w:rPr>
               <w:t>Designed and enforced AWS IAM role segregation implementing least privilege access and Role-Based Access Control (RBAC) across Platform, Development, and Cloud Administration teams.</w:t>
             </w:r>
@@ -420,13 +436,11 @@
           <w:p>
             <w:pPr>
               <w:pStyle w:val="ListParagraph"/>
-              <w:widowControl/>
               <w:numPr>
                 <w:ilvl w:val="0"/>
                 <w:numId w:val="5"/>
               </w:numPr>
-              <w:suppressAutoHyphens w:val="true"/>
-              <w:spacing w:lineRule="auto" w:line="276" w:before="80" w:after="80"/>
+              <w:spacing w:before="80" w:after="80" w:line="276" w:lineRule="auto"/>
               <w:jc w:val="both"/>
               <w:rPr>
                 <w:rFonts w:ascii="Cambria" w:hAnsi="Cambria" w:cs="Times New Roman"/>
@@ -437,12 +451,10 @@
             </w:pPr>
             <w:r>
               <w:rPr>
-                <w:rFonts w:eastAsia="Arial" w:cs="Times New Roman" w:ascii="Cambria" w:hAnsi="Cambria"/>
-                <w:color w:val="auto"/>
-                <w:kern w:val="0"/>
-                <w:sz w:val="18"/>
-                <w:szCs w:val="18"/>
-                <w:lang w:val="en-IN" w:eastAsia="en-IN" w:bidi="ta-IN"/>
+                <w:rFonts w:ascii="Cambria" w:hAnsi="Cambria" w:cs="Times New Roman"/>
+                <w:color w:val="auto"/>
+                <w:sz w:val="18"/>
+                <w:szCs w:val="18"/>
               </w:rPr>
               <w:t>Implemented organization-wide multi-factor authentication (2FA), strengthening cloud security posture and reducing attack surfaces across operational access planes.</w:t>
             </w:r>
@@ -450,13 +462,11 @@
           <w:p>
             <w:pPr>
               <w:pStyle w:val="ListParagraph"/>
-              <w:widowControl/>
               <w:numPr>
                 <w:ilvl w:val="0"/>
                 <w:numId w:val="6"/>
               </w:numPr>
-              <w:suppressAutoHyphens w:val="true"/>
-              <w:spacing w:lineRule="auto" w:line="276" w:before="80" w:after="80"/>
+              <w:spacing w:before="80" w:after="80" w:line="276" w:lineRule="auto"/>
               <w:jc w:val="both"/>
               <w:rPr>
                 <w:rFonts w:ascii="Cambria" w:hAnsi="Cambria" w:cs="Times New Roman"/>
@@ -467,12 +477,10 @@
             </w:pPr>
             <w:r>
               <w:rPr>
-                <w:rFonts w:eastAsia="Arial" w:cs="Times New Roman" w:ascii="Cambria" w:hAnsi="Cambria"/>
-                <w:color w:val="auto"/>
-                <w:kern w:val="0"/>
-                <w:sz w:val="18"/>
-                <w:szCs w:val="18"/>
-                <w:lang w:val="en-IN" w:eastAsia="en-IN" w:bidi="ta-IN"/>
+                <w:rFonts w:ascii="Cambria" w:hAnsi="Cambria" w:cs="Times New Roman"/>
+                <w:color w:val="auto"/>
+                <w:sz w:val="18"/>
+                <w:szCs w:val="18"/>
               </w:rPr>
               <w:t>Strengthened secure cloud architecture by refining IAM policies, enforcing least privilege access, and aligning access controls with governance standards.</w:t>
             </w:r>
@@ -480,13 +488,11 @@
           <w:p>
             <w:pPr>
               <w:pStyle w:val="ListParagraph"/>
-              <w:widowControl/>
               <w:numPr>
                 <w:ilvl w:val="0"/>
                 <w:numId w:val="7"/>
               </w:numPr>
-              <w:suppressAutoHyphens w:val="true"/>
-              <w:spacing w:lineRule="auto" w:line="276" w:before="80" w:after="80"/>
+              <w:spacing w:before="80" w:after="80" w:line="276" w:lineRule="auto"/>
               <w:jc w:val="both"/>
               <w:rPr>
                 <w:rFonts w:ascii="Cambria" w:hAnsi="Cambria" w:cs="Times New Roman"/>
@@ -497,26 +503,62 @@
             </w:pPr>
             <w:r>
               <w:rPr>
-                <w:rFonts w:eastAsia="Arial" w:cs="Times New Roman" w:ascii="Cambria" w:hAnsi="Cambria"/>
-                <w:color w:val="auto"/>
-                <w:kern w:val="0"/>
-                <w:sz w:val="18"/>
-                <w:szCs w:val="18"/>
-                <w:lang w:val="en-IN" w:eastAsia="en-IN" w:bidi="ta-IN"/>
-              </w:rPr>
-              <w:t>Contributed to migration from LiteLLM to BiFrost LLM Gateway, improving operational reliability, usage governance, and secure service delivery.</w:t>
+                <w:rFonts w:ascii="Cambria" w:hAnsi="Cambria" w:cs="Times New Roman"/>
+                <w:color w:val="auto"/>
+                <w:sz w:val="18"/>
+                <w:szCs w:val="18"/>
+              </w:rPr>
+              <w:t xml:space="preserve">Contributed to migration from </w:t>
+            </w:r>
+            <w:proofErr w:type="spellStart"/>
+            <w:r>
+              <w:rPr>
+                <w:rFonts w:ascii="Cambria" w:hAnsi="Cambria" w:cs="Times New Roman"/>
+                <w:color w:val="auto"/>
+                <w:sz w:val="18"/>
+                <w:szCs w:val="18"/>
+              </w:rPr>
+              <w:t>LiteLLM</w:t>
+            </w:r>
+            <w:proofErr w:type="spellEnd"/>
+            <w:r>
+              <w:rPr>
+                <w:rFonts w:ascii="Cambria" w:hAnsi="Cambria" w:cs="Times New Roman"/>
+                <w:color w:val="auto"/>
+                <w:sz w:val="18"/>
+                <w:szCs w:val="18"/>
+              </w:rPr>
+              <w:t xml:space="preserve"> to </w:t>
+            </w:r>
+            <w:proofErr w:type="spellStart"/>
+            <w:r>
+              <w:rPr>
+                <w:rFonts w:ascii="Cambria" w:hAnsi="Cambria" w:cs="Times New Roman"/>
+                <w:color w:val="auto"/>
+                <w:sz w:val="18"/>
+                <w:szCs w:val="18"/>
+              </w:rPr>
+              <w:t>BiFrost</w:t>
+            </w:r>
+            <w:proofErr w:type="spellEnd"/>
+            <w:r>
+              <w:rPr>
+                <w:rFonts w:ascii="Cambria" w:hAnsi="Cambria" w:cs="Times New Roman"/>
+                <w:color w:val="auto"/>
+                <w:sz w:val="18"/>
+                <w:szCs w:val="18"/>
+              </w:rPr>
+              <w:t xml:space="preserve"> LLM Gateway, improving operational reliability, usage governance, and secure service delivery.</w:t>
             </w:r>
           </w:p>
           <w:p>
             <w:pPr>
               <w:pStyle w:val="ListParagraph"/>
-              <w:widowControl/>
               <w:numPr>
                 <w:ilvl w:val="0"/>
                 <w:numId w:val="8"/>
               </w:numPr>
-              <w:suppressAutoHyphens w:val="true"/>
-              <w:spacing w:lineRule="auto" w:line="276" w:before="80" w:after="80"/>
+              <w:spacing w:before="80" w:after="80" w:line="276" w:lineRule="auto"/>
               <w:jc w:val="both"/>
               <w:rPr>
                 <w:rFonts w:ascii="Cambria" w:hAnsi="Cambria" w:cs="Times New Roman"/>
@@ -527,20 +569,37 @@
             </w:pPr>
             <w:r>
               <w:rPr>
-                <w:rFonts w:eastAsia="Arial" w:cs="Times New Roman" w:ascii="Cambria" w:hAnsi="Cambria"/>
-                <w:color w:val="auto"/>
-                <w:kern w:val="0"/>
-                <w:sz w:val="18"/>
-                <w:szCs w:val="18"/>
-                <w:lang w:val="en-IN" w:eastAsia="en-IN" w:bidi="ta-IN"/>
-              </w:rPr>
-              <w:t>Operated within a high-velocity cloud-native startup environment implementing DevSecOps-oriented secure deployment practices.</w:t>
+                <w:rFonts w:ascii="Cambria" w:hAnsi="Cambria" w:cs="Times New Roman"/>
+                <w:color w:val="auto"/>
+                <w:sz w:val="18"/>
+                <w:szCs w:val="18"/>
+              </w:rPr>
+              <w:t xml:space="preserve">Operated within a high-velocity cloud-native startup environment implementing </w:t>
+            </w:r>
+            <w:proofErr w:type="spellStart"/>
+            <w:r>
+              <w:rPr>
+                <w:rFonts w:ascii="Cambria" w:hAnsi="Cambria" w:cs="Times New Roman"/>
+                <w:color w:val="auto"/>
+                <w:sz w:val="18"/>
+                <w:szCs w:val="18"/>
+              </w:rPr>
+              <w:t>DevSecOps</w:t>
+            </w:r>
+            <w:proofErr w:type="spellEnd"/>
+            <w:r>
+              <w:rPr>
+                <w:rFonts w:ascii="Cambria" w:hAnsi="Cambria" w:cs="Times New Roman"/>
+                <w:color w:val="auto"/>
+                <w:sz w:val="18"/>
+                <w:szCs w:val="18"/>
+              </w:rPr>
+              <w:t>-oriented secure deployment practices.</w:t>
             </w:r>
           </w:p>
         </w:tc>
       </w:tr>
       <w:tr>
-        <w:trPr/>
         <w:tc>
           <w:tcPr>
             <w:tcW w:w="6373" w:type="dxa"/>
@@ -554,15 +613,10 @@
           </w:tcPr>
           <w:p>
             <w:pPr>
-              <w:pStyle w:val="Normal"/>
-              <w:widowControl/>
               <w:tabs>
-                <w:tab w:val="clear" w:pos="720"/>
-                <w:tab w:val="right" w:pos="9360" w:leader="none"/>
+                <w:tab w:val="right" w:pos="9360"/>
               </w:tabs>
-              <w:suppressAutoHyphens w:val="true"/>
               <w:spacing w:before="60" w:after="60"/>
-              <w:jc w:val="left"/>
               <w:rPr>
                 <w:rFonts w:ascii="Cambria" w:hAnsi="Cambria" w:cs="Times New Roman"/>
                 <w:b/>
@@ -574,14 +628,12 @@
             </w:pPr>
             <w:r>
               <w:rPr>
-                <w:rFonts w:eastAsia="Arial" w:cs="Times New Roman" w:ascii="Cambria" w:hAnsi="Cambria"/>
+                <w:rFonts w:ascii="Cambria" w:hAnsi="Cambria" w:cs="Times New Roman"/>
                 <w:b/>
                 <w:bCs/>
                 <w:color w:val="auto"/>
-                <w:kern w:val="0"/>
                 <w:sz w:val="20"/>
                 <w:szCs w:val="20"/>
-                <w:lang w:val="en-IN" w:eastAsia="en-IN" w:bidi="ta-IN"/>
               </w:rPr>
               <w:t>DevOps Engineer | Servion Global Solutions</w:t>
             </w:r>
@@ -600,31 +652,25 @@
           </w:tcPr>
           <w:p>
             <w:pPr>
-              <w:pStyle w:val="Normal"/>
-              <w:widowControl/>
-              <w:suppressAutoHyphens w:val="true"/>
               <w:spacing w:before="40" w:after="40"/>
               <w:jc w:val="right"/>
               <w:rPr>
                 <w:rFonts w:ascii="Cambria" w:hAnsi="Cambria" w:cs="Times New Roman"/>
                 <w:i/>
+                <w:iCs/>
+                <w:color w:val="auto"/>
+                <w:sz w:val="20"/>
+                <w:szCs w:val="20"/>
+              </w:rPr>
+            </w:pPr>
+            <w:r>
+              <w:rPr>
+                <w:rFonts w:ascii="Cambria" w:hAnsi="Cambria" w:cs="Times New Roman"/>
                 <w:i/>
                 <w:iCs/>
                 <w:color w:val="auto"/>
                 <w:sz w:val="20"/>
                 <w:szCs w:val="20"/>
-              </w:rPr>
-            </w:pPr>
-            <w:r>
-              <w:rPr>
-                <w:rFonts w:eastAsia="Arial" w:cs="Times New Roman" w:ascii="Cambria" w:hAnsi="Cambria"/>
-                <w:i/>
-                <w:iCs/>
-                <w:color w:val="auto"/>
-                <w:kern w:val="0"/>
-                <w:sz w:val="20"/>
-                <w:szCs w:val="20"/>
-                <w:lang w:val="en-IN" w:eastAsia="en-IN" w:bidi="ta-IN"/>
               </w:rPr>
               <w:t>Oct 2021 – Jan 2026</w:t>
             </w:r>
@@ -632,7 +678,6 @@
         </w:tc>
       </w:tr>
       <w:tr>
-        <w:trPr/>
         <w:tc>
           <w:tcPr>
             <w:tcW w:w="10200" w:type="dxa"/>
@@ -648,13 +693,11 @@
           <w:p>
             <w:pPr>
               <w:pStyle w:val="ListParagraph"/>
-              <w:widowControl/>
               <w:numPr>
                 <w:ilvl w:val="0"/>
                 <w:numId w:val="9"/>
               </w:numPr>
-              <w:suppressAutoHyphens w:val="true"/>
-              <w:spacing w:lineRule="auto" w:line="276" w:before="80" w:after="80"/>
+              <w:spacing w:before="80" w:after="80" w:line="276" w:lineRule="auto"/>
               <w:jc w:val="both"/>
               <w:rPr>
                 <w:rFonts w:ascii="Cambria" w:hAnsi="Cambria" w:cs="Times New Roman"/>
@@ -665,26 +708,42 @@
             </w:pPr>
             <w:r>
               <w:rPr>
-                <w:rFonts w:eastAsia="Arial" w:cs="Times New Roman" w:ascii="Cambria" w:hAnsi="Cambria"/>
-                <w:color w:val="auto"/>
-                <w:kern w:val="0"/>
-                <w:sz w:val="18"/>
-                <w:szCs w:val="18"/>
-                <w:lang w:val="en-IN" w:eastAsia="en-IN" w:bidi="ta-IN"/>
-              </w:rPr>
-              <w:t>Contributed to enterprise-scale modernization initiatives for Dubai Islamic Bank (DIB) under the Core Banking Transformation Program (Oracle Flexcube → Temenos T24 Transact), operating within regulated environments requiring strict governance &amp; compliance controls.</w:t>
+                <w:rFonts w:ascii="Cambria" w:hAnsi="Cambria" w:cs="Times New Roman"/>
+                <w:color w:val="auto"/>
+                <w:sz w:val="18"/>
+                <w:szCs w:val="18"/>
+              </w:rPr>
+              <w:t xml:space="preserve">Contributed to enterprise-scale modernization initiatives for Dubai Islamic Bank (DIB) under the Core Banking Transformation Program (Oracle </w:t>
+            </w:r>
+            <w:proofErr w:type="spellStart"/>
+            <w:r>
+              <w:rPr>
+                <w:rFonts w:ascii="Cambria" w:hAnsi="Cambria" w:cs="Times New Roman"/>
+                <w:color w:val="auto"/>
+                <w:sz w:val="18"/>
+                <w:szCs w:val="18"/>
+              </w:rPr>
+              <w:t>Flexcube</w:t>
+            </w:r>
+            <w:proofErr w:type="spellEnd"/>
+            <w:r>
+              <w:rPr>
+                <w:rFonts w:ascii="Cambria" w:hAnsi="Cambria" w:cs="Times New Roman"/>
+                <w:color w:val="auto"/>
+                <w:sz w:val="18"/>
+                <w:szCs w:val="18"/>
+              </w:rPr>
+              <w:t xml:space="preserve"> → Temenos T24 Transact), operating within regulated environments requiring strict governance &amp; compliance controls.</w:t>
             </w:r>
           </w:p>
           <w:p>
             <w:pPr>
               <w:pStyle w:val="ListParagraph"/>
-              <w:widowControl/>
               <w:numPr>
                 <w:ilvl w:val="0"/>
                 <w:numId w:val="10"/>
               </w:numPr>
-              <w:suppressAutoHyphens w:val="true"/>
-              <w:spacing w:lineRule="auto" w:line="276" w:before="80" w:after="80"/>
+              <w:spacing w:before="80" w:after="80" w:line="276" w:lineRule="auto"/>
               <w:jc w:val="both"/>
               <w:rPr>
                 <w:rFonts w:ascii="Cambria" w:hAnsi="Cambria" w:cs="Times New Roman"/>
@@ -695,12 +754,10 @@
             </w:pPr>
             <w:r>
               <w:rPr>
-                <w:rFonts w:eastAsia="Arial" w:cs="Times New Roman" w:ascii="Cambria" w:hAnsi="Cambria"/>
-                <w:color w:val="auto"/>
-                <w:kern w:val="0"/>
-                <w:sz w:val="18"/>
-                <w:szCs w:val="18"/>
-                <w:lang w:val="en-IN" w:eastAsia="en-IN" w:bidi="ta-IN"/>
+                <w:rFonts w:ascii="Cambria" w:hAnsi="Cambria" w:cs="Times New Roman"/>
+                <w:color w:val="auto"/>
+                <w:sz w:val="18"/>
+                <w:szCs w:val="18"/>
               </w:rPr>
               <w:t>Designed and optimized REST APIs within distributed systems architecture, improving middleware performance and enhancing production reliability.</w:t>
             </w:r>
@@ -708,13 +765,11 @@
           <w:p>
             <w:pPr>
               <w:pStyle w:val="ListParagraph"/>
-              <w:widowControl/>
               <w:numPr>
                 <w:ilvl w:val="0"/>
                 <w:numId w:val="11"/>
               </w:numPr>
-              <w:suppressAutoHyphens w:val="true"/>
-              <w:spacing w:lineRule="auto" w:line="276" w:before="80" w:after="80"/>
+              <w:spacing w:before="80" w:after="80" w:line="276" w:lineRule="auto"/>
               <w:jc w:val="both"/>
               <w:rPr>
                 <w:rFonts w:ascii="Cambria" w:hAnsi="Cambria" w:cs="Times New Roman"/>
@@ -725,12 +780,10 @@
             </w:pPr>
             <w:r>
               <w:rPr>
-                <w:rFonts w:eastAsia="Arial" w:cs="Times New Roman" w:ascii="Cambria" w:hAnsi="Cambria"/>
-                <w:color w:val="auto"/>
-                <w:kern w:val="0"/>
-                <w:sz w:val="18"/>
-                <w:szCs w:val="18"/>
-                <w:lang w:val="en-IN" w:eastAsia="en-IN" w:bidi="ta-IN"/>
+                <w:rFonts w:ascii="Cambria" w:hAnsi="Cambria" w:cs="Times New Roman"/>
+                <w:color w:val="auto"/>
+                <w:sz w:val="18"/>
+                <w:szCs w:val="18"/>
               </w:rPr>
               <w:t>Implemented Kafka-based event-driven messaging systems supporting scalable microservices across mission-critical banking channels.</w:t>
             </w:r>
@@ -738,13 +791,11 @@
           <w:p>
             <w:pPr>
               <w:pStyle w:val="ListParagraph"/>
-              <w:widowControl/>
               <w:numPr>
                 <w:ilvl w:val="0"/>
                 <w:numId w:val="12"/>
               </w:numPr>
-              <w:suppressAutoHyphens w:val="true"/>
-              <w:spacing w:lineRule="auto" w:line="276" w:before="80" w:after="80"/>
+              <w:spacing w:before="80" w:after="80" w:line="276" w:lineRule="auto"/>
               <w:jc w:val="both"/>
               <w:rPr>
                 <w:rFonts w:ascii="Cambria" w:hAnsi="Cambria" w:cs="Times New Roman"/>
@@ -755,12 +806,10 @@
             </w:pPr>
             <w:r>
               <w:rPr>
-                <w:rFonts w:eastAsia="Arial" w:cs="Times New Roman" w:ascii="Cambria" w:hAnsi="Cambria"/>
-                <w:color w:val="auto"/>
-                <w:kern w:val="0"/>
-                <w:sz w:val="18"/>
-                <w:szCs w:val="18"/>
-                <w:lang w:val="en-IN" w:eastAsia="en-IN" w:bidi="ta-IN"/>
+                <w:rFonts w:ascii="Cambria" w:hAnsi="Cambria" w:cs="Times New Roman"/>
+                <w:color w:val="auto"/>
+                <w:sz w:val="18"/>
+                <w:szCs w:val="18"/>
               </w:rPr>
               <w:t>Developed Jenkins-based CI/CD deployment pipelines, advancing release automation and reducing deployment lead time by 40%.</w:t>
             </w:r>
@@ -768,13 +817,11 @@
           <w:p>
             <w:pPr>
               <w:pStyle w:val="ListParagraph"/>
-              <w:widowControl/>
               <w:numPr>
                 <w:ilvl w:val="0"/>
                 <w:numId w:val="13"/>
               </w:numPr>
-              <w:suppressAutoHyphens w:val="true"/>
-              <w:spacing w:lineRule="auto" w:line="276" w:before="80" w:after="80"/>
+              <w:spacing w:before="80" w:after="80" w:line="276" w:lineRule="auto"/>
               <w:jc w:val="both"/>
               <w:rPr>
                 <w:rFonts w:ascii="Cambria" w:hAnsi="Cambria" w:cs="Times New Roman"/>
@@ -785,12 +832,10 @@
             </w:pPr>
             <w:r>
               <w:rPr>
-                <w:rFonts w:eastAsia="Arial" w:cs="Times New Roman" w:ascii="Cambria" w:hAnsi="Cambria"/>
-                <w:color w:val="auto"/>
-                <w:kern w:val="0"/>
-                <w:sz w:val="18"/>
-                <w:szCs w:val="18"/>
-                <w:lang w:val="en-IN" w:eastAsia="en-IN" w:bidi="ta-IN"/>
+                <w:rFonts w:ascii="Cambria" w:hAnsi="Cambria" w:cs="Times New Roman"/>
+                <w:color w:val="auto"/>
+                <w:sz w:val="18"/>
+                <w:szCs w:val="18"/>
               </w:rPr>
               <w:t>Applied Git-based branching strategies to enable secure SDLC workflows and traceable release governance across multi-team environments.</w:t>
             </w:r>
@@ -798,13 +843,11 @@
           <w:p>
             <w:pPr>
               <w:pStyle w:val="ListParagraph"/>
-              <w:widowControl/>
               <w:numPr>
                 <w:ilvl w:val="0"/>
                 <w:numId w:val="14"/>
               </w:numPr>
-              <w:suppressAutoHyphens w:val="true"/>
-              <w:spacing w:lineRule="auto" w:line="276" w:before="80" w:after="80"/>
+              <w:spacing w:before="80" w:after="80" w:line="276" w:lineRule="auto"/>
               <w:jc w:val="both"/>
               <w:rPr>
                 <w:rFonts w:ascii="Cambria" w:hAnsi="Cambria" w:cs="Times New Roman"/>
@@ -815,12 +858,10 @@
             </w:pPr>
             <w:r>
               <w:rPr>
-                <w:rFonts w:eastAsia="Arial" w:cs="Times New Roman" w:ascii="Cambria" w:hAnsi="Cambria"/>
-                <w:color w:val="auto"/>
-                <w:kern w:val="0"/>
-                <w:sz w:val="18"/>
-                <w:szCs w:val="18"/>
-                <w:lang w:val="en-IN" w:eastAsia="en-IN" w:bidi="ta-IN"/>
+                <w:rFonts w:ascii="Cambria" w:hAnsi="Cambria" w:cs="Times New Roman"/>
+                <w:color w:val="auto"/>
+                <w:sz w:val="18"/>
+                <w:szCs w:val="18"/>
               </w:rPr>
               <w:t>Collaborated with infrastructure and operations teams to align deployments with environment readiness, compliance standards, and system stability objectives.</w:t>
             </w:r>
@@ -828,7 +869,6 @@
         </w:tc>
       </w:tr>
       <w:tr>
-        <w:trPr/>
         <w:tc>
           <w:tcPr>
             <w:tcW w:w="6373" w:type="dxa"/>
@@ -842,15 +882,10 @@
           </w:tcPr>
           <w:p>
             <w:pPr>
-              <w:pStyle w:val="Normal"/>
-              <w:widowControl/>
               <w:tabs>
-                <w:tab w:val="clear" w:pos="720"/>
-                <w:tab w:val="right" w:pos="9360" w:leader="none"/>
+                <w:tab w:val="right" w:pos="9360"/>
               </w:tabs>
-              <w:suppressAutoHyphens w:val="true"/>
               <w:spacing w:before="60" w:after="60"/>
-              <w:jc w:val="left"/>
               <w:rPr>
                 <w:rFonts w:ascii="Cambria" w:hAnsi="Cambria" w:cs="Times New Roman"/>
                 <w:b/>
@@ -862,38 +897,32 @@
             </w:pPr>
             <w:r>
               <w:rPr>
-                <w:rFonts w:eastAsia="Arial" w:cs="Times New Roman" w:ascii="Cambria" w:hAnsi="Cambria"/>
+                <w:rFonts w:ascii="Cambria" w:hAnsi="Cambria" w:cs="Times New Roman"/>
                 <w:b/>
                 <w:bCs/>
                 <w:color w:val="auto"/>
-                <w:kern w:val="0"/>
                 <w:sz w:val="20"/>
                 <w:szCs w:val="20"/>
-                <w:lang w:val="en-IN" w:eastAsia="en-IN" w:bidi="ta-IN"/>
               </w:rPr>
               <w:t>Site Reliability Engineer – Networking</w:t>
             </w:r>
             <w:r>
               <w:rPr>
-                <w:rFonts w:eastAsia="Arial" w:cs="Times New Roman" w:ascii="Cambria" w:hAnsi="Cambria"/>
-                <w:color w:val="auto"/>
-                <w:kern w:val="0"/>
+                <w:rFonts w:ascii="Cambria" w:hAnsi="Cambria" w:cs="Times New Roman"/>
+                <w:color w:val="auto"/>
                 <w:sz w:val="20"/>
                 <w:szCs w:val="20"/>
-                <w:lang w:val="en-IN" w:eastAsia="en-IN" w:bidi="ta-IN"/>
               </w:rPr>
               <w:t xml:space="preserve"> | </w:t>
             </w:r>
             <w:r>
               <w:rPr>
-                <w:rFonts w:eastAsia="Arial" w:cs="Times New Roman" w:ascii="Cambria" w:hAnsi="Cambria"/>
+                <w:rFonts w:ascii="Cambria" w:hAnsi="Cambria" w:cs="Times New Roman"/>
                 <w:b/>
                 <w:bCs/>
                 <w:color w:val="auto"/>
-                <w:kern w:val="0"/>
                 <w:sz w:val="20"/>
                 <w:szCs w:val="20"/>
-                <w:lang w:val="en-IN" w:eastAsia="en-IN" w:bidi="ta-IN"/>
               </w:rPr>
               <w:t>Tejas Networks</w:t>
             </w:r>
@@ -912,31 +941,25 @@
           </w:tcPr>
           <w:p>
             <w:pPr>
-              <w:pStyle w:val="Normal"/>
-              <w:widowControl/>
-              <w:suppressAutoHyphens w:val="true"/>
               <w:spacing w:before="40" w:after="40"/>
               <w:jc w:val="right"/>
               <w:rPr>
                 <w:rFonts w:ascii="Cambria" w:hAnsi="Cambria" w:cs="Times New Roman"/>
                 <w:i/>
+                <w:iCs/>
+                <w:color w:val="auto"/>
+                <w:sz w:val="20"/>
+                <w:szCs w:val="20"/>
+              </w:rPr>
+            </w:pPr>
+            <w:r>
+              <w:rPr>
+                <w:rFonts w:ascii="Cambria" w:hAnsi="Cambria" w:cs="Times New Roman"/>
                 <w:i/>
                 <w:iCs/>
                 <w:color w:val="auto"/>
                 <w:sz w:val="20"/>
                 <w:szCs w:val="20"/>
-              </w:rPr>
-            </w:pPr>
-            <w:r>
-              <w:rPr>
-                <w:rFonts w:eastAsia="Arial" w:cs="Times New Roman" w:ascii="Cambria" w:hAnsi="Cambria"/>
-                <w:i/>
-                <w:iCs/>
-                <w:color w:val="auto"/>
-                <w:kern w:val="0"/>
-                <w:sz w:val="20"/>
-                <w:szCs w:val="20"/>
-                <w:lang w:val="en-IN" w:eastAsia="en-IN" w:bidi="ta-IN"/>
               </w:rPr>
               <w:t>Nov 2019 – Oct 2021</w:t>
             </w:r>
@@ -944,7 +967,6 @@
         </w:tc>
       </w:tr>
       <w:tr>
-        <w:trPr/>
         <w:tc>
           <w:tcPr>
             <w:tcW w:w="10200" w:type="dxa"/>
@@ -960,14 +982,12 @@
           <w:p>
             <w:pPr>
               <w:pStyle w:val="ListParagraph"/>
-              <w:widowControl/>
               <w:numPr>
                 <w:ilvl w:val="0"/>
                 <w:numId w:val="15"/>
               </w:numPr>
-              <w:suppressAutoHyphens w:val="true"/>
-              <w:spacing w:lineRule="auto" w:line="276" w:before="80" w:after="80"/>
-              <w:ind w:hanging="198" w:left="357"/>
+              <w:spacing w:before="80" w:after="80" w:line="276" w:lineRule="auto"/>
+              <w:ind w:left="357" w:hanging="198"/>
               <w:jc w:val="both"/>
               <w:rPr>
                 <w:rFonts w:ascii="Cambria" w:hAnsi="Cambria" w:cs="Times New Roman"/>
@@ -978,12 +998,10 @@
             </w:pPr>
             <w:r>
               <w:rPr>
-                <w:rFonts w:eastAsia="Arial" w:cs="Times New Roman" w:ascii="Cambria" w:hAnsi="Cambria"/>
-                <w:color w:val="auto"/>
-                <w:kern w:val="0"/>
-                <w:sz w:val="18"/>
-                <w:szCs w:val="18"/>
-                <w:lang w:val="en-IN" w:eastAsia="en-IN" w:bidi="ta-IN"/>
+                <w:rFonts w:ascii="Cambria" w:hAnsi="Cambria" w:cs="Times New Roman"/>
+                <w:color w:val="auto"/>
+                <w:sz w:val="18"/>
+                <w:szCs w:val="18"/>
               </w:rPr>
               <w:t>Led SDH-to-OTN modernization of telecom backbone network for TCL’s Southern Ring, improving bandwidth utilization and fault tolerance.</w:t>
             </w:r>
@@ -991,14 +1009,12 @@
           <w:p>
             <w:pPr>
               <w:pStyle w:val="ListParagraph"/>
-              <w:widowControl/>
               <w:numPr>
                 <w:ilvl w:val="0"/>
                 <w:numId w:val="16"/>
               </w:numPr>
-              <w:suppressAutoHyphens w:val="true"/>
-              <w:spacing w:lineRule="auto" w:line="276" w:before="80" w:after="80"/>
-              <w:ind w:hanging="198" w:left="357"/>
+              <w:spacing w:before="80" w:after="80" w:line="276" w:lineRule="auto"/>
+              <w:ind w:left="357" w:hanging="198"/>
               <w:jc w:val="both"/>
               <w:rPr>
                 <w:rFonts w:ascii="Cambria" w:hAnsi="Cambria" w:cs="Times New Roman"/>
@@ -1009,12 +1025,10 @@
             </w:pPr>
             <w:r>
               <w:rPr>
-                <w:rFonts w:eastAsia="Arial" w:cs="Times New Roman" w:ascii="Cambria" w:hAnsi="Cambria"/>
-                <w:color w:val="auto"/>
-                <w:kern w:val="0"/>
-                <w:sz w:val="18"/>
-                <w:szCs w:val="18"/>
-                <w:lang w:val="en-IN" w:eastAsia="en-IN" w:bidi="ta-IN"/>
+                <w:rFonts w:ascii="Cambria" w:hAnsi="Cambria" w:cs="Times New Roman"/>
+                <w:color w:val="auto"/>
+                <w:sz w:val="18"/>
+                <w:szCs w:val="18"/>
               </w:rPr>
               <w:t>Provided L2/L3 network stability support for Bharti Airtel SDH infrastructure, ensuring high availability and SLA adherence.</w:t>
             </w:r>
@@ -1022,14 +1036,12 @@
           <w:p>
             <w:pPr>
               <w:pStyle w:val="ListParagraph"/>
-              <w:widowControl/>
               <w:numPr>
                 <w:ilvl w:val="0"/>
                 <w:numId w:val="17"/>
               </w:numPr>
-              <w:suppressAutoHyphens w:val="true"/>
-              <w:spacing w:lineRule="auto" w:line="276" w:before="80" w:after="80"/>
-              <w:ind w:hanging="198" w:left="357"/>
+              <w:spacing w:before="80" w:after="80" w:line="276" w:lineRule="auto"/>
+              <w:ind w:left="357" w:hanging="198"/>
               <w:jc w:val="both"/>
               <w:rPr>
                 <w:rFonts w:ascii="Cambria" w:hAnsi="Cambria" w:cs="Times New Roman"/>
@@ -1040,12 +1052,10 @@
             </w:pPr>
             <w:r>
               <w:rPr>
-                <w:rFonts w:eastAsia="Arial" w:cs="Times New Roman" w:ascii="Cambria" w:hAnsi="Cambria"/>
-                <w:color w:val="auto"/>
-                <w:kern w:val="0"/>
-                <w:sz w:val="18"/>
-                <w:szCs w:val="18"/>
-                <w:lang w:val="en-IN" w:eastAsia="en-IN" w:bidi="ta-IN"/>
+                <w:rFonts w:ascii="Cambria" w:hAnsi="Cambria" w:cs="Times New Roman"/>
+                <w:color w:val="auto"/>
+                <w:sz w:val="18"/>
+                <w:szCs w:val="18"/>
               </w:rPr>
               <w:t>Automated operational workflows through scripting and process improvements, improving system stability and contributing to high availability production reliability standards.</w:t>
             </w:r>
@@ -1053,14 +1063,12 @@
           <w:p>
             <w:pPr>
               <w:pStyle w:val="ListParagraph"/>
-              <w:widowControl/>
               <w:numPr>
                 <w:ilvl w:val="0"/>
                 <w:numId w:val="18"/>
               </w:numPr>
-              <w:suppressAutoHyphens w:val="true"/>
-              <w:spacing w:lineRule="auto" w:line="276" w:before="80" w:after="80"/>
-              <w:ind w:hanging="198" w:left="357"/>
+              <w:spacing w:before="80" w:after="80" w:line="276" w:lineRule="auto"/>
+              <w:ind w:left="357" w:hanging="198"/>
               <w:jc w:val="both"/>
               <w:rPr>
                 <w:rFonts w:ascii="Cambria" w:hAnsi="Cambria" w:cs="Times New Roman"/>
@@ -1071,12 +1079,10 @@
             </w:pPr>
             <w:r>
               <w:rPr>
-                <w:rFonts w:eastAsia="Arial" w:cs="Times New Roman" w:ascii="Cambria" w:hAnsi="Cambria"/>
-                <w:color w:val="auto"/>
-                <w:kern w:val="0"/>
-                <w:sz w:val="18"/>
-                <w:szCs w:val="18"/>
-                <w:lang w:val="en-IN" w:eastAsia="en-IN" w:bidi="ta-IN"/>
+                <w:rFonts w:ascii="Cambria" w:hAnsi="Cambria" w:cs="Times New Roman"/>
+                <w:color w:val="auto"/>
+                <w:sz w:val="18"/>
+                <w:szCs w:val="18"/>
               </w:rPr>
               <w:t>Awarded “Best Partner Support Engineer” for operational excellence and reliability performance.</w:t>
             </w:r>
@@ -1086,7 +1092,6 @@
     </w:tbl>
     <w:p>
       <w:pPr>
-        <w:pStyle w:val="Normal"/>
         <w:pBdr>
           <w:bottom w:val="single" w:sz="6" w:space="4" w:color="1F4E79"/>
         </w:pBdr>
@@ -1098,11 +1103,12 @@
       </w:pPr>
       <w:r>
         <w:rPr>
-          <w:rFonts w:cs="Times New Roman" w:ascii="Cambria" w:hAnsi="Cambria"/>
+          <w:rFonts w:ascii="Cambria" w:hAnsi="Cambria" w:cs="Times New Roman"/>
           <w:b/>
           <w:bCs/>
           <w:color w:val="auto"/>
         </w:rPr>
+        <w:lastRenderedPageBreak/>
         <w:t>EDUCATION</w:t>
       </w:r>
     </w:p>
@@ -1110,23 +1116,14 @@
       <w:tblPr>
         <w:tblStyle w:val="TableGrid"/>
         <w:tblW w:w="10195" w:type="dxa"/>
-        <w:jc w:val="left"/>
-        <w:tblInd w:w="0" w:type="dxa"/>
         <w:tblLayout w:type="fixed"/>
-        <w:tblCellMar>
-          <w:top w:w="0" w:type="dxa"/>
-          <w:left w:w="108" w:type="dxa"/>
-          <w:bottom w:w="0" w:type="dxa"/>
-          <w:right w:w="108" w:type="dxa"/>
-        </w:tblCellMar>
-        <w:tblLook w:val="04a0" w:noHBand="0" w:noVBand="1" w:firstColumn="1" w:lastRow="0" w:lastColumn="0" w:firstRow="1"/>
+        <w:tblLook w:val="04A0" w:firstRow="1" w:lastRow="0" w:firstColumn="1" w:lastColumn="0" w:noHBand="0" w:noVBand="1"/>
       </w:tblPr>
       <w:tblGrid>
-        <w:gridCol w:w="6374"/>
+        <w:gridCol w:w="6375"/>
         <w:gridCol w:w="3820"/>
       </w:tblGrid>
       <w:tr>
-        <w:trPr/>
         <w:tc>
           <w:tcPr>
             <w:tcW w:w="6374" w:type="dxa"/>
@@ -1140,13 +1137,9 @@
           </w:tcPr>
           <w:p>
             <w:pPr>
-              <w:pStyle w:val="Normal"/>
-              <w:widowControl/>
               <w:tabs>
-                <w:tab w:val="clear" w:pos="720"/>
-                <w:tab w:val="right" w:pos="9320" w:leader="none"/>
+                <w:tab w:val="right" w:pos="9320"/>
               </w:tabs>
-              <w:suppressAutoHyphens w:val="true"/>
               <w:spacing w:before="80" w:after="80"/>
               <w:jc w:val="both"/>
               <w:rPr>
@@ -1160,27 +1153,21 @@
             </w:pPr>
             <w:r>
               <w:rPr>
-                <w:rFonts w:eastAsia="Arial" w:cs="Times New Roman" w:ascii="Cambria" w:hAnsi="Cambria"/>
+                <w:rFonts w:ascii="Cambria" w:hAnsi="Cambria" w:cs="Times New Roman"/>
                 <w:b/>
                 <w:bCs/>
                 <w:color w:val="auto"/>
-                <w:kern w:val="0"/>
                 <w:sz w:val="20"/>
                 <w:szCs w:val="20"/>
-                <w:lang w:val="en-IN" w:eastAsia="en-IN" w:bidi="ta-IN"/>
               </w:rPr>
               <w:t>Anna University</w:t>
             </w:r>
           </w:p>
           <w:p>
             <w:pPr>
-              <w:pStyle w:val="Normal"/>
-              <w:widowControl/>
               <w:tabs>
-                <w:tab w:val="clear" w:pos="720"/>
-                <w:tab w:val="right" w:pos="9360" w:leader="none"/>
+                <w:tab w:val="right" w:pos="9360"/>
               </w:tabs>
-              <w:suppressAutoHyphens w:val="true"/>
               <w:spacing w:before="80" w:after="80"/>
               <w:jc w:val="both"/>
               <w:rPr>
@@ -1192,25 +1179,19 @@
             </w:pPr>
             <w:r>
               <w:rPr>
-                <w:rFonts w:eastAsia="Arial" w:cs="Times New Roman" w:ascii="Cambria" w:hAnsi="Cambria"/>
-                <w:color w:val="auto"/>
-                <w:kern w:val="0"/>
-                <w:sz w:val="18"/>
-                <w:szCs w:val="18"/>
-                <w:lang w:val="en-IN" w:eastAsia="en-IN" w:bidi="ta-IN"/>
+                <w:rFonts w:ascii="Cambria" w:hAnsi="Cambria" w:cs="Times New Roman"/>
+                <w:color w:val="auto"/>
+                <w:sz w:val="18"/>
+                <w:szCs w:val="18"/>
               </w:rPr>
               <w:t>Bachelor of Engineering (B.E.), Computer Science and Engineering</w:t>
             </w:r>
           </w:p>
           <w:p>
             <w:pPr>
-              <w:pStyle w:val="Normal"/>
-              <w:widowControl/>
               <w:tabs>
-                <w:tab w:val="clear" w:pos="720"/>
-                <w:tab w:val="right" w:pos="9320" w:leader="none"/>
+                <w:tab w:val="right" w:pos="9320"/>
               </w:tabs>
-              <w:suppressAutoHyphens w:val="true"/>
               <w:spacing w:before="80" w:after="80"/>
               <w:jc w:val="both"/>
               <w:rPr>
@@ -1224,12 +1205,10 @@
             </w:pPr>
             <w:r>
               <w:rPr>
-                <w:rFonts w:eastAsia="Arial" w:cs="Times New Roman" w:ascii="Cambria" w:hAnsi="Cambria"/>
-                <w:color w:val="auto"/>
-                <w:kern w:val="0"/>
-                <w:sz w:val="18"/>
-                <w:szCs w:val="18"/>
-                <w:lang w:val="en-IN" w:eastAsia="en-IN" w:bidi="ta-IN"/>
+                <w:rFonts w:ascii="Cambria" w:hAnsi="Cambria" w:cs="Times New Roman"/>
+                <w:color w:val="auto"/>
+                <w:sz w:val="18"/>
+                <w:szCs w:val="18"/>
               </w:rPr>
               <w:t>Relevant Focus Areas: Data Structures, Operating Systems, Computer Networks, Distributed Systems, Database Systems</w:t>
             </w:r>
@@ -1247,31 +1226,25 @@
           </w:tcPr>
           <w:p>
             <w:pPr>
-              <w:pStyle w:val="Normal"/>
-              <w:widowControl/>
-              <w:suppressAutoHyphens w:val="true"/>
               <w:spacing w:before="80" w:after="80"/>
               <w:jc w:val="right"/>
               <w:rPr>
                 <w:rFonts w:ascii="Cambria" w:hAnsi="Cambria" w:cs="Times New Roman"/>
                 <w:i/>
+                <w:iCs/>
+                <w:color w:val="auto"/>
+                <w:sz w:val="16"/>
+                <w:szCs w:val="16"/>
+              </w:rPr>
+            </w:pPr>
+            <w:r>
+              <w:rPr>
+                <w:rFonts w:ascii="Cambria" w:hAnsi="Cambria" w:cs="Times New Roman"/>
                 <w:i/>
                 <w:iCs/>
                 <w:color w:val="auto"/>
-                <w:sz w:val="16"/>
-                <w:szCs w:val="16"/>
-              </w:rPr>
-            </w:pPr>
-            <w:r>
-              <w:rPr>
-                <w:rFonts w:eastAsia="Arial" w:cs="Times New Roman" w:ascii="Cambria" w:hAnsi="Cambria"/>
-                <w:i/>
-                <w:iCs/>
-                <w:color w:val="auto"/>
-                <w:kern w:val="0"/>
                 <w:sz w:val="20"/>
                 <w:szCs w:val="20"/>
-                <w:lang w:val="en-IN" w:eastAsia="en-IN" w:bidi="ta-IN"/>
               </w:rPr>
               <w:t>2015 – 2019</w:t>
             </w:r>
@@ -1279,7 +1252,6 @@
         </w:tc>
       </w:tr>
       <w:tr>
-        <w:trPr/>
         <w:tc>
           <w:tcPr>
             <w:tcW w:w="6374" w:type="dxa"/>
@@ -1293,15 +1265,10 @@
           </w:tcPr>
           <w:p>
             <w:pPr>
-              <w:pStyle w:val="Normal"/>
-              <w:widowControl/>
               <w:tabs>
-                <w:tab w:val="clear" w:pos="720"/>
-                <w:tab w:val="right" w:pos="9360" w:leader="none"/>
+                <w:tab w:val="right" w:pos="9360"/>
               </w:tabs>
-              <w:suppressAutoHyphens w:val="true"/>
               <w:spacing w:before="80" w:after="80"/>
-              <w:jc w:val="left"/>
               <w:rPr>
                 <w:rFonts w:ascii="Cambria" w:hAnsi="Cambria" w:cs="Times New Roman"/>
                 <w:b/>
@@ -1311,29 +1278,22 @@
             </w:pPr>
             <w:r>
               <w:rPr>
-                <w:rFonts w:eastAsia="Arial" w:cs="Times New Roman" w:ascii="Cambria" w:hAnsi="Cambria"/>
+                <w:rFonts w:ascii="Cambria" w:hAnsi="Cambria" w:cs="Times New Roman"/>
                 <w:b/>
                 <w:bCs/>
                 <w:color w:val="auto"/>
-                <w:kern w:val="0"/>
                 <w:sz w:val="20"/>
                 <w:szCs w:val="20"/>
-                <w:lang w:val="en-IN" w:eastAsia="en-IN" w:bidi="ta-IN"/>
               </w:rPr>
               <w:t>G. K. Shetty Vivekananda Vidyalaya Junior College</w:t>
             </w:r>
           </w:p>
           <w:p>
             <w:pPr>
-              <w:pStyle w:val="Normal"/>
-              <w:widowControl/>
               <w:tabs>
-                <w:tab w:val="clear" w:pos="720"/>
-                <w:tab w:val="right" w:pos="9360" w:leader="none"/>
+                <w:tab w:val="right" w:pos="9360"/>
               </w:tabs>
-              <w:suppressAutoHyphens w:val="true"/>
               <w:spacing w:before="80" w:after="80"/>
-              <w:jc w:val="left"/>
               <w:rPr>
                 <w:rFonts w:ascii="Cambria" w:hAnsi="Cambria" w:cs="Times New Roman"/>
                 <w:color w:val="auto"/>
@@ -1343,12 +1303,10 @@
             </w:pPr>
             <w:r>
               <w:rPr>
-                <w:rFonts w:eastAsia="Arial" w:cs="Times New Roman" w:ascii="Cambria" w:hAnsi="Cambria"/>
-                <w:color w:val="auto"/>
-                <w:kern w:val="0"/>
-                <w:sz w:val="18"/>
-                <w:szCs w:val="18"/>
-                <w:lang w:val="en-IN" w:eastAsia="en-IN" w:bidi="ta-IN"/>
+                <w:rFonts w:ascii="Cambria" w:hAnsi="Cambria" w:cs="Times New Roman"/>
+                <w:color w:val="auto"/>
+                <w:sz w:val="18"/>
+                <w:szCs w:val="18"/>
               </w:rPr>
               <w:t>High School Degree • Computer Science</w:t>
             </w:r>
@@ -1366,9 +1324,6 @@
           </w:tcPr>
           <w:p>
             <w:pPr>
-              <w:pStyle w:val="Normal"/>
-              <w:widowControl/>
-              <w:suppressAutoHyphens w:val="true"/>
               <w:spacing w:before="80" w:after="80"/>
               <w:jc w:val="right"/>
               <w:rPr>
@@ -1378,14 +1333,12 @@
             </w:pPr>
             <w:r>
               <w:rPr>
-                <w:rFonts w:eastAsia="Arial" w:cs="Times New Roman" w:ascii="Cambria" w:hAnsi="Cambria"/>
+                <w:rFonts w:ascii="Cambria" w:hAnsi="Cambria" w:cs="Times New Roman"/>
                 <w:i/>
                 <w:iCs/>
                 <w:color w:val="auto"/>
-                <w:kern w:val="0"/>
                 <w:sz w:val="20"/>
                 <w:szCs w:val="20"/>
-                <w:lang w:val="en-IN" w:eastAsia="en-IN" w:bidi="ta-IN"/>
               </w:rPr>
               <w:t>2001 – 2015</w:t>
             </w:r>
@@ -1395,7 +1348,6 @@
     </w:tbl>
     <w:p>
       <w:pPr>
-        <w:pStyle w:val="Normal"/>
         <w:pBdr>
           <w:bottom w:val="single" w:sz="6" w:space="4" w:color="1F4E79"/>
         </w:pBdr>
@@ -1407,7 +1359,7 @@
       </w:pPr>
       <w:r>
         <w:rPr>
-          <w:rFonts w:cs="Times New Roman" w:ascii="Cambria" w:hAnsi="Cambria"/>
+          <w:rFonts w:ascii="Cambria" w:hAnsi="Cambria" w:cs="Times New Roman"/>
           <w:b/>
           <w:bCs/>
           <w:color w:val="auto"/>
@@ -1417,7 +1369,6 @@
     </w:p>
     <w:p>
       <w:pPr>
-        <w:pStyle w:val="Normal"/>
         <w:spacing w:before="80" w:after="80"/>
         <w:rPr>
           <w:rFonts w:ascii="Cambria" w:hAnsi="Cambria" w:cs="Times New Roman"/>
@@ -1430,7 +1381,7 @@
       </w:pPr>
       <w:r>
         <w:rPr>
-          <w:rFonts w:cs="Times New Roman" w:ascii="Cambria" w:hAnsi="Cambria"/>
+          <w:rFonts w:ascii="Cambria" w:hAnsi="Cambria" w:cs="Times New Roman"/>
           <w:b/>
           <w:bCs/>
           <w:color w:val="auto"/>
@@ -1442,7 +1393,6 @@
     </w:p>
     <w:p>
       <w:pPr>
-        <w:pStyle w:val="Normal"/>
         <w:spacing w:before="80" w:after="80"/>
         <w:ind w:left="360"/>
         <w:rPr>
@@ -1454,7 +1404,7 @@
       </w:pPr>
       <w:r>
         <w:rPr>
-          <w:rFonts w:cs="Times New Roman" w:ascii="Cambria" w:hAnsi="Cambria"/>
+          <w:rFonts w:ascii="Cambria" w:hAnsi="Cambria" w:cs="Times New Roman"/>
           <w:color w:val="auto"/>
           <w:sz w:val="18"/>
           <w:szCs w:val="18"/>
@@ -1464,7 +1414,6 @@
     </w:p>
     <w:p>
       <w:pPr>
-        <w:pStyle w:val="Normal"/>
         <w:spacing w:before="80" w:after="80"/>
         <w:rPr>
           <w:rFonts w:ascii="Cambria" w:hAnsi="Cambria" w:cs="Times New Roman"/>
@@ -1477,7 +1426,7 @@
       </w:pPr>
       <w:r>
         <w:rPr>
-          <w:rFonts w:cs="Times New Roman" w:ascii="Cambria" w:hAnsi="Cambria"/>
+          <w:rFonts w:ascii="Cambria" w:hAnsi="Cambria" w:cs="Times New Roman"/>
           <w:b/>
           <w:bCs/>
           <w:color w:val="auto"/>
@@ -1489,7 +1438,6 @@
     </w:p>
     <w:p>
       <w:pPr>
-        <w:pStyle w:val="Normal"/>
         <w:spacing w:before="80" w:after="80"/>
         <w:ind w:left="360"/>
         <w:rPr>
@@ -1501,7 +1449,7 @@
       </w:pPr>
       <w:r>
         <w:rPr>
-          <w:rFonts w:cs="Times New Roman" w:ascii="Cambria" w:hAnsi="Cambria"/>
+          <w:rFonts w:ascii="Cambria" w:hAnsi="Cambria" w:cs="Times New Roman"/>
           <w:color w:val="auto"/>
           <w:sz w:val="18"/>
           <w:szCs w:val="18"/>
@@ -1511,7 +1459,6 @@
     </w:p>
     <w:p>
       <w:pPr>
-        <w:pStyle w:val="Normal"/>
         <w:spacing w:before="80" w:after="80"/>
         <w:rPr>
           <w:rFonts w:ascii="Cambria" w:hAnsi="Cambria" w:cs="Times New Roman"/>
@@ -1524,7 +1471,7 @@
       </w:pPr>
       <w:r>
         <w:rPr>
-          <w:rFonts w:cs="Times New Roman" w:ascii="Cambria" w:hAnsi="Cambria"/>
+          <w:rFonts w:ascii="Cambria" w:hAnsi="Cambria" w:cs="Times New Roman"/>
           <w:b/>
           <w:bCs/>
           <w:color w:val="auto"/>
@@ -1536,7 +1483,6 @@
     </w:p>
     <w:p>
       <w:pPr>
-        <w:pStyle w:val="Normal"/>
         <w:spacing w:before="80" w:after="80"/>
         <w:ind w:left="360"/>
         <w:rPr>
@@ -1548,38 +1494,73 @@
       </w:pPr>
       <w:r>
         <w:rPr>
-          <w:rFonts w:cs="Times New Roman" w:ascii="Cambria" w:hAnsi="Cambria"/>
+          <w:rFonts w:ascii="Cambria" w:hAnsi="Cambria" w:cs="Times New Roman"/>
           <w:color w:val="auto"/>
           <w:sz w:val="18"/>
           <w:szCs w:val="18"/>
         </w:rPr>
-        <w:t>Jenkins, Git, Bitbucket, OpenTofu (Terraform), Shell Scripting</w:t>
+        <w:t xml:space="preserve">Jenkins, Git, Bitbucket, </w:t>
+      </w:r>
+      <w:proofErr w:type="spellStart"/>
+      <w:r>
+        <w:rPr>
+          <w:rFonts w:ascii="Cambria" w:hAnsi="Cambria" w:cs="Times New Roman"/>
+          <w:color w:val="auto"/>
+          <w:sz w:val="18"/>
+          <w:szCs w:val="18"/>
+        </w:rPr>
+        <w:t>OpenTofu</w:t>
+      </w:r>
+      <w:proofErr w:type="spellEnd"/>
+      <w:r>
+        <w:rPr>
+          <w:rFonts w:ascii="Cambria" w:hAnsi="Cambria" w:cs="Times New Roman"/>
+          <w:color w:val="auto"/>
+          <w:sz w:val="18"/>
+          <w:szCs w:val="18"/>
+        </w:rPr>
+        <w:t xml:space="preserve"> (Terraform), Shell Scripting</w:t>
       </w:r>
     </w:p>
     <w:p>
       <w:pPr>
-        <w:pStyle w:val="Normal"/>
         <w:spacing w:before="80" w:after="80"/>
         <w:rPr>
           <w:rFonts w:ascii="Cambria" w:hAnsi="Cambria" w:cs="Times New Roman"/>
-          <w:color w:val="auto"/>
-          <w:sz w:val="20"/>
-          <w:szCs w:val="20"/>
-        </w:rPr>
-      </w:pPr>
-      <w:r>
-        <w:rPr>
-          <w:rFonts w:cs="Times New Roman" w:ascii="Cambria" w:hAnsi="Cambria"/>
-          <w:color w:val="auto"/>
-          <w:sz w:val="20"/>
-          <w:szCs w:val="20"/>
-        </w:rPr>
-        <w:t>DevSecOps &amp; Governance</w:t>
+          <w:b/>
+          <w:bCs/>
+          <w:color w:val="auto"/>
+          <w:sz w:val="20"/>
+          <w:szCs w:val="20"/>
+        </w:rPr>
+      </w:pPr>
+      <w:proofErr w:type="spellStart"/>
+      <w:r>
+        <w:rPr>
+          <w:rFonts w:ascii="Cambria" w:hAnsi="Cambria" w:cs="Times New Roman"/>
+          <w:b/>
+          <w:bCs/>
+          <w:color w:val="auto"/>
+          <w:sz w:val="20"/>
+          <w:szCs w:val="20"/>
+        </w:rPr>
+        <w:t>DevSecOps</w:t>
+      </w:r>
+      <w:proofErr w:type="spellEnd"/>
+      <w:r>
+        <w:rPr>
+          <w:rFonts w:ascii="Cambria" w:hAnsi="Cambria" w:cs="Times New Roman"/>
+          <w:b/>
+          <w:bCs/>
+          <w:color w:val="auto"/>
+          <w:sz w:val="20"/>
+          <w:szCs w:val="20"/>
+        </w:rPr>
+        <w:t xml:space="preserve"> &amp; Governance</w:t>
       </w:r>
     </w:p>
     <w:p>
       <w:pPr>
-        <w:pStyle w:val="Normal"/>
         <w:spacing w:before="80" w:after="80"/>
         <w:ind w:left="360"/>
         <w:rPr>
@@ -1591,17 +1572,36 @@
       </w:pPr>
       <w:r>
         <w:rPr>
-          <w:rFonts w:cs="Times New Roman" w:ascii="Cambria" w:hAnsi="Cambria"/>
+          <w:rFonts w:ascii="Cambria" w:hAnsi="Cambria" w:cs="Times New Roman"/>
           <w:color w:val="auto"/>
           <w:sz w:val="18"/>
           <w:szCs w:val="18"/>
         </w:rPr>
-        <w:t>IAM Policy Design, Least Privilege Access, Role-Based Access Control (RBAC), Secure SDLC, Infrastructure as Code (IaC), Cloud Security, Governance &amp; Compliance</w:t>
+        <w:t>IAM Policy Design, Least Privilege Access, Role-Based Access Control (RBAC), Secure SDLC, Infrastructure as Code (</w:t>
+      </w:r>
+      <w:proofErr w:type="spellStart"/>
+      <w:r>
+        <w:rPr>
+          <w:rFonts w:ascii="Cambria" w:hAnsi="Cambria" w:cs="Times New Roman"/>
+          <w:color w:val="auto"/>
+          <w:sz w:val="18"/>
+          <w:szCs w:val="18"/>
+        </w:rPr>
+        <w:t>IaC</w:t>
+      </w:r>
+      <w:proofErr w:type="spellEnd"/>
+      <w:r>
+        <w:rPr>
+          <w:rFonts w:ascii="Cambria" w:hAnsi="Cambria" w:cs="Times New Roman"/>
+          <w:color w:val="auto"/>
+          <w:sz w:val="18"/>
+          <w:szCs w:val="18"/>
+        </w:rPr>
+        <w:t>), Cloud Security, Governance &amp; Compliance</w:t>
       </w:r>
     </w:p>
     <w:p>
       <w:pPr>
-        <w:pStyle w:val="Normal"/>
         <w:spacing w:before="80" w:after="80"/>
         <w:rPr>
           <w:rFonts w:ascii="Cambria" w:hAnsi="Cambria" w:cs="Times New Roman"/>
@@ -1614,7 +1614,7 @@
       </w:pPr>
       <w:r>
         <w:rPr>
-          <w:rFonts w:cs="Times New Roman" w:ascii="Cambria" w:hAnsi="Cambria"/>
+          <w:rFonts w:ascii="Cambria" w:hAnsi="Cambria" w:cs="Times New Roman"/>
           <w:b/>
           <w:bCs/>
           <w:color w:val="auto"/>
@@ -1626,7 +1626,6 @@
     </w:p>
     <w:p>
       <w:pPr>
-        <w:pStyle w:val="Normal"/>
         <w:spacing w:before="80" w:after="80"/>
         <w:ind w:left="360"/>
         <w:rPr>
@@ -1638,7 +1637,7 @@
       </w:pPr>
       <w:r>
         <w:rPr>
-          <w:rFonts w:cs="Times New Roman" w:ascii="Cambria" w:hAnsi="Cambria"/>
+          <w:rFonts w:ascii="Cambria" w:hAnsi="Cambria" w:cs="Times New Roman"/>
           <w:color w:val="auto"/>
           <w:sz w:val="18"/>
           <w:szCs w:val="18"/>
@@ -1648,7 +1647,6 @@
     </w:p>
     <w:p>
       <w:pPr>
-        <w:pStyle w:val="Normal"/>
         <w:pBdr>
           <w:bottom w:val="single" w:sz="6" w:space="4" w:color="1F4E79"/>
         </w:pBdr>
@@ -1660,7 +1658,7 @@
       </w:pPr>
       <w:r>
         <w:rPr>
-          <w:rFonts w:cs="Times New Roman" w:ascii="Cambria" w:hAnsi="Cambria"/>
+          <w:rFonts w:ascii="Cambria" w:hAnsi="Cambria" w:cs="Times New Roman"/>
           <w:b/>
           <w:bCs/>
           <w:color w:val="auto"/>
@@ -1670,20 +1668,265 @@
     </w:p>
     <w:p>
       <w:pPr>
-        <w:pStyle w:val="Normal"/>
         <w:spacing w:before="60" w:after="20"/>
         <w:rPr>
           <w:rFonts w:ascii="Cambria" w:hAnsi="Cambria" w:cs="Times New Roman"/>
           <w:b/>
           <w:bCs/>
           <w:color w:val="auto"/>
+          <w:sz w:val="20"/>
+          <w:szCs w:val="20"/>
+        </w:rPr>
+      </w:pPr>
+      <w:proofErr w:type="spellStart"/>
+      <w:r>
+        <w:rPr>
+          <w:rFonts w:ascii="Cambria" w:hAnsi="Cambria" w:cs="Times New Roman"/>
+          <w:b/>
+          <w:bCs/>
+          <w:color w:val="auto"/>
+          <w:sz w:val="20"/>
+          <w:szCs w:val="20"/>
+        </w:rPr>
+        <w:t>Amazom</w:t>
+      </w:r>
+      <w:proofErr w:type="spellEnd"/>
+      <w:r>
+        <w:rPr>
+          <w:rFonts w:ascii="Cambria" w:hAnsi="Cambria" w:cs="Times New Roman"/>
+          <w:b/>
+          <w:bCs/>
+          <w:color w:val="auto"/>
+          <w:sz w:val="20"/>
+          <w:szCs w:val="20"/>
+        </w:rPr>
+        <w:t xml:space="preserve"> Web Services</w:t>
+      </w:r>
+    </w:p>
+    <w:p>
+      <w:pPr>
+        <w:spacing w:before="60" w:after="20"/>
+        <w:rPr>
+          <w:rFonts w:ascii="Cambria" w:hAnsi="Cambria" w:cs="Times New Roman"/>
+          <w:color w:val="000000" w:themeColor="text1"/>
+          <w:sz w:val="20"/>
+          <w:szCs w:val="20"/>
+        </w:rPr>
+      </w:pPr>
+      <w:hyperlink r:id="rId7" w:history="1">
+        <w:r>
+          <w:rPr>
+            <w:rStyle w:val="Hyperlink"/>
+            <w:rFonts w:ascii="Cambria" w:hAnsi="Cambria" w:cs="Times New Roman"/>
+            <w:color w:val="000000" w:themeColor="text1"/>
+            <w:sz w:val="20"/>
+            <w:szCs w:val="20"/>
+            <w:u w:val="none"/>
+          </w:rPr>
+          <w:t>Cloud Practitioner</w:t>
+        </w:r>
+      </w:hyperlink>
+    </w:p>
+    <w:p>
+      <w:pPr>
+        <w:spacing w:before="60" w:after="20"/>
+        <w:rPr>
+          <w:rFonts w:ascii="Cambria" w:hAnsi="Cambria" w:cs="Times New Roman"/>
+          <w:b/>
+          <w:bCs/>
+          <w:color w:val="auto"/>
+          <w:sz w:val="20"/>
+          <w:szCs w:val="20"/>
+        </w:rPr>
+      </w:pPr>
+      <w:r>
+        <w:rPr>
+          <w:rFonts w:ascii="Cambria" w:hAnsi="Cambria" w:cs="Times New Roman"/>
+          <w:b/>
+          <w:bCs/>
+          <w:color w:val="auto"/>
+          <w:sz w:val="20"/>
+          <w:szCs w:val="20"/>
+        </w:rPr>
+        <w:t>Google</w:t>
+      </w:r>
+    </w:p>
+    <w:p>
+      <w:pPr>
+        <w:spacing w:before="60" w:after="20"/>
+        <w:rPr>
+          <w:rFonts w:ascii="Cambria" w:hAnsi="Cambria" w:cs="Times New Roman"/>
+          <w:color w:val="000000" w:themeColor="text1"/>
+          <w:sz w:val="20"/>
+          <w:szCs w:val="20"/>
+        </w:rPr>
+      </w:pPr>
+      <w:hyperlink r:id="rId8" w:history="1">
+        <w:r>
+          <w:rPr>
+            <w:rStyle w:val="Hyperlink"/>
+            <w:rFonts w:ascii="Cambria" w:hAnsi="Cambria" w:cs="Times New Roman"/>
+            <w:color w:val="000000" w:themeColor="text1"/>
+            <w:sz w:val="18"/>
+            <w:szCs w:val="18"/>
+            <w:u w:val="none"/>
+          </w:rPr>
+          <w:t>Cloud Computing Foundations</w:t>
+        </w:r>
+      </w:hyperlink>
+    </w:p>
+    <w:p>
+      <w:pPr>
+        <w:spacing w:before="60" w:after="20"/>
+        <w:rPr>
+          <w:rFonts w:ascii="Cambria" w:hAnsi="Cambria" w:cs="Times New Roman"/>
+          <w:b/>
+          <w:bCs/>
+          <w:color w:val="auto"/>
+          <w:sz w:val="20"/>
+          <w:szCs w:val="20"/>
+        </w:rPr>
+      </w:pPr>
+      <w:r>
+        <w:rPr>
+          <w:rFonts w:ascii="Cambria" w:hAnsi="Cambria" w:cs="Times New Roman"/>
+          <w:b/>
+          <w:bCs/>
+          <w:color w:val="auto"/>
+          <w:sz w:val="20"/>
+          <w:szCs w:val="20"/>
+        </w:rPr>
+        <w:t>Microsoft</w:t>
+      </w:r>
+    </w:p>
+    <w:p>
+      <w:pPr>
+        <w:spacing w:before="60" w:after="20"/>
+        <w:rPr>
+          <w:rFonts w:ascii="Cambria" w:hAnsi="Cambria" w:cs="Times New Roman"/>
+          <w:color w:val="000000" w:themeColor="text1"/>
+          <w:sz w:val="18"/>
+          <w:szCs w:val="18"/>
+        </w:rPr>
+      </w:pPr>
+      <w:hyperlink r:id="rId9" w:history="1">
+        <w:r>
+          <w:rPr>
+            <w:rStyle w:val="Hyperlink"/>
+            <w:rFonts w:ascii="Cambria" w:hAnsi="Cambria" w:cs="Times New Roman"/>
+            <w:color w:val="000000" w:themeColor="text1"/>
+            <w:sz w:val="18"/>
+            <w:szCs w:val="18"/>
+            <w:u w:val="none"/>
+          </w:rPr>
+          <w:t>Azure Fundamentals</w:t>
+        </w:r>
+      </w:hyperlink>
+      <w:r>
+        <w:rPr>
+          <w:rFonts w:ascii="Cambria" w:hAnsi="Cambria" w:cs="Times New Roman"/>
+          <w:color w:val="000000" w:themeColor="text1"/>
+          <w:sz w:val="18"/>
+          <w:szCs w:val="18"/>
+        </w:rPr>
+        <w:t xml:space="preserve"> • </w:t>
+      </w:r>
+      <w:hyperlink r:id="rId10" w:history="1">
+        <w:r>
+          <w:rPr>
+            <w:rStyle w:val="Hyperlink"/>
+            <w:rFonts w:ascii="Cambria" w:hAnsi="Cambria" w:cs="Times New Roman"/>
+            <w:color w:val="000000" w:themeColor="text1"/>
+            <w:sz w:val="18"/>
+            <w:szCs w:val="18"/>
+            <w:u w:val="none"/>
+          </w:rPr>
+          <w:t>Data Fundamentals</w:t>
+        </w:r>
+      </w:hyperlink>
+      <w:r>
+        <w:rPr>
+          <w:rFonts w:ascii="Cambria" w:hAnsi="Cambria" w:cs="Times New Roman"/>
+          <w:color w:val="000000" w:themeColor="text1"/>
+          <w:sz w:val="18"/>
+          <w:szCs w:val="18"/>
+        </w:rPr>
+        <w:t xml:space="preserve"> • </w:t>
+      </w:r>
+      <w:hyperlink r:id="rId11" w:history="1">
+        <w:r>
+          <w:rPr>
+            <w:rStyle w:val="Hyperlink"/>
+            <w:rFonts w:ascii="Cambria" w:hAnsi="Cambria" w:cs="Times New Roman"/>
+            <w:color w:val="000000" w:themeColor="text1"/>
+            <w:sz w:val="18"/>
+            <w:szCs w:val="18"/>
+            <w:u w:val="none"/>
+          </w:rPr>
+          <w:t>Security, Compliance, and Identity Fundamentals</w:t>
+        </w:r>
+      </w:hyperlink>
+      <w:r>
+        <w:rPr>
+          <w:rFonts w:ascii="Cambria" w:hAnsi="Cambria" w:cs="Times New Roman"/>
+          <w:color w:val="000000" w:themeColor="text1"/>
+          <w:sz w:val="18"/>
+          <w:szCs w:val="18"/>
+        </w:rPr>
+        <w:t xml:space="preserve"> • </w:t>
+      </w:r>
+      <w:hyperlink r:id="rId12" w:history="1">
+        <w:r>
+          <w:rPr>
+            <w:rStyle w:val="Hyperlink"/>
+            <w:rFonts w:ascii="Cambria" w:hAnsi="Cambria" w:cs="Times New Roman"/>
+            <w:color w:val="000000" w:themeColor="text1"/>
+            <w:sz w:val="18"/>
+            <w:szCs w:val="18"/>
+            <w:u w:val="none"/>
+          </w:rPr>
+          <w:t>Power Platform Fundamentals</w:t>
+        </w:r>
+      </w:hyperlink>
+      <w:r>
+        <w:rPr>
+          <w:rFonts w:ascii="Cambria" w:hAnsi="Cambria" w:cs="Times New Roman"/>
+          <w:color w:val="000000" w:themeColor="text1"/>
+          <w:sz w:val="18"/>
+          <w:szCs w:val="18"/>
+        </w:rPr>
+        <w:t xml:space="preserve"> • </w:t>
+      </w:r>
+      <w:hyperlink r:id="rId13" w:history="1">
+        <w:r>
+          <w:rPr>
+            <w:rStyle w:val="Hyperlink"/>
+            <w:rFonts w:ascii="Cambria" w:hAnsi="Cambria" w:cs="Times New Roman"/>
+            <w:color w:val="000000" w:themeColor="text1"/>
+            <w:sz w:val="18"/>
+            <w:szCs w:val="18"/>
+            <w:u w:val="none"/>
+          </w:rPr>
+          <w:t>Azure AI Fundamentals</w:t>
+        </w:r>
+      </w:hyperlink>
+    </w:p>
+    <w:p>
+      <w:pPr>
+        <w:spacing w:before="60" w:after="20"/>
+        <w:rPr>
+          <w:rFonts w:ascii="Cambria" w:hAnsi="Cambria" w:cs="Times New Roman"/>
+          <w:b/>
+          <w:bCs/>
+          <w:color w:val="auto"/>
           <w:sz w:val="19"/>
           <w:szCs w:val="19"/>
         </w:rPr>
       </w:pPr>
-      <w:r>
-        <w:rPr>
-          <w:rFonts w:cs="Times New Roman" w:ascii="Cambria" w:hAnsi="Cambria"/>
+      <w:proofErr w:type="spellStart"/>
+      <w:r>
+        <w:rPr>
+          <w:rFonts w:ascii="Cambria" w:hAnsi="Cambria" w:cs="Times New Roman"/>
           <w:b/>
           <w:bCs/>
           <w:color w:val="auto"/>
@@ -1692,10 +1935,10 @@
         </w:rPr>
         <w:t>KodeKloud</w:t>
       </w:r>
+      <w:proofErr w:type="spellEnd"/>
     </w:p>
     <w:p>
       <w:pPr>
-        <w:pStyle w:val="Normal"/>
         <w:spacing w:before="60" w:after="20"/>
         <w:rPr>
           <w:rFonts w:ascii="Cambria" w:hAnsi="Cambria" w:cs="Times New Roman"/>
@@ -1706,7 +1949,7 @@
       </w:pPr>
       <w:r>
         <w:rPr>
-          <w:rFonts w:cs="Times New Roman" w:ascii="Cambria" w:hAnsi="Cambria"/>
+          <w:rFonts w:ascii="Cambria" w:hAnsi="Cambria" w:cs="Times New Roman"/>
           <w:color w:val="auto"/>
           <w:sz w:val="18"/>
           <w:szCs w:val="18"/>
@@ -1715,7 +1958,7 @@
       </w:r>
       <w:r>
         <w:rPr>
-          <w:rFonts w:cs="Times New Roman" w:ascii="Cambria" w:hAnsi="Cambria"/>
+          <w:rFonts w:ascii="Cambria" w:hAnsi="Cambria" w:cs="Times New Roman"/>
           <w:color w:val="auto"/>
           <w:sz w:val="20"/>
           <w:szCs w:val="20"/>
@@ -1724,7 +1967,7 @@
       </w:r>
       <w:r>
         <w:rPr>
-          <w:rFonts w:cs="Times New Roman" w:ascii="Cambria" w:hAnsi="Cambria"/>
+          <w:rFonts w:ascii="Cambria" w:hAnsi="Cambria" w:cs="Times New Roman"/>
           <w:color w:val="auto"/>
           <w:sz w:val="18"/>
           <w:szCs w:val="18"/>
@@ -1734,99 +1977,6 @@
     </w:p>
     <w:p>
       <w:pPr>
-        <w:pStyle w:val="Normal"/>
-        <w:spacing w:before="60" w:after="20"/>
-        <w:rPr>
-          <w:rFonts w:ascii="Cambria" w:hAnsi="Cambria" w:cs="Times New Roman"/>
-          <w:b/>
-          <w:bCs/>
-          <w:color w:val="auto"/>
-          <w:sz w:val="20"/>
-          <w:szCs w:val="20"/>
-        </w:rPr>
-      </w:pPr>
-      <w:r>
-        <w:rPr>
-          <w:rFonts w:cs="Times New Roman" w:ascii="Cambria" w:hAnsi="Cambria"/>
-          <w:b/>
-          <w:bCs/>
-          <w:color w:val="auto"/>
-          <w:sz w:val="20"/>
-          <w:szCs w:val="20"/>
-        </w:rPr>
-        <w:t>Microsoft</w:t>
-      </w:r>
-    </w:p>
-    <w:p>
-      <w:pPr>
-        <w:pStyle w:val="Normal"/>
-        <w:spacing w:before="60" w:after="20"/>
-        <w:rPr>
-          <w:rFonts w:ascii="Cambria" w:hAnsi="Cambria" w:cs="Times New Roman"/>
-          <w:color w:val="auto"/>
-          <w:sz w:val="18"/>
-          <w:szCs w:val="18"/>
-        </w:rPr>
-      </w:pPr>
-      <w:r>
-        <w:rPr>
-          <w:rFonts w:cs="Times New Roman" w:ascii="Cambria" w:hAnsi="Cambria"/>
-          <w:color w:val="auto"/>
-          <w:sz w:val="18"/>
-          <w:szCs w:val="18"/>
-        </w:rPr>
-        <w:t>Azure Fundamentals • Data Fundamentals • Security, Compliance, and Identity Fundamentals • Power Platform Fundamentals • Azure AI Fundamentals</w:t>
-      </w:r>
-    </w:p>
-    <w:p>
-      <w:pPr>
-        <w:pStyle w:val="Normal"/>
-        <w:spacing w:before="60" w:after="20"/>
-        <w:rPr>
-          <w:rFonts w:ascii="Cambria" w:hAnsi="Cambria" w:cs="Times New Roman"/>
-          <w:b/>
-          <w:bCs/>
-          <w:color w:val="auto"/>
-          <w:sz w:val="20"/>
-          <w:szCs w:val="20"/>
-        </w:rPr>
-      </w:pPr>
-      <w:r>
-        <w:rPr>
-          <w:rFonts w:cs="Times New Roman" w:ascii="Cambria" w:hAnsi="Cambria"/>
-          <w:b/>
-          <w:bCs/>
-          <w:color w:val="auto"/>
-          <w:sz w:val="20"/>
-          <w:szCs w:val="20"/>
-        </w:rPr>
-        <w:t>Google</w:t>
-      </w:r>
-    </w:p>
-    <w:p>
-      <w:pPr>
-        <w:pStyle w:val="Normal"/>
-        <w:spacing w:before="60" w:after="20"/>
-        <w:rPr>
-          <w:rFonts w:ascii="Cambria" w:hAnsi="Cambria" w:cs="Times New Roman"/>
-          <w:color w:val="auto"/>
-          <w:sz w:val="20"/>
-          <w:szCs w:val="20"/>
-        </w:rPr>
-      </w:pPr>
-      <w:r>
-        <w:rPr>
-          <w:rFonts w:cs="Times New Roman" w:ascii="Cambria" w:hAnsi="Cambria"/>
-          <w:color w:val="auto"/>
-          <w:sz w:val="18"/>
-          <w:szCs w:val="18"/>
-        </w:rPr>
-        <w:t>Cloud Computing Foundations</w:t>
-      </w:r>
-    </w:p>
-    <w:p>
-      <w:pPr>
-        <w:pStyle w:val="Normal"/>
         <w:pBdr>
           <w:bottom w:val="single" w:sz="6" w:space="4" w:color="1F4E79"/>
         </w:pBdr>
@@ -1838,7 +1988,7 @@
       </w:pPr>
       <w:r>
         <w:rPr>
-          <w:rFonts w:cs="Times New Roman" w:ascii="Cambria" w:hAnsi="Cambria"/>
+          <w:rFonts w:ascii="Cambria" w:hAnsi="Cambria" w:cs="Times New Roman"/>
           <w:b/>
           <w:bCs/>
           <w:color w:val="auto"/>
@@ -1848,7 +1998,6 @@
     </w:p>
     <w:p>
       <w:pPr>
-        <w:pStyle w:val="Normal"/>
         <w:spacing w:before="80" w:after="40"/>
         <w:rPr>
           <w:rFonts w:ascii="Cambria" w:hAnsi="Cambria" w:cs="Times New Roman"/>
@@ -1857,7 +2006,7 @@
       </w:pPr>
       <w:r>
         <w:rPr>
-          <w:rFonts w:cs="Times New Roman" w:ascii="Cambria" w:hAnsi="Cambria"/>
+          <w:rFonts w:ascii="Cambria" w:hAnsi="Cambria" w:cs="Times New Roman"/>
           <w:b/>
           <w:bCs/>
           <w:color w:val="auto"/>
@@ -1868,7 +2017,7 @@
       </w:r>
       <w:r>
         <w:rPr>
-          <w:rFonts w:cs="Times New Roman" w:ascii="Cambria" w:hAnsi="Cambria"/>
+          <w:rFonts w:ascii="Cambria" w:hAnsi="Cambria" w:cs="Times New Roman"/>
           <w:color w:val="auto"/>
           <w:sz w:val="20"/>
           <w:szCs w:val="20"/>
@@ -1878,18 +2027,17 @@
     </w:p>
     <w:p>
       <w:pPr>
-        <w:pStyle w:val="Normal"/>
-        <w:spacing w:before="0" w:after="80"/>
-        <w:rPr>
-          <w:rFonts w:ascii="Cambria" w:hAnsi="Cambria" w:cs="Times New Roman"/>
-          <w:color w:val="auto"/>
-          <w:sz w:val="20"/>
-          <w:szCs w:val="20"/>
-        </w:rPr>
-      </w:pPr>
-      <w:r>
-        <w:rPr>
-          <w:rFonts w:cs="Times New Roman" w:ascii="Cambria" w:hAnsi="Cambria"/>
+        <w:spacing w:after="80"/>
+        <w:rPr>
+          <w:rFonts w:ascii="Cambria" w:hAnsi="Cambria" w:cs="Times New Roman"/>
+          <w:color w:val="auto"/>
+          <w:sz w:val="20"/>
+          <w:szCs w:val="20"/>
+        </w:rPr>
+      </w:pPr>
+      <w:r>
+        <w:rPr>
+          <w:rFonts w:ascii="Cambria" w:hAnsi="Cambria" w:cs="Times New Roman"/>
           <w:color w:val="auto"/>
           <w:sz w:val="18"/>
           <w:szCs w:val="18"/>
@@ -1899,36 +2047,30 @@
     </w:p>
     <w:p>
       <w:pPr>
-        <w:pStyle w:val="Normal"/>
-        <w:spacing w:before="0" w:after="80"/>
-        <w:rPr>
-          <w:rFonts w:ascii="Cambria" w:hAnsi="Cambria" w:cs="Times New Roman"/>
-          <w:color w:val="auto"/>
-        </w:rPr>
-      </w:pPr>
-      <w:r>
-        <w:rPr>
-          <w:rFonts w:cs="Times New Roman" w:ascii="Cambria" w:hAnsi="Cambria"/>
-          <w:color w:val="auto"/>
-        </w:rPr>
-      </w:r>
+        <w:spacing w:after="80"/>
+        <w:rPr>
+          <w:rFonts w:ascii="Cambria" w:hAnsi="Cambria" w:cs="Times New Roman"/>
+          <w:color w:val="auto"/>
+        </w:rPr>
+      </w:pPr>
     </w:p>
     <w:sectPr>
-      <w:type w:val="nextPage"/>
       <w:pgSz w:w="11906" w:h="16838"/>
-      <w:pgMar w:left="851" w:right="851" w:gutter="0" w:header="0" w:top="1134" w:footer="0" w:bottom="1134"/>
-      <w:pgNumType w:fmt="decimal"/>
-      <w:formProt w:val="false"/>
-      <w:textDirection w:val="lrTb"/>
-      <w:docGrid w:type="default" w:linePitch="360" w:charSpace="0"/>
+      <w:pgMar w:top="1134" w:right="851" w:bottom="1134" w:left="851" w:header="0" w:footer="0" w:gutter="0"/>
+      <w:cols w:space="720"/>
+      <w:formProt w:val="0"/>
+      <w:docGrid w:linePitch="360"/>
     </w:sectPr>
   </w:body>
 </w:document>
 </file>
 
 <file path=word/numbering.xml><?xml version="1.0" encoding="utf-8"?>
-<w:numbering xmlns:w="http://schemas.openxmlformats.org/wordprocessingml/2006/main" xmlns:o="urn:schemas-microsoft-com:office:office" xmlns:r="http://schemas.openxmlformats.org/officeDocument/2006/relationships" xmlns:v="urn:schemas-microsoft-com:vml" xmlns:mc="http://schemas.openxmlformats.org/markup-compatibility/2006" xmlns:w14="http://schemas.microsoft.com/office/word/2010/wordml" mc:Ignorable="w14">
-  <w:abstractNum w:abstractNumId="1">
+<w:numbering xmlns:wpc="http://schemas.microsoft.com/office/word/2010/wordprocessingCanvas" xmlns:cx="http://schemas.microsoft.com/office/drawing/2014/chartex" xmlns:cx1="http://schemas.microsoft.com/office/drawing/2015/9/8/chartex" xmlns:cx2="http://schemas.microsoft.com/office/drawing/2015/10/21/chartex" xmlns:cx3="http://schemas.microsoft.com/office/drawing/2016/5/9/chartex" xmlns:cx4="http://schemas.microsoft.com/office/drawing/2016/5/10/chartex" xmlns:cx5="http://schemas.microsoft.com/office/drawing/2016/5/11/chartex" xmlns:cx6="http://schemas.microsoft.com/office/drawing/2016/5/12/chartex" xmlns:cx7="http://schemas.microsoft.com/office/drawing/2016/5/13/chartex" xmlns:cx8="http://schemas.microsoft.com/office/drawing/2016/5/14/chartex" xmlns:mc="http://schemas.openxmlformats.org/markup-compatibility/2006" xmlns:aink="http://schemas.microsoft.com/office/drawing/2016/ink" xmlns:am3d="http://schemas.microsoft.com/office/drawing/2017/model3d" xmlns:o="urn:schemas-microsoft-com:office:office" xmlns:oel="http://schemas.microsoft.com/office/2019/extlst" xmlns:r="http://schemas.openxmlformats.org/officeDocument/2006/relationships" xmlns:m="http://schemas.openxmlformats.org/officeDocument/2006/math" xmlns:v="urn:schemas-microsoft-com:vml" xmlns:wp14="http://schemas.microsoft.com/office/word/2010/wordprocessingDrawing" xmlns:wp="http://schemas.openxmlformats.org/drawingml/2006/wordprocessingDrawing" xmlns:w10="urn:schemas-microsoft-com:office:word" xmlns:w="http://schemas.openxmlformats.org/wordprocessingml/2006/main" xmlns:w14="http://schemas.microsoft.com/office/word/2010/wordml" xmlns:w15="http://schemas.microsoft.com/office/word/2012/wordml" xmlns:w16cex="http://schemas.microsoft.com/office/word/2018/wordml/cex" xmlns:w16cid="http://schemas.microsoft.com/office/word/2016/wordml/cid" xmlns:w16="http://schemas.microsoft.com/office/word/2018/wordml" xmlns:w16du="http://schemas.microsoft.com/office/word/2023/wordml/word16du" xmlns:w16sdtdh="http://schemas.microsoft.com/office/word/2020/wordml/sdtdatahash" xmlns:w16sdtfl="http://schemas.microsoft.com/office/word/2024/wordml/sdtformatlock" xmlns:w16se="http://schemas.microsoft.com/office/word/2015/wordml/symex" xmlns:wpg="http://schemas.microsoft.com/office/word/2010/wordprocessingGroup" xmlns:wpi="http://schemas.microsoft.com/office/word/2010/wordprocessingInk" xmlns:wne="http://schemas.microsoft.com/office/word/2006/wordml" xmlns:wps="http://schemas.microsoft.com/office/word/2010/wordprocessingShape" mc:Ignorable="w14 w15 w16se w16cid w16 w16cex w16sdtdh w16sdtfl w16du wp14">
+  <w:abstractNum w:abstractNumId="0" w15:restartNumberingAfterBreak="0">
+    <w:nsid w:val="3A8716A9"/>
+    <w:multiLevelType w:val="multilevel"/>
+    <w:tmpl w:val="07769468"/>
     <w:lvl w:ilvl="0">
       <w:start w:val="1"/>
       <w:numFmt w:val="bullet"/>
@@ -1945,7 +2087,6 @@
       </w:rPr>
     </w:lvl>
     <w:lvl w:ilvl="1">
-      <w:start w:val="0"/>
       <w:numFmt w:val="decimal"/>
       <w:lvlText w:val=""/>
       <w:lvlJc w:val="left"/>
@@ -1953,12 +2094,10 @@
         <w:tabs>
           <w:tab w:val="num" w:pos="0"/>
         </w:tabs>
-        <w:ind w:left="0" w:hanging="0"/>
-      </w:pPr>
-      <w:rPr/>
+        <w:ind w:left="0" w:firstLine="0"/>
+      </w:pPr>
     </w:lvl>
     <w:lvl w:ilvl="2">
-      <w:start w:val="0"/>
       <w:numFmt w:val="decimal"/>
       <w:lvlText w:val=""/>
       <w:lvlJc w:val="left"/>
@@ -1966,12 +2105,10 @@
         <w:tabs>
           <w:tab w:val="num" w:pos="0"/>
         </w:tabs>
-        <w:ind w:left="0" w:hanging="0"/>
-      </w:pPr>
-      <w:rPr/>
+        <w:ind w:left="0" w:firstLine="0"/>
+      </w:pPr>
     </w:lvl>
     <w:lvl w:ilvl="3">
-      <w:start w:val="0"/>
       <w:numFmt w:val="decimal"/>
       <w:lvlText w:val=""/>
       <w:lvlJc w:val="left"/>
@@ -1979,12 +2116,10 @@
         <w:tabs>
           <w:tab w:val="num" w:pos="0"/>
         </w:tabs>
-        <w:ind w:left="0" w:hanging="0"/>
-      </w:pPr>
-      <w:rPr/>
+        <w:ind w:left="0" w:firstLine="0"/>
+      </w:pPr>
     </w:lvl>
     <w:lvl w:ilvl="4">
-      <w:start w:val="0"/>
       <w:numFmt w:val="decimal"/>
       <w:lvlText w:val=""/>
       <w:lvlJc w:val="left"/>
@@ -1992,12 +2127,10 @@
         <w:tabs>
           <w:tab w:val="num" w:pos="0"/>
         </w:tabs>
-        <w:ind w:left="0" w:hanging="0"/>
-      </w:pPr>
-      <w:rPr/>
+        <w:ind w:left="0" w:firstLine="0"/>
+      </w:pPr>
     </w:lvl>
     <w:lvl w:ilvl="5">
-      <w:start w:val="0"/>
       <w:numFmt w:val="decimal"/>
       <w:lvlText w:val=""/>
       <w:lvlJc w:val="left"/>
@@ -2005,12 +2138,10 @@
         <w:tabs>
           <w:tab w:val="num" w:pos="0"/>
         </w:tabs>
-        <w:ind w:left="0" w:hanging="0"/>
-      </w:pPr>
-      <w:rPr/>
+        <w:ind w:left="0" w:firstLine="0"/>
+      </w:pPr>
     </w:lvl>
     <w:lvl w:ilvl="6">
-      <w:start w:val="0"/>
       <w:numFmt w:val="decimal"/>
       <w:lvlText w:val=""/>
       <w:lvlJc w:val="left"/>
@@ -2018,12 +2149,10 @@
         <w:tabs>
           <w:tab w:val="num" w:pos="0"/>
         </w:tabs>
-        <w:ind w:left="0" w:hanging="0"/>
-      </w:pPr>
-      <w:rPr/>
+        <w:ind w:left="0" w:firstLine="0"/>
+      </w:pPr>
     </w:lvl>
     <w:lvl w:ilvl="7">
-      <w:start w:val="0"/>
       <w:numFmt w:val="decimal"/>
       <w:lvlText w:val=""/>
       <w:lvlJc w:val="left"/>
@@ -2031,12 +2160,10 @@
         <w:tabs>
           <w:tab w:val="num" w:pos="0"/>
         </w:tabs>
-        <w:ind w:left="0" w:hanging="0"/>
-      </w:pPr>
-      <w:rPr/>
+        <w:ind w:left="0" w:firstLine="0"/>
+      </w:pPr>
     </w:lvl>
     <w:lvl w:ilvl="8">
-      <w:start w:val="0"/>
       <w:numFmt w:val="decimal"/>
       <w:lvlText w:val=""/>
       <w:lvlJc w:val="left"/>
@@ -2044,12 +2171,14 @@
         <w:tabs>
           <w:tab w:val="num" w:pos="0"/>
         </w:tabs>
-        <w:ind w:left="0" w:hanging="0"/>
-      </w:pPr>
-      <w:rPr/>
+        <w:ind w:left="0" w:firstLine="0"/>
+      </w:pPr>
     </w:lvl>
   </w:abstractNum>
-  <w:abstractNum w:abstractNumId="2">
+  <w:abstractNum w:abstractNumId="1" w15:restartNumberingAfterBreak="0">
+    <w:nsid w:val="6431746E"/>
+    <w:multiLevelType w:val="multilevel"/>
+    <w:tmpl w:val="85B29A84"/>
     <w:lvl w:ilvl="0">
       <w:start w:val="1"/>
       <w:numFmt w:val="bullet"/>
@@ -2066,7 +2195,6 @@
       </w:rPr>
     </w:lvl>
     <w:lvl w:ilvl="1">
-      <w:start w:val="0"/>
       <w:numFmt w:val="decimal"/>
       <w:lvlText w:val=""/>
       <w:lvlJc w:val="left"/>
@@ -2074,12 +2202,10 @@
         <w:tabs>
           <w:tab w:val="num" w:pos="0"/>
         </w:tabs>
-        <w:ind w:left="0" w:hanging="0"/>
-      </w:pPr>
-      <w:rPr/>
+        <w:ind w:left="0" w:firstLine="0"/>
+      </w:pPr>
     </w:lvl>
     <w:lvl w:ilvl="2">
-      <w:start w:val="0"/>
       <w:numFmt w:val="decimal"/>
       <w:lvlText w:val=""/>
       <w:lvlJc w:val="left"/>
@@ -2087,12 +2213,10 @@
         <w:tabs>
           <w:tab w:val="num" w:pos="0"/>
         </w:tabs>
-        <w:ind w:left="0" w:hanging="0"/>
-      </w:pPr>
-      <w:rPr/>
+        <w:ind w:left="0" w:firstLine="0"/>
+      </w:pPr>
     </w:lvl>
     <w:lvl w:ilvl="3">
-      <w:start w:val="0"/>
       <w:numFmt w:val="decimal"/>
       <w:lvlText w:val=""/>
       <w:lvlJc w:val="left"/>
@@ -2100,12 +2224,10 @@
         <w:tabs>
           <w:tab w:val="num" w:pos="0"/>
         </w:tabs>
-        <w:ind w:left="0" w:hanging="0"/>
-      </w:pPr>
-      <w:rPr/>
+        <w:ind w:left="0" w:firstLine="0"/>
+      </w:pPr>
     </w:lvl>
     <w:lvl w:ilvl="4">
-      <w:start w:val="0"/>
       <w:numFmt w:val="decimal"/>
       <w:lvlText w:val=""/>
       <w:lvlJc w:val="left"/>
@@ -2113,12 +2235,10 @@
         <w:tabs>
           <w:tab w:val="num" w:pos="0"/>
         </w:tabs>
-        <w:ind w:left="0" w:hanging="0"/>
-      </w:pPr>
-      <w:rPr/>
+        <w:ind w:left="0" w:firstLine="0"/>
+      </w:pPr>
     </w:lvl>
     <w:lvl w:ilvl="5">
-      <w:start w:val="0"/>
       <w:numFmt w:val="decimal"/>
       <w:lvlText w:val=""/>
       <w:lvlJc w:val="left"/>
@@ -2126,12 +2246,10 @@
         <w:tabs>
           <w:tab w:val="num" w:pos="0"/>
         </w:tabs>
-        <w:ind w:left="0" w:hanging="0"/>
-      </w:pPr>
-      <w:rPr/>
+        <w:ind w:left="0" w:firstLine="0"/>
+      </w:pPr>
     </w:lvl>
     <w:lvl w:ilvl="6">
-      <w:start w:val="0"/>
       <w:numFmt w:val="decimal"/>
       <w:lvlText w:val=""/>
       <w:lvlJc w:val="left"/>
@@ -2139,12 +2257,10 @@
         <w:tabs>
           <w:tab w:val="num" w:pos="0"/>
         </w:tabs>
-        <w:ind w:left="0" w:hanging="0"/>
-      </w:pPr>
-      <w:rPr/>
+        <w:ind w:left="0" w:firstLine="0"/>
+      </w:pPr>
     </w:lvl>
     <w:lvl w:ilvl="7">
-      <w:start w:val="0"/>
       <w:numFmt w:val="decimal"/>
       <w:lvlText w:val=""/>
       <w:lvlJc w:val="left"/>
@@ -2152,12 +2268,10 @@
         <w:tabs>
           <w:tab w:val="num" w:pos="0"/>
         </w:tabs>
-        <w:ind w:left="0" w:hanging="0"/>
-      </w:pPr>
-      <w:rPr/>
+        <w:ind w:left="0" w:firstLine="0"/>
+      </w:pPr>
     </w:lvl>
     <w:lvl w:ilvl="8">
-      <w:start w:val="0"/>
       <w:numFmt w:val="decimal"/>
       <w:lvlText w:val=""/>
       <w:lvlJc w:val="left"/>
@@ -2165,12 +2279,14 @@
         <w:tabs>
           <w:tab w:val="num" w:pos="0"/>
         </w:tabs>
-        <w:ind w:left="0" w:hanging="0"/>
-      </w:pPr>
-      <w:rPr/>
+        <w:ind w:left="0" w:firstLine="0"/>
+      </w:pPr>
     </w:lvl>
   </w:abstractNum>
-  <w:abstractNum w:abstractNumId="3">
+  <w:abstractNum w:abstractNumId="2" w15:restartNumberingAfterBreak="0">
+    <w:nsid w:val="69052956"/>
+    <w:multiLevelType w:val="multilevel"/>
+    <w:tmpl w:val="E286AD20"/>
     <w:lvl w:ilvl="0">
       <w:start w:val="1"/>
       <w:numFmt w:val="none"/>
@@ -2181,7 +2297,7 @@
         <w:tabs>
           <w:tab w:val="num" w:pos="0"/>
         </w:tabs>
-        <w:ind w:left="0" w:hanging="0"/>
+        <w:ind w:left="0" w:firstLine="0"/>
       </w:pPr>
     </w:lvl>
     <w:lvl w:ilvl="1">
@@ -2194,7 +2310,7 @@
         <w:tabs>
           <w:tab w:val="num" w:pos="0"/>
         </w:tabs>
-        <w:ind w:left="0" w:hanging="0"/>
+        <w:ind w:left="0" w:firstLine="0"/>
       </w:pPr>
     </w:lvl>
     <w:lvl w:ilvl="2">
@@ -2207,7 +2323,7 @@
         <w:tabs>
           <w:tab w:val="num" w:pos="0"/>
         </w:tabs>
-        <w:ind w:left="0" w:hanging="0"/>
+        <w:ind w:left="0" w:firstLine="0"/>
       </w:pPr>
     </w:lvl>
     <w:lvl w:ilvl="3">
@@ -2220,7 +2336,7 @@
         <w:tabs>
           <w:tab w:val="num" w:pos="0"/>
         </w:tabs>
-        <w:ind w:left="0" w:hanging="0"/>
+        <w:ind w:left="0" w:firstLine="0"/>
       </w:pPr>
     </w:lvl>
     <w:lvl w:ilvl="4">
@@ -2233,7 +2349,7 @@
         <w:tabs>
           <w:tab w:val="num" w:pos="0"/>
         </w:tabs>
-        <w:ind w:left="0" w:hanging="0"/>
+        <w:ind w:left="0" w:firstLine="0"/>
       </w:pPr>
     </w:lvl>
     <w:lvl w:ilvl="5">
@@ -2246,7 +2362,7 @@
         <w:tabs>
           <w:tab w:val="num" w:pos="0"/>
         </w:tabs>
-        <w:ind w:left="0" w:hanging="0"/>
+        <w:ind w:left="0" w:firstLine="0"/>
       </w:pPr>
     </w:lvl>
     <w:lvl w:ilvl="6">
@@ -2259,7 +2375,7 @@
         <w:tabs>
           <w:tab w:val="num" w:pos="0"/>
         </w:tabs>
-        <w:ind w:left="0" w:hanging="0"/>
+        <w:ind w:left="0" w:firstLine="0"/>
       </w:pPr>
     </w:lvl>
     <w:lvl w:ilvl="7">
@@ -2272,7 +2388,7 @@
         <w:tabs>
           <w:tab w:val="num" w:pos="0"/>
         </w:tabs>
-        <w:ind w:left="0" w:hanging="0"/>
+        <w:ind w:left="0" w:firstLine="0"/>
       </w:pPr>
     </w:lvl>
     <w:lvl w:ilvl="8">
@@ -2285,76 +2401,76 @@
         <w:tabs>
           <w:tab w:val="num" w:pos="0"/>
         </w:tabs>
-        <w:ind w:left="0" w:hanging="0"/>
+        <w:ind w:left="0" w:firstLine="0"/>
       </w:pPr>
     </w:lvl>
   </w:abstractNum>
-  <w:num w:numId="1">
+  <w:num w:numId="1" w16cid:durableId="1700156246">
     <w:abstractNumId w:val="1"/>
   </w:num>
-  <w:num w:numId="2">
+  <w:num w:numId="2" w16cid:durableId="1710640979">
+    <w:abstractNumId w:val="0"/>
+  </w:num>
+  <w:num w:numId="3" w16cid:durableId="1508638956">
     <w:abstractNumId w:val="2"/>
   </w:num>
-  <w:num w:numId="3">
-    <w:abstractNumId w:val="3"/>
-  </w:num>
-  <w:num w:numId="4">
-    <w:abstractNumId w:val="2"/>
+  <w:num w:numId="4" w16cid:durableId="421341143">
+    <w:abstractNumId w:val="0"/>
     <w:lvlOverride w:ilvl="0">
       <w:startOverride w:val="1"/>
     </w:lvlOverride>
   </w:num>
-  <w:num w:numId="5">
-    <w:abstractNumId w:val="2"/>
+  <w:num w:numId="5" w16cid:durableId="903836514">
+    <w:abstractNumId w:val="0"/>
   </w:num>
-  <w:num w:numId="6">
-    <w:abstractNumId w:val="2"/>
+  <w:num w:numId="6" w16cid:durableId="74278783">
+    <w:abstractNumId w:val="0"/>
   </w:num>
-  <w:num w:numId="7">
-    <w:abstractNumId w:val="2"/>
+  <w:num w:numId="7" w16cid:durableId="2055152262">
+    <w:abstractNumId w:val="0"/>
   </w:num>
-  <w:num w:numId="8">
-    <w:abstractNumId w:val="2"/>
+  <w:num w:numId="8" w16cid:durableId="1973710752">
+    <w:abstractNumId w:val="0"/>
   </w:num>
-  <w:num w:numId="9">
-    <w:abstractNumId w:val="2"/>
+  <w:num w:numId="9" w16cid:durableId="1861628350">
+    <w:abstractNumId w:val="0"/>
   </w:num>
-  <w:num w:numId="10">
-    <w:abstractNumId w:val="2"/>
+  <w:num w:numId="10" w16cid:durableId="314722156">
+    <w:abstractNumId w:val="0"/>
   </w:num>
-  <w:num w:numId="11">
-    <w:abstractNumId w:val="2"/>
+  <w:num w:numId="11" w16cid:durableId="486551460">
+    <w:abstractNumId w:val="0"/>
   </w:num>
-  <w:num w:numId="12">
-    <w:abstractNumId w:val="2"/>
+  <w:num w:numId="12" w16cid:durableId="1152790363">
+    <w:abstractNumId w:val="0"/>
   </w:num>
-  <w:num w:numId="13">
-    <w:abstractNumId w:val="2"/>
+  <w:num w:numId="13" w16cid:durableId="746801335">
+    <w:abstractNumId w:val="0"/>
   </w:num>
-  <w:num w:numId="14">
-    <w:abstractNumId w:val="2"/>
+  <w:num w:numId="14" w16cid:durableId="493422373">
+    <w:abstractNumId w:val="0"/>
   </w:num>
-  <w:num w:numId="15">
-    <w:abstractNumId w:val="2"/>
+  <w:num w:numId="15" w16cid:durableId="846287985">
+    <w:abstractNumId w:val="0"/>
   </w:num>
-  <w:num w:numId="16">
-    <w:abstractNumId w:val="2"/>
+  <w:num w:numId="16" w16cid:durableId="1579710687">
+    <w:abstractNumId w:val="0"/>
   </w:num>
-  <w:num w:numId="17">
-    <w:abstractNumId w:val="2"/>
+  <w:num w:numId="17" w16cid:durableId="68961822">
+    <w:abstractNumId w:val="0"/>
   </w:num>
-  <w:num w:numId="18">
-    <w:abstractNumId w:val="2"/>
+  <w:num w:numId="18" w16cid:durableId="1454667663">
+    <w:abstractNumId w:val="0"/>
   </w:num>
 </w:numbering>
 </file>
 
 <file path=word/styles.xml><?xml version="1.0" encoding="utf-8"?>
-<w:styles xmlns:w="http://schemas.openxmlformats.org/wordprocessingml/2006/main" xmlns:w14="http://schemas.microsoft.com/office/word/2010/wordml" xmlns:mc="http://schemas.openxmlformats.org/markup-compatibility/2006" mc:Ignorable="w14">
+<w:styles xmlns:mc="http://schemas.openxmlformats.org/markup-compatibility/2006" xmlns:r="http://schemas.openxmlformats.org/officeDocument/2006/relationships" xmlns:w="http://schemas.openxmlformats.org/wordprocessingml/2006/main" xmlns:w14="http://schemas.microsoft.com/office/word/2010/wordml" xmlns:w15="http://schemas.microsoft.com/office/word/2012/wordml" xmlns:w16cex="http://schemas.microsoft.com/office/word/2018/wordml/cex" xmlns:w16cid="http://schemas.microsoft.com/office/word/2016/wordml/cid" xmlns:w16="http://schemas.microsoft.com/office/word/2018/wordml" xmlns:w16du="http://schemas.microsoft.com/office/word/2023/wordml/word16du" xmlns:w16sdtdh="http://schemas.microsoft.com/office/word/2020/wordml/sdtdatahash" xmlns:w16sdtfl="http://schemas.microsoft.com/office/word/2024/wordml/sdtformatlock" xmlns:w16se="http://schemas.microsoft.com/office/word/2015/wordml/symex" mc:Ignorable="w14 w15 w16se w16cid w16 w16cex w16sdtdh w16sdtfl w16du">
   <w:docDefaults>
     <w:rPrDefault>
       <w:rPr>
-        <w:rFonts w:ascii="Arial" w:hAnsi="Arial" w:eastAsia="Arial" w:cs="Arial"/>
+        <w:rFonts w:ascii="Arial" w:eastAsia="Arial" w:hAnsi="Arial" w:cs="Arial"/>
         <w:color w:val="404040"/>
         <w:sz w:val="22"/>
         <w:szCs w:val="22"/>
@@ -2363,21 +2479,21 @@
     </w:rPrDefault>
     <w:pPrDefault>
       <w:pPr>
-        <w:suppressAutoHyphens w:val="true"/>
+        <w:suppressAutoHyphens/>
       </w:pPr>
     </w:pPrDefault>
   </w:docDefaults>
   <w:latentStyles w:defLockedState="0" w:defUIPriority="99" w:defSemiHidden="0" w:defUnhideWhenUsed="0" w:defQFormat="0" w:count="376">
     <w:lsdException w:name="Normal" w:uiPriority="0" w:qFormat="1"/>
     <w:lsdException w:name="heading 1" w:uiPriority="9" w:qFormat="1"/>
-    <w:lsdException w:name="heading 2" w:uiPriority="9" w:semiHidden="1" w:unhideWhenUsed="1" w:qFormat="1"/>
-    <w:lsdException w:name="heading 3" w:uiPriority="9" w:semiHidden="1" w:unhideWhenUsed="1" w:qFormat="1"/>
-    <w:lsdException w:name="heading 4" w:uiPriority="9" w:semiHidden="1" w:unhideWhenUsed="1" w:qFormat="1"/>
-    <w:lsdException w:name="heading 5" w:uiPriority="9" w:semiHidden="1" w:unhideWhenUsed="1" w:qFormat="1"/>
-    <w:lsdException w:name="heading 6" w:uiPriority="9" w:semiHidden="1" w:unhideWhenUsed="1" w:qFormat="1"/>
-    <w:lsdException w:name="heading 7" w:uiPriority="9" w:semiHidden="1" w:unhideWhenUsed="1" w:qFormat="1"/>
-    <w:lsdException w:name="heading 8" w:uiPriority="9" w:semiHidden="1" w:unhideWhenUsed="1" w:qFormat="1"/>
-    <w:lsdException w:name="heading 9" w:uiPriority="9" w:semiHidden="1" w:unhideWhenUsed="1" w:qFormat="1"/>
+    <w:lsdException w:name="heading 2" w:semiHidden="1" w:uiPriority="9" w:unhideWhenUsed="1" w:qFormat="1"/>
+    <w:lsdException w:name="heading 3" w:semiHidden="1" w:uiPriority="9" w:unhideWhenUsed="1" w:qFormat="1"/>
+    <w:lsdException w:name="heading 4" w:semiHidden="1" w:uiPriority="9" w:unhideWhenUsed="1" w:qFormat="1"/>
+    <w:lsdException w:name="heading 5" w:semiHidden="1" w:uiPriority="9" w:unhideWhenUsed="1" w:qFormat="1"/>
+    <w:lsdException w:name="heading 6" w:semiHidden="1" w:uiPriority="9" w:unhideWhenUsed="1" w:qFormat="1"/>
+    <w:lsdException w:name="heading 7" w:semiHidden="1" w:uiPriority="9" w:unhideWhenUsed="1" w:qFormat="1"/>
+    <w:lsdException w:name="heading 8" w:semiHidden="1" w:uiPriority="9" w:unhideWhenUsed="1" w:qFormat="1"/>
+    <w:lsdException w:name="heading 9" w:semiHidden="1" w:uiPriority="9" w:unhideWhenUsed="1" w:qFormat="1"/>
     <w:lsdException w:name="index 1" w:semiHidden="1" w:unhideWhenUsed="1"/>
     <w:lsdException w:name="index 2" w:semiHidden="1" w:unhideWhenUsed="1"/>
     <w:lsdException w:name="index 3" w:semiHidden="1" w:unhideWhenUsed="1"/>
@@ -2387,22 +2503,22 @@
     <w:lsdException w:name="index 7" w:semiHidden="1" w:unhideWhenUsed="1"/>
     <w:lsdException w:name="index 8" w:semiHidden="1" w:unhideWhenUsed="1"/>
     <w:lsdException w:name="index 9" w:semiHidden="1" w:unhideWhenUsed="1"/>
-    <w:lsdException w:name="toc 1" w:uiPriority="39" w:semiHidden="1" w:unhideWhenUsed="1"/>
-    <w:lsdException w:name="toc 2" w:uiPriority="39" w:semiHidden="1" w:unhideWhenUsed="1"/>
-    <w:lsdException w:name="toc 3" w:uiPriority="39" w:semiHidden="1" w:unhideWhenUsed="1"/>
-    <w:lsdException w:name="toc 4" w:uiPriority="39" w:semiHidden="1" w:unhideWhenUsed="1"/>
-    <w:lsdException w:name="toc 5" w:uiPriority="39" w:semiHidden="1" w:unhideWhenUsed="1"/>
-    <w:lsdException w:name="toc 6" w:uiPriority="39" w:semiHidden="1" w:unhideWhenUsed="1"/>
-    <w:lsdException w:name="toc 7" w:uiPriority="39" w:semiHidden="1" w:unhideWhenUsed="1"/>
-    <w:lsdException w:name="toc 8" w:uiPriority="39" w:semiHidden="1" w:unhideWhenUsed="1"/>
-    <w:lsdException w:name="toc 9" w:uiPriority="39" w:semiHidden="1" w:unhideWhenUsed="1"/>
+    <w:lsdException w:name="toc 1" w:semiHidden="1" w:uiPriority="39" w:unhideWhenUsed="1"/>
+    <w:lsdException w:name="toc 2" w:semiHidden="1" w:uiPriority="39" w:unhideWhenUsed="1"/>
+    <w:lsdException w:name="toc 3" w:semiHidden="1" w:uiPriority="39" w:unhideWhenUsed="1"/>
+    <w:lsdException w:name="toc 4" w:semiHidden="1" w:uiPriority="39" w:unhideWhenUsed="1"/>
+    <w:lsdException w:name="toc 5" w:semiHidden="1" w:uiPriority="39" w:unhideWhenUsed="1"/>
+    <w:lsdException w:name="toc 6" w:semiHidden="1" w:uiPriority="39" w:unhideWhenUsed="1"/>
+    <w:lsdException w:name="toc 7" w:semiHidden="1" w:uiPriority="39" w:unhideWhenUsed="1"/>
+    <w:lsdException w:name="toc 8" w:semiHidden="1" w:uiPriority="39" w:unhideWhenUsed="1"/>
+    <w:lsdException w:name="toc 9" w:semiHidden="1" w:uiPriority="39" w:unhideWhenUsed="1"/>
     <w:lsdException w:name="Normal Indent" w:semiHidden="1" w:unhideWhenUsed="1"/>
     <w:lsdException w:name="footnote text" w:semiHidden="1" w:unhideWhenUsed="1"/>
     <w:lsdException w:name="annotation text" w:semiHidden="1" w:unhideWhenUsed="1"/>
     <w:lsdException w:name="header" w:semiHidden="1" w:unhideWhenUsed="1"/>
     <w:lsdException w:name="footer" w:semiHidden="1" w:unhideWhenUsed="1"/>
     <w:lsdException w:name="index heading" w:semiHidden="1" w:unhideWhenUsed="1"/>
-    <w:lsdException w:name="caption" w:uiPriority="35" w:semiHidden="1" w:unhideWhenUsed="1" w:qFormat="1"/>
+    <w:lsdException w:name="caption" w:semiHidden="1" w:uiPriority="35" w:unhideWhenUsed="1" w:qFormat="1"/>
     <w:lsdException w:name="table of figures" w:semiHidden="1" w:unhideWhenUsed="1"/>
     <w:lsdException w:name="envelope address" w:semiHidden="1" w:unhideWhenUsed="1"/>
     <w:lsdException w:name="envelope return" w:semiHidden="1" w:unhideWhenUsed="1"/>
@@ -2433,7 +2549,7 @@
     <w:lsdException w:name="Title" w:uiPriority="10" w:qFormat="1"/>
     <w:lsdException w:name="Closing" w:semiHidden="1" w:unhideWhenUsed="1"/>
     <w:lsdException w:name="Signature" w:semiHidden="1" w:unhideWhenUsed="1"/>
-    <w:lsdException w:name="Default Paragraph Font" w:uiPriority="1" w:semiHidden="1" w:unhideWhenUsed="1"/>
+    <w:lsdException w:name="Default Paragraph Font" w:semiHidden="1" w:uiPriority="1" w:unhideWhenUsed="1"/>
     <w:lsdException w:name="Body Text" w:semiHidden="1" w:unhideWhenUsed="1"/>
     <w:lsdException w:name="Body Text Indent" w:semiHidden="1" w:unhideWhenUsed="1"/>
     <w:lsdException w:name="List Continue" w:semiHidden="1" w:unhideWhenUsed="1"/>
@@ -2633,8 +2749,8 @@
     <w:lsdException w:name="Subtle Reference" w:uiPriority="31" w:qFormat="1"/>
     <w:lsdException w:name="Intense Reference" w:uiPriority="32" w:qFormat="1"/>
     <w:lsdException w:name="Book Title" w:uiPriority="33" w:qFormat="1"/>
-    <w:lsdException w:name="Bibliography" w:uiPriority="37" w:semiHidden="1" w:unhideWhenUsed="1"/>
-    <w:lsdException w:name="TOC Heading" w:uiPriority="39" w:semiHidden="1" w:unhideWhenUsed="1" w:qFormat="1"/>
+    <w:lsdException w:name="Bibliography" w:semiHidden="1" w:uiPriority="37" w:unhideWhenUsed="1"/>
+    <w:lsdException w:name="TOC Heading" w:semiHidden="1" w:uiPriority="39" w:unhideWhenUsed="1" w:qFormat="1"/>
     <w:lsdException w:name="Plain Table 1" w:uiPriority="41"/>
     <w:lsdException w:name="Plain Table 2" w:uiPriority="42"/>
     <w:lsdException w:name="Plain Table 3" w:uiPriority="43"/>
@@ -2745,45 +2861,22 @@
     <w:lsdException w:name="Unresolved Mention" w:semiHidden="1" w:unhideWhenUsed="1"/>
     <w:lsdException w:name="Smart Link" w:semiHidden="1" w:unhideWhenUsed="1"/>
   </w:latentStyles>
-  <w:style w:type="paragraph" w:styleId="Normal" w:default="1">
+  <w:style w:type="paragraph" w:default="1" w:styleId="Normal">
     <w:name w:val="Normal"/>
     <w:qFormat/>
-    <w:rsid w:val="0085784d"/>
-    <w:pPr>
-      <w:widowControl/>
-      <w:suppressAutoHyphens w:val="true"/>
-      <w:bidi w:val="0"/>
-      <w:spacing w:before="0" w:after="0"/>
-      <w:jc w:val="left"/>
-    </w:pPr>
-    <w:rPr>
-      <w:rFonts w:ascii="Arial" w:hAnsi="Arial" w:eastAsia="Arial" w:cs="Arial"/>
-      <w:color w:val="404040"/>
-      <w:kern w:val="0"/>
-      <w:sz w:val="22"/>
-      <w:szCs w:val="22"/>
-      <w:lang w:val="en-IN" w:eastAsia="en-IN" w:bidi="ta-IN"/>
-    </w:rPr>
+    <w:rsid w:val="0085784D"/>
   </w:style>
   <w:style w:type="paragraph" w:styleId="Heading1">
     <w:name w:val="heading 1"/>
     <w:uiPriority w:val="9"/>
     <w:qFormat/>
     <w:pPr>
-      <w:widowControl/>
-      <w:suppressAutoHyphens w:val="true"/>
-      <w:bidi w:val="0"/>
-      <w:spacing w:before="0" w:after="0"/>
-      <w:jc w:val="left"/>
       <w:outlineLvl w:val="0"/>
     </w:pPr>
     <w:rPr>
-      <w:rFonts w:ascii="Arial" w:hAnsi="Arial" w:eastAsia="Arial" w:cs="Arial"/>
       <w:color w:val="2E74B5"/>
-      <w:kern w:val="0"/>
       <w:sz w:val="32"/>
       <w:szCs w:val="32"/>
-      <w:lang w:val="en-IN" w:eastAsia="en-IN" w:bidi="ta-IN"/>
     </w:rPr>
   </w:style>
   <w:style w:type="paragraph" w:styleId="Heading2">
@@ -2793,20 +2886,12 @@
     <w:unhideWhenUsed/>
     <w:qFormat/>
     <w:pPr>
-      <w:widowControl/>
-      <w:suppressAutoHyphens w:val="true"/>
-      <w:bidi w:val="0"/>
-      <w:spacing w:before="0" w:after="0"/>
-      <w:jc w:val="left"/>
       <w:outlineLvl w:val="1"/>
     </w:pPr>
     <w:rPr>
-      <w:rFonts w:ascii="Arial" w:hAnsi="Arial" w:eastAsia="Arial" w:cs="Arial"/>
       <w:color w:val="2E74B5"/>
-      <w:kern w:val="0"/>
       <w:sz w:val="26"/>
       <w:szCs w:val="26"/>
-      <w:lang w:val="en-IN" w:eastAsia="en-IN" w:bidi="ta-IN"/>
     </w:rPr>
   </w:style>
   <w:style w:type="paragraph" w:styleId="Heading3">
@@ -2816,20 +2901,12 @@
     <w:unhideWhenUsed/>
     <w:qFormat/>
     <w:pPr>
-      <w:widowControl/>
-      <w:suppressAutoHyphens w:val="true"/>
-      <w:bidi w:val="0"/>
-      <w:spacing w:before="0" w:after="0"/>
-      <w:jc w:val="left"/>
       <w:outlineLvl w:val="2"/>
     </w:pPr>
     <w:rPr>
-      <w:rFonts w:ascii="Arial" w:hAnsi="Arial" w:eastAsia="Arial" w:cs="Arial"/>
       <w:color w:val="1F4D78"/>
-      <w:kern w:val="0"/>
       <w:sz w:val="24"/>
       <w:szCs w:val="24"/>
-      <w:lang w:val="en-IN" w:eastAsia="en-IN" w:bidi="ta-IN"/>
     </w:rPr>
   </w:style>
   <w:style w:type="paragraph" w:styleId="Heading4">
@@ -2839,22 +2916,12 @@
     <w:unhideWhenUsed/>
     <w:qFormat/>
     <w:pPr>
-      <w:widowControl/>
-      <w:suppressAutoHyphens w:val="true"/>
-      <w:bidi w:val="0"/>
-      <w:spacing w:before="0" w:after="0"/>
-      <w:jc w:val="left"/>
       <w:outlineLvl w:val="3"/>
     </w:pPr>
     <w:rPr>
-      <w:rFonts w:ascii="Arial" w:hAnsi="Arial" w:eastAsia="Arial" w:cs="Arial"/>
       <w:i/>
       <w:iCs/>
       <w:color w:val="2E74B5"/>
-      <w:kern w:val="0"/>
-      <w:sz w:val="22"/>
-      <w:szCs w:val="22"/>
-      <w:lang w:val="en-IN" w:eastAsia="en-IN" w:bidi="ta-IN"/>
     </w:rPr>
   </w:style>
   <w:style w:type="paragraph" w:styleId="Heading5">
@@ -2864,20 +2931,10 @@
     <w:unhideWhenUsed/>
     <w:qFormat/>
     <w:pPr>
-      <w:widowControl/>
-      <w:suppressAutoHyphens w:val="true"/>
-      <w:bidi w:val="0"/>
-      <w:spacing w:before="0" w:after="0"/>
-      <w:jc w:val="left"/>
       <w:outlineLvl w:val="4"/>
     </w:pPr>
     <w:rPr>
-      <w:rFonts w:ascii="Arial" w:hAnsi="Arial" w:eastAsia="Arial" w:cs="Arial"/>
       <w:color w:val="2E74B5"/>
-      <w:kern w:val="0"/>
-      <w:sz w:val="22"/>
-      <w:szCs w:val="22"/>
-      <w:lang w:val="en-IN" w:eastAsia="en-IN" w:bidi="ta-IN"/>
     </w:rPr>
   </w:style>
   <w:style w:type="paragraph" w:styleId="Heading6">
@@ -2887,28 +2944,38 @@
     <w:unhideWhenUsed/>
     <w:qFormat/>
     <w:pPr>
-      <w:widowControl/>
-      <w:suppressAutoHyphens w:val="true"/>
-      <w:bidi w:val="0"/>
-      <w:spacing w:before="0" w:after="0"/>
-      <w:jc w:val="left"/>
       <w:outlineLvl w:val="5"/>
     </w:pPr>
     <w:rPr>
-      <w:rFonts w:ascii="Arial" w:hAnsi="Arial" w:eastAsia="Arial" w:cs="Arial"/>
       <w:color w:val="1F4D78"/>
-      <w:kern w:val="0"/>
-      <w:sz w:val="22"/>
-      <w:szCs w:val="22"/>
-      <w:lang w:val="en-IN" w:eastAsia="en-IN" w:bidi="ta-IN"/>
     </w:rPr>
   </w:style>
-  <w:style w:type="character" w:styleId="DefaultParagraphFont" w:default="1">
+  <w:style w:type="character" w:default="1" w:styleId="DefaultParagraphFont">
     <w:name w:val="Default Paragraph Font"/>
     <w:uiPriority w:val="1"/>
+    <w:semiHidden/>
     <w:unhideWhenUsed/>
-    <w:qFormat/>
-    <w:rPr/>
+  </w:style>
+  <w:style w:type="table" w:default="1" w:styleId="TableNormal">
+    <w:name w:val="Normal Table"/>
+    <w:uiPriority w:val="99"/>
+    <w:semiHidden/>
+    <w:unhideWhenUsed/>
+    <w:tblPr>
+      <w:tblInd w:w="0" w:type="dxa"/>
+      <w:tblCellMar>
+        <w:top w:w="0" w:type="dxa"/>
+        <w:left w:w="108" w:type="dxa"/>
+        <w:bottom w:w="0" w:type="dxa"/>
+        <w:right w:w="108" w:type="dxa"/>
+      </w:tblCellMar>
+    </w:tblPr>
+  </w:style>
+  <w:style w:type="numbering" w:default="1" w:styleId="NoList">
+    <w:name w:val="No List"/>
+    <w:uiPriority w:val="99"/>
+    <w:semiHidden/>
+    <w:unhideWhenUsed/>
   </w:style>
   <w:style w:type="character" w:styleId="Hyperlink">
     <w:name w:val="Hyperlink"/>
@@ -2919,7 +2986,7 @@
       <w:u w:val="single"/>
     </w:rPr>
   </w:style>
-  <w:style w:type="character" w:styleId="FootnoteCharactersuser">
+  <w:style w:type="character" w:customStyle="1" w:styleId="FootnoteCharactersuser">
     <w:name w:val="Footnote Characters (user)"/>
     <w:uiPriority w:val="99"/>
     <w:semiHidden/>
@@ -2929,7 +2996,7 @@
       <w:vertAlign w:val="superscript"/>
     </w:rPr>
   </w:style>
-  <w:style w:type="character" w:styleId="FootnoteCharacters">
+  <w:style w:type="character" w:customStyle="1" w:styleId="FootnoteCharacters">
     <w:name w:val="Footnote Characters"/>
     <w:qFormat/>
     <w:rPr>
@@ -2942,7 +3009,7 @@
       <w:vertAlign w:val="superscript"/>
     </w:rPr>
   </w:style>
-  <w:style w:type="character" w:styleId="FootnoteTextChar" w:customStyle="1">
+  <w:style w:type="character" w:customStyle="1" w:styleId="FootnoteTextChar">
     <w:name w:val="Footnote Text Char"/>
     <w:link w:val="FootnoteText"/>
     <w:uiPriority w:val="99"/>
@@ -2961,23 +3028,23 @@
     <w:semiHidden/>
     <w:unhideWhenUsed/>
     <w:qFormat/>
-    <w:rsid w:val="0002477a"/>
+    <w:rsid w:val="0002477A"/>
     <w:rPr>
       <w:color w:val="605E5C"/>
-      <w:shd w:fill="E1DFDD" w:val="clear"/>
+      <w:shd w:val="clear" w:color="auto" w:fill="E1DFDD"/>
     </w:rPr>
   </w:style>
-  <w:style w:type="paragraph" w:styleId="Heading">
+  <w:style w:type="paragraph" w:customStyle="1" w:styleId="Heading">
     <w:name w:val="Heading"/>
     <w:basedOn w:val="Normal"/>
     <w:next w:val="BodyText"/>
     <w:qFormat/>
     <w:pPr>
-      <w:keepNext w:val="true"/>
+      <w:keepNext/>
       <w:spacing w:before="240" w:after="120"/>
     </w:pPr>
     <w:rPr>
-      <w:rFonts w:ascii="Liberation Sans" w:hAnsi="Liberation Sans" w:eastAsia="Noto Sans CJK SC" w:cs="Noto Sans Devanagari"/>
+      <w:rFonts w:ascii="Liberation Sans" w:eastAsia="Noto Sans CJK SC" w:hAnsi="Liberation Sans" w:cs="Noto Sans Devanagari"/>
       <w:sz w:val="28"/>
       <w:szCs w:val="28"/>
     </w:rPr>
@@ -2986,14 +3053,12 @@
     <w:name w:val="Body Text"/>
     <w:basedOn w:val="Normal"/>
     <w:pPr>
-      <w:spacing w:lineRule="auto" w:line="276" w:before="0" w:after="140"/>
+      <w:spacing w:after="140" w:line="276" w:lineRule="auto"/>
     </w:pPr>
-    <w:rPr/>
   </w:style>
   <w:style w:type="paragraph" w:styleId="List">
     <w:name w:val="List"/>
     <w:basedOn w:val="BodyText"/>
-    <w:pPr/>
     <w:rPr>
       <w:rFonts w:cs="Noto Sans Devanagari"/>
     </w:rPr>
@@ -3014,7 +3079,7 @@
       <w:szCs w:val="24"/>
     </w:rPr>
   </w:style>
-  <w:style w:type="paragraph" w:styleId="Index">
+  <w:style w:type="paragraph" w:customStyle="1" w:styleId="Index">
     <w:name w:val="Index"/>
     <w:basedOn w:val="Normal"/>
     <w:qFormat/>
@@ -3029,61 +3094,22 @@
     <w:name w:val="Title"/>
     <w:uiPriority w:val="10"/>
     <w:qFormat/>
-    <w:pPr>
-      <w:widowControl/>
-      <w:suppressAutoHyphens w:val="true"/>
-      <w:bidi w:val="0"/>
-      <w:spacing w:before="0" w:after="0"/>
-      <w:jc w:val="left"/>
-    </w:pPr>
     <w:rPr>
-      <w:rFonts w:ascii="Arial" w:hAnsi="Arial" w:eastAsia="Arial" w:cs="Arial"/>
-      <w:color w:val="404040"/>
-      <w:kern w:val="0"/>
       <w:sz w:val="56"/>
       <w:szCs w:val="56"/>
-      <w:lang w:val="en-IN" w:eastAsia="en-IN" w:bidi="ta-IN"/>
     </w:rPr>
   </w:style>
-  <w:style w:type="paragraph" w:styleId="Strong1" w:customStyle="1">
+  <w:style w:type="paragraph" w:customStyle="1" w:styleId="Strong1">
     <w:name w:val="Strong1"/>
     <w:qFormat/>
-    <w:pPr>
-      <w:widowControl/>
-      <w:suppressAutoHyphens w:val="true"/>
-      <w:bidi w:val="0"/>
-      <w:spacing w:before="0" w:after="0"/>
-      <w:jc w:val="left"/>
-    </w:pPr>
     <w:rPr>
-      <w:rFonts w:ascii="Arial" w:hAnsi="Arial" w:eastAsia="Arial" w:cs="Arial"/>
       <w:b/>
       <w:bCs/>
-      <w:color w:val="404040"/>
-      <w:kern w:val="0"/>
-      <w:sz w:val="22"/>
-      <w:szCs w:val="22"/>
-      <w:lang w:val="en-IN" w:eastAsia="en-IN" w:bidi="ta-IN"/>
     </w:rPr>
   </w:style>
   <w:style w:type="paragraph" w:styleId="ListParagraph">
     <w:name w:val="List Paragraph"/>
     <w:qFormat/>
-    <w:pPr>
-      <w:widowControl/>
-      <w:suppressAutoHyphens w:val="true"/>
-      <w:bidi w:val="0"/>
-      <w:spacing w:before="0" w:after="0"/>
-      <w:jc w:val="left"/>
-    </w:pPr>
-    <w:rPr>
-      <w:rFonts w:ascii="Arial" w:hAnsi="Arial" w:eastAsia="Arial" w:cs="Arial"/>
-      <w:color w:val="404040"/>
-      <w:kern w:val="0"/>
-      <w:sz w:val="22"/>
-      <w:szCs w:val="22"/>
-      <w:lang w:val="en-IN" w:eastAsia="en-IN" w:bidi="ta-IN"/>
-    </w:rPr>
   </w:style>
   <w:style w:type="paragraph" w:styleId="FootnoteText">
     <w:name w:val="footnote text"/>
@@ -3091,20 +3117,9 @@
     <w:uiPriority w:val="99"/>
     <w:semiHidden/>
     <w:unhideWhenUsed/>
-    <w:pPr>
-      <w:widowControl/>
-      <w:suppressAutoHyphens w:val="true"/>
-      <w:bidi w:val="0"/>
-      <w:spacing w:before="0" w:after="0"/>
-      <w:jc w:val="left"/>
-    </w:pPr>
     <w:rPr>
-      <w:rFonts w:ascii="Arial" w:hAnsi="Arial" w:eastAsia="Arial" w:cs="Arial"/>
-      <w:color w:val="404040"/>
-      <w:kern w:val="0"/>
       <w:sz w:val="20"/>
       <w:szCs w:val="20"/>
-      <w:lang w:val="en-IN" w:eastAsia="en-IN" w:bidi="ta-IN"/>
     </w:rPr>
   </w:style>
   <w:style w:type="paragraph" w:styleId="NormalWeb">
@@ -3113,51 +3128,30 @@
     <w:uiPriority w:val="99"/>
     <w:unhideWhenUsed/>
     <w:qFormat/>
-    <w:rsid w:val="003a554b"/>
+    <w:rsid w:val="003A554B"/>
     <w:pPr>
       <w:spacing w:beforeAutospacing="1" w:afterAutospacing="1"/>
     </w:pPr>
     <w:rPr>
-      <w:rFonts w:ascii="Times New Roman" w:hAnsi="Times New Roman" w:eastAsia="Times New Roman" w:cs="Times New Roman"/>
+      <w:rFonts w:ascii="Times New Roman" w:eastAsia="Times New Roman" w:hAnsi="Times New Roman" w:cs="Times New Roman"/>
       <w:color w:val="auto"/>
       <w:sz w:val="24"/>
       <w:szCs w:val="24"/>
     </w:rPr>
   </w:style>
-  <w:style w:type="numbering" w:styleId="NoList" w:default="1">
-    <w:name w:val="No List"/>
-    <w:uiPriority w:val="99"/>
-    <w:semiHidden/>
-    <w:unhideWhenUsed/>
-    <w:qFormat/>
-  </w:style>
-  <w:style w:type="table" w:default="1" w:styleId="TableNormal">
-    <w:name w:val="Normal Table"/>
-    <w:uiPriority w:val="99"/>
-    <w:semiHidden/>
-    <w:unhideWhenUsed/>
-    <w:tblPr>
-      <w:tblCellMar>
-        <w:top w:w="0" w:type="dxa"/>
-        <w:left w:w="108" w:type="dxa"/>
-        <w:bottom w:w="0" w:type="dxa"/>
-        <w:right w:w="108" w:type="dxa"/>
-      </w:tblCellMar>
-    </w:tblPr>
-  </w:style>
   <w:style w:type="table" w:styleId="TableGrid">
     <w:name w:val="Table Grid"/>
     <w:basedOn w:val="TableNormal"/>
     <w:uiPriority w:val="39"/>
-    <w:rsid w:val="009173cf"/>
+    <w:rsid w:val="009173CF"/>
     <w:tblPr>
       <w:tblBorders>
-        <w:top w:val="single" w:color="auto" w:sz="4" w:space="0"/>
-        <w:left w:val="single" w:color="auto" w:sz="4" w:space="0"/>
-        <w:bottom w:val="single" w:color="auto" w:sz="4" w:space="0"/>
-        <w:right w:val="single" w:color="auto" w:sz="4" w:space="0"/>
-        <w:insideH w:val="single" w:color="auto" w:sz="4" w:space="0"/>
-        <w:insideV w:val="single" w:color="auto" w:sz="4" w:space="0"/>
+        <w:top w:val="single" w:sz="4" w:space="0" w:color="auto"/>
+        <w:left w:val="single" w:sz="4" w:space="0" w:color="auto"/>
+        <w:bottom w:val="single" w:sz="4" w:space="0" w:color="auto"/>
+        <w:right w:val="single" w:sz="4" w:space="0" w:color="auto"/>
+        <w:insideH w:val="single" w:sz="4" w:space="0" w:color="auto"/>
+        <w:insideV w:val="single" w:sz="4" w:space="0" w:color="auto"/>
       </w:tblBorders>
     </w:tblPr>
   </w:style>
@@ -3165,54 +3159,54 @@
 </file>
 
 <file path=word/theme/theme1.xml><?xml version="1.0" encoding="utf-8"?>
-<a:theme xmlns:a="http://schemas.openxmlformats.org/drawingml/2006/main" xmlns:r="http://schemas.openxmlformats.org/officeDocument/2006/relationships" name="Office Theme">
+<a:theme xmlns:a="http://schemas.openxmlformats.org/drawingml/2006/main" name="Office Theme">
   <a:themeElements>
     <a:clrScheme name="Office">
       <a:dk1>
         <a:srgbClr val="000000"/>
       </a:dk1>
       <a:lt1>
-        <a:srgbClr val="ffffff"/>
+        <a:srgbClr val="FFFFFF"/>
       </a:lt1>
       <a:dk2>
-        <a:srgbClr val="0e2841"/>
+        <a:srgbClr val="0E2841"/>
       </a:dk2>
       <a:lt2>
-        <a:srgbClr val="e8e8e8"/>
+        <a:srgbClr val="E8E8E8"/>
       </a:lt2>
       <a:accent1>
         <a:srgbClr val="156082"/>
       </a:accent1>
       <a:accent2>
-        <a:srgbClr val="e97132"/>
+        <a:srgbClr val="E97132"/>
       </a:accent2>
       <a:accent3>
-        <a:srgbClr val="196b24"/>
+        <a:srgbClr val="196B24"/>
       </a:accent3>
       <a:accent4>
-        <a:srgbClr val="0f9ed5"/>
+        <a:srgbClr val="0F9ED5"/>
       </a:accent4>
       <a:accent5>
-        <a:srgbClr val="a02b93"/>
+        <a:srgbClr val="A02B93"/>
       </a:accent5>
       <a:accent6>
-        <a:srgbClr val="4ea72e"/>
+        <a:srgbClr val="4EA72E"/>
       </a:accent6>
       <a:hlink>
         <a:srgbClr val="467886"/>
       </a:hlink>
       <a:folHlink>
-        <a:srgbClr val="96607d"/>
+        <a:srgbClr val="96607D"/>
       </a:folHlink>
     </a:clrScheme>
     <a:fontScheme name="Office">
       <a:majorFont>
-        <a:latin typeface="Aptos Display" panose="02110004020202020204" pitchFamily="0" charset="1"/>
+        <a:latin typeface="Aptos Display" panose="02110004020202020204"/>
         <a:ea typeface=""/>
         <a:cs typeface=""/>
       </a:majorFont>
       <a:minorFont>
-        <a:latin typeface="Aptos" panose="02110004020202020204" pitchFamily="0" charset="1"/>
+        <a:latin typeface="Aptos" panose="02110004020202020204"/>
         <a:ea typeface=""/>
         <a:cs typeface=""/>
       </a:minorFont>
@@ -3244,7 +3238,7 @@
             </a:gs>
           </a:gsLst>
           <a:lin ang="5400000" scaled="0"/>
-          <a:tileRect l="0" t="0" r="0" b="0"/>
+          <a:tileRect/>
         </a:gradFill>
         <a:gradFill>
           <a:gsLst>
@@ -3268,7 +3262,7 @@
             </a:gs>
           </a:gsLst>
           <a:lin ang="5400000" scaled="0"/>
-          <a:tileRect l="0" t="0" r="0" b="0"/>
+          <a:tileRect/>
         </a:gradFill>
       </a:fillStyleLst>
       <a:lnStyleLst>
@@ -3328,10 +3322,12 @@
             </a:gs>
           </a:gsLst>
           <a:lin ang="5400000" scaled="0"/>
-          <a:tileRect l="0" t="0" r="0" b="0"/>
+          <a:tileRect/>
         </a:gradFill>
       </a:bgFillStyleLst>
     </a:fmtScheme>
   </a:themeElements>
+  <a:objectDefaults/>
+  <a:extraClrSchemeLst/>
 </a:theme>
 </file>
--- a/docs/v2/Abhinav Bharadwaj R - Resume.docx
+++ b/docs/v2/Abhinav Bharadwaj R - Resume.docx
@@ -43,7 +43,25 @@
           <w:sz w:val="24"/>
           <w:szCs w:val="24"/>
         </w:rPr>
-        <w:t>Senior DevOps Engineer</w:t>
+        <w:t>DevOps</w:t>
+      </w:r>
+      <w:r>
+        <w:rPr>
+          <w:rFonts w:ascii="Cambria" w:hAnsi="Cambria" w:cs="Times New Roman"/>
+          <w:color w:val="auto"/>
+          <w:sz w:val="24"/>
+          <w:szCs w:val="24"/>
+        </w:rPr>
+        <w:t xml:space="preserve"> AI</w:t>
+      </w:r>
+      <w:r>
+        <w:rPr>
+          <w:rFonts w:ascii="Cambria" w:hAnsi="Cambria" w:cs="Times New Roman"/>
+          <w:color w:val="auto"/>
+          <w:sz w:val="24"/>
+          <w:szCs w:val="24"/>
+        </w:rPr>
+        <w:t xml:space="preserve"> Engineer</w:t>
       </w:r>
     </w:p>
     <w:p>
@@ -167,9 +185,20 @@
           <w:sz w:val="20"/>
           <w:szCs w:val="20"/>
         </w:rPr>
-        <w:t xml:space="preserve">Focused on implementing DevOps and </w:t>
-      </w:r>
-      <w:proofErr w:type="spellStart"/>
+        <w:t>Focused on implementing DevOps and DevSecOps practices across CI/CD-driven deployment pipelines, Infrastructure as Code (IaC), containerized workloads, and AWS-based secure cloud architecture. Strong exposure to cloud security, IAM-based least privilege access design, governance &amp; compliance controls, and secure SDLC practices aligned with production reliability requirements.</w:t>
+      </w:r>
+    </w:p>
+    <w:p>
+      <w:pPr>
+        <w:spacing w:before="80" w:after="80"/>
+        <w:jc w:val="both"/>
+        <w:rPr>
+          <w:rFonts w:ascii="Cambria" w:hAnsi="Cambria" w:cs="Times New Roman"/>
+          <w:color w:val="auto"/>
+          <w:sz w:val="24"/>
+          <w:szCs w:val="24"/>
+        </w:rPr>
+      </w:pPr>
       <w:r>
         <w:rPr>
           <w:rFonts w:ascii="Cambria" w:hAnsi="Cambria" w:cs="Times New Roman"/>
@@ -177,78 +206,7 @@
           <w:sz w:val="20"/>
           <w:szCs w:val="20"/>
         </w:rPr>
-        <w:t>DevSecOps</w:t>
-      </w:r>
-      <w:proofErr w:type="spellEnd"/>
-      <w:r>
-        <w:rPr>
-          <w:rFonts w:ascii="Cambria" w:hAnsi="Cambria" w:cs="Times New Roman"/>
-          <w:color w:val="auto"/>
-          <w:sz w:val="20"/>
-          <w:szCs w:val="20"/>
-        </w:rPr>
-        <w:t xml:space="preserve"> practices across CI/CD-driven deployment pipelines, Infrastructure as Code (</w:t>
-      </w:r>
-      <w:proofErr w:type="spellStart"/>
-      <w:r>
-        <w:rPr>
-          <w:rFonts w:ascii="Cambria" w:hAnsi="Cambria" w:cs="Times New Roman"/>
-          <w:color w:val="auto"/>
-          <w:sz w:val="20"/>
-          <w:szCs w:val="20"/>
-        </w:rPr>
-        <w:t>IaC</w:t>
-      </w:r>
-      <w:proofErr w:type="spellEnd"/>
-      <w:r>
-        <w:rPr>
-          <w:rFonts w:ascii="Cambria" w:hAnsi="Cambria" w:cs="Times New Roman"/>
-          <w:color w:val="auto"/>
-          <w:sz w:val="20"/>
-          <w:szCs w:val="20"/>
-        </w:rPr>
-        <w:t>), containerized workloads, and AWS-based secure cloud architecture. Strong exposure to cloud security, IAM-based least privilege access design, governance &amp; compliance controls, and secure SDLC practices aligned with production reliability requirements.</w:t>
-      </w:r>
-    </w:p>
-    <w:p>
-      <w:pPr>
-        <w:spacing w:before="80" w:after="80"/>
-        <w:jc w:val="both"/>
-        <w:rPr>
-          <w:rFonts w:ascii="Cambria" w:hAnsi="Cambria" w:cs="Times New Roman"/>
-          <w:color w:val="auto"/>
-          <w:sz w:val="24"/>
-          <w:szCs w:val="24"/>
-        </w:rPr>
-      </w:pPr>
-      <w:r>
-        <w:rPr>
-          <w:rFonts w:ascii="Cambria" w:hAnsi="Cambria" w:cs="Times New Roman"/>
-          <w:color w:val="auto"/>
-          <w:sz w:val="20"/>
-          <w:szCs w:val="20"/>
-        </w:rPr>
-        <w:t xml:space="preserve">Long-term oriented toward </w:t>
-      </w:r>
-      <w:proofErr w:type="spellStart"/>
-      <w:r>
-        <w:rPr>
-          <w:rFonts w:ascii="Cambria" w:hAnsi="Cambria" w:cs="Times New Roman"/>
-          <w:color w:val="auto"/>
-          <w:sz w:val="20"/>
-          <w:szCs w:val="20"/>
-        </w:rPr>
-        <w:t>DevSecOps</w:t>
-      </w:r>
-      <w:proofErr w:type="spellEnd"/>
-      <w:r>
-        <w:rPr>
-          <w:rFonts w:ascii="Cambria" w:hAnsi="Cambria" w:cs="Times New Roman"/>
-          <w:color w:val="auto"/>
-          <w:sz w:val="20"/>
-          <w:szCs w:val="20"/>
-        </w:rPr>
-        <w:t xml:space="preserve"> leadership, embedding security, automation, and infrastructure resilience into modern financial systems.</w:t>
+        <w:t>Long-term oriented toward DevSecOps leadership, embedding security, automation, and infrastructure resilience into modern financial systems.</w:t>
       </w:r>
     </w:p>
     <w:p>
@@ -321,18 +279,19 @@
                 <w:sz w:val="20"/>
                 <w:szCs w:val="20"/>
               </w:rPr>
-              <w:t>Senior DevOps Engineer</w:t>
-            </w:r>
-            <w:r>
-              <w:rPr>
-                <w:rFonts w:ascii="Cambria" w:hAnsi="Cambria" w:cs="Times New Roman"/>
+              <w:t>DevOps</w:t>
+            </w:r>
+            <w:r>
+              <w:rPr>
+                <w:rFonts w:ascii="Cambria" w:hAnsi="Cambria" w:cs="Times New Roman"/>
+                <w:b/>
+                <w:bCs/>
                 <w:color w:val="auto"/>
                 <w:sz w:val="20"/>
                 <w:szCs w:val="20"/>
               </w:rPr>
-              <w:t xml:space="preserve"> | </w:t>
-            </w:r>
-            <w:proofErr w:type="spellStart"/>
+              <w:t xml:space="preserve"> AI</w:t>
+            </w:r>
             <w:r>
               <w:rPr>
                 <w:rFonts w:ascii="Cambria" w:hAnsi="Cambria" w:cs="Times New Roman"/>
@@ -342,9 +301,17 @@
                 <w:sz w:val="20"/>
                 <w:szCs w:val="20"/>
               </w:rPr>
-              <w:t>OnFinance</w:t>
-            </w:r>
-            <w:proofErr w:type="spellEnd"/>
+              <w:t xml:space="preserve"> Engineer</w:t>
+            </w:r>
+            <w:r>
+              <w:rPr>
+                <w:rFonts w:ascii="Cambria" w:hAnsi="Cambria" w:cs="Times New Roman"/>
+                <w:color w:val="auto"/>
+                <w:sz w:val="20"/>
+                <w:szCs w:val="20"/>
+              </w:rPr>
+              <w:t xml:space="preserve"> | </w:t>
+            </w:r>
             <w:r>
               <w:rPr>
                 <w:rFonts w:ascii="Cambria" w:hAnsi="Cambria" w:cs="Times New Roman"/>
@@ -354,7 +321,7 @@
                 <w:sz w:val="20"/>
                 <w:szCs w:val="20"/>
               </w:rPr>
-              <w:t xml:space="preserve"> AI</w:t>
+              <w:t>OnFinance AI</w:t>
             </w:r>
           </w:p>
         </w:tc>
@@ -508,47 +475,7 @@
                 <w:sz w:val="18"/>
                 <w:szCs w:val="18"/>
               </w:rPr>
-              <w:t xml:space="preserve">Contributed to migration from </w:t>
-            </w:r>
-            <w:proofErr w:type="spellStart"/>
-            <w:r>
-              <w:rPr>
-                <w:rFonts w:ascii="Cambria" w:hAnsi="Cambria" w:cs="Times New Roman"/>
-                <w:color w:val="auto"/>
-                <w:sz w:val="18"/>
-                <w:szCs w:val="18"/>
-              </w:rPr>
-              <w:t>LiteLLM</w:t>
-            </w:r>
-            <w:proofErr w:type="spellEnd"/>
-            <w:r>
-              <w:rPr>
-                <w:rFonts w:ascii="Cambria" w:hAnsi="Cambria" w:cs="Times New Roman"/>
-                <w:color w:val="auto"/>
-                <w:sz w:val="18"/>
-                <w:szCs w:val="18"/>
-              </w:rPr>
-              <w:t xml:space="preserve"> to </w:t>
-            </w:r>
-            <w:proofErr w:type="spellStart"/>
-            <w:r>
-              <w:rPr>
-                <w:rFonts w:ascii="Cambria" w:hAnsi="Cambria" w:cs="Times New Roman"/>
-                <w:color w:val="auto"/>
-                <w:sz w:val="18"/>
-                <w:szCs w:val="18"/>
-              </w:rPr>
-              <w:t>BiFrost</w:t>
-            </w:r>
-            <w:proofErr w:type="spellEnd"/>
-            <w:r>
-              <w:rPr>
-                <w:rFonts w:ascii="Cambria" w:hAnsi="Cambria" w:cs="Times New Roman"/>
-                <w:color w:val="auto"/>
-                <w:sz w:val="18"/>
-                <w:szCs w:val="18"/>
-              </w:rPr>
-              <w:t xml:space="preserve"> LLM Gateway, improving operational reliability, usage governance, and secure service delivery.</w:t>
+              <w:t>Contributed to migration from LiteLLM to BiFrost LLM Gateway, improving operational reliability, usage governance, and secure service delivery.</w:t>
             </w:r>
           </w:p>
           <w:p>
@@ -574,27 +501,7 @@
                 <w:sz w:val="18"/>
                 <w:szCs w:val="18"/>
               </w:rPr>
-              <w:t xml:space="preserve">Operated within a high-velocity cloud-native startup environment implementing </w:t>
-            </w:r>
-            <w:proofErr w:type="spellStart"/>
-            <w:r>
-              <w:rPr>
-                <w:rFonts w:ascii="Cambria" w:hAnsi="Cambria" w:cs="Times New Roman"/>
-                <w:color w:val="auto"/>
-                <w:sz w:val="18"/>
-                <w:szCs w:val="18"/>
-              </w:rPr>
-              <w:t>DevSecOps</w:t>
-            </w:r>
-            <w:proofErr w:type="spellEnd"/>
-            <w:r>
-              <w:rPr>
-                <w:rFonts w:ascii="Cambria" w:hAnsi="Cambria" w:cs="Times New Roman"/>
-                <w:color w:val="auto"/>
-                <w:sz w:val="18"/>
-                <w:szCs w:val="18"/>
-              </w:rPr>
-              <w:t>-oriented secure deployment practices.</w:t>
+              <w:t>Operated within a high-velocity cloud-native startup environment implementing DevSecOps-oriented secure deployment practices.</w:t>
             </w:r>
           </w:p>
         </w:tc>
@@ -713,27 +620,7 @@
                 <w:sz w:val="18"/>
                 <w:szCs w:val="18"/>
               </w:rPr>
-              <w:t xml:space="preserve">Contributed to enterprise-scale modernization initiatives for Dubai Islamic Bank (DIB) under the Core Banking Transformation Program (Oracle </w:t>
-            </w:r>
-            <w:proofErr w:type="spellStart"/>
-            <w:r>
-              <w:rPr>
-                <w:rFonts w:ascii="Cambria" w:hAnsi="Cambria" w:cs="Times New Roman"/>
-                <w:color w:val="auto"/>
-                <w:sz w:val="18"/>
-                <w:szCs w:val="18"/>
-              </w:rPr>
-              <w:t>Flexcube</w:t>
-            </w:r>
-            <w:proofErr w:type="spellEnd"/>
-            <w:r>
-              <w:rPr>
-                <w:rFonts w:ascii="Cambria" w:hAnsi="Cambria" w:cs="Times New Roman"/>
-                <w:color w:val="auto"/>
-                <w:sz w:val="18"/>
-                <w:szCs w:val="18"/>
-              </w:rPr>
-              <w:t xml:space="preserve"> → Temenos T24 Transact), operating within regulated environments requiring strict governance &amp; compliance controls.</w:t>
+              <w:t>Contributed to enterprise-scale modernization initiatives for Dubai Islamic Bank (DIB) under the Core Banking Transformation Program (Oracle Flexcube → Temenos T24 Transact), operating within regulated environments requiring strict governance &amp; compliance controls.</w:t>
             </w:r>
           </w:p>
           <w:p>
@@ -1499,19 +1386,44 @@
           <w:sz w:val="18"/>
           <w:szCs w:val="18"/>
         </w:rPr>
-        <w:t xml:space="preserve">Jenkins, Git, Bitbucket, </w:t>
-      </w:r>
-      <w:proofErr w:type="spellStart"/>
-      <w:r>
+        <w:t>Jenkins, Git, Bitbucket, OpenTofu (Terraform), Shell Scripting</w:t>
+      </w:r>
+    </w:p>
+    <w:p>
+      <w:pPr>
+        <w:spacing w:before="80" w:after="80"/>
+        <w:rPr>
+          <w:rFonts w:ascii="Cambria" w:hAnsi="Cambria" w:cs="Times New Roman"/>
+          <w:b/>
+          <w:bCs/>
+          <w:color w:val="auto"/>
+          <w:sz w:val="20"/>
+          <w:szCs w:val="20"/>
+        </w:rPr>
+      </w:pPr>
+      <w:r>
+        <w:rPr>
+          <w:rFonts w:ascii="Cambria" w:hAnsi="Cambria" w:cs="Times New Roman"/>
+          <w:b/>
+          <w:bCs/>
+          <w:color w:val="auto"/>
+          <w:sz w:val="20"/>
+          <w:szCs w:val="20"/>
+        </w:rPr>
+        <w:t>DevSecOps &amp; Governance</w:t>
+      </w:r>
+    </w:p>
+    <w:p>
+      <w:pPr>
+        <w:spacing w:before="80" w:after="80"/>
+        <w:ind w:left="360"/>
         <w:rPr>
           <w:rFonts w:ascii="Cambria" w:hAnsi="Cambria" w:cs="Times New Roman"/>
           <w:color w:val="auto"/>
           <w:sz w:val="18"/>
           <w:szCs w:val="18"/>
         </w:rPr>
-        <w:t>OpenTofu</w:t>
-      </w:r>
-      <w:proofErr w:type="spellEnd"/>
+      </w:pPr>
       <w:r>
         <w:rPr>
           <w:rFonts w:ascii="Cambria" w:hAnsi="Cambria" w:cs="Times New Roman"/>
@@ -1519,85 +1431,7 @@
           <w:sz w:val="18"/>
           <w:szCs w:val="18"/>
         </w:rPr>
-        <w:t xml:space="preserve"> (Terraform), Shell Scripting</w:t>
-      </w:r>
-    </w:p>
-    <w:p>
-      <w:pPr>
-        <w:spacing w:before="80" w:after="80"/>
-        <w:rPr>
-          <w:rFonts w:ascii="Cambria" w:hAnsi="Cambria" w:cs="Times New Roman"/>
-          <w:b/>
-          <w:bCs/>
-          <w:color w:val="auto"/>
-          <w:sz w:val="20"/>
-          <w:szCs w:val="20"/>
-        </w:rPr>
-      </w:pPr>
-      <w:proofErr w:type="spellStart"/>
-      <w:r>
-        <w:rPr>
-          <w:rFonts w:ascii="Cambria" w:hAnsi="Cambria" w:cs="Times New Roman"/>
-          <w:b/>
-          <w:bCs/>
-          <w:color w:val="auto"/>
-          <w:sz w:val="20"/>
-          <w:szCs w:val="20"/>
-        </w:rPr>
-        <w:t>DevSecOps</w:t>
-      </w:r>
-      <w:proofErr w:type="spellEnd"/>
-      <w:r>
-        <w:rPr>
-          <w:rFonts w:ascii="Cambria" w:hAnsi="Cambria" w:cs="Times New Roman"/>
-          <w:b/>
-          <w:bCs/>
-          <w:color w:val="auto"/>
-          <w:sz w:val="20"/>
-          <w:szCs w:val="20"/>
-        </w:rPr>
-        <w:t xml:space="preserve"> &amp; Governance</w:t>
-      </w:r>
-    </w:p>
-    <w:p>
-      <w:pPr>
-        <w:spacing w:before="80" w:after="80"/>
-        <w:ind w:left="360"/>
-        <w:rPr>
-          <w:rFonts w:ascii="Cambria" w:hAnsi="Cambria" w:cs="Times New Roman"/>
-          <w:color w:val="auto"/>
-          <w:sz w:val="18"/>
-          <w:szCs w:val="18"/>
-        </w:rPr>
-      </w:pPr>
-      <w:r>
-        <w:rPr>
-          <w:rFonts w:ascii="Cambria" w:hAnsi="Cambria" w:cs="Times New Roman"/>
-          <w:color w:val="auto"/>
-          <w:sz w:val="18"/>
-          <w:szCs w:val="18"/>
-        </w:rPr>
-        <w:t>IAM Policy Design, Least Privilege Access, Role-Based Access Control (RBAC), Secure SDLC, Infrastructure as Code (</w:t>
-      </w:r>
-      <w:proofErr w:type="spellStart"/>
-      <w:r>
-        <w:rPr>
-          <w:rFonts w:ascii="Cambria" w:hAnsi="Cambria" w:cs="Times New Roman"/>
-          <w:color w:val="auto"/>
-          <w:sz w:val="18"/>
-          <w:szCs w:val="18"/>
-        </w:rPr>
-        <w:t>IaC</w:t>
-      </w:r>
-      <w:proofErr w:type="spellEnd"/>
-      <w:r>
-        <w:rPr>
-          <w:rFonts w:ascii="Cambria" w:hAnsi="Cambria" w:cs="Times New Roman"/>
-          <w:color w:val="auto"/>
-          <w:sz w:val="18"/>
-          <w:szCs w:val="18"/>
-        </w:rPr>
-        <w:t>), Cloud Security, Governance &amp; Compliance</w:t>
+        <w:t>IAM Policy Design, Least Privilege Access, Role-Based Access Control (RBAC), Secure SDLC, Infrastructure as Code (IaC), Cloud Security, Governance &amp; Compliance</w:t>
       </w:r>
     </w:p>
     <w:p>
@@ -1678,7 +1512,6 @@
           <w:szCs w:val="20"/>
         </w:rPr>
       </w:pPr>
-      <w:proofErr w:type="spellStart"/>
       <w:r>
         <w:rPr>
           <w:rFonts w:ascii="Cambria" w:hAnsi="Cambria" w:cs="Times New Roman"/>
@@ -1688,19 +1521,7 @@
           <w:sz w:val="20"/>
           <w:szCs w:val="20"/>
         </w:rPr>
-        <w:t>Amazom</w:t>
-      </w:r>
-      <w:proofErr w:type="spellEnd"/>
-      <w:r>
-        <w:rPr>
-          <w:rFonts w:ascii="Cambria" w:hAnsi="Cambria" w:cs="Times New Roman"/>
-          <w:b/>
-          <w:bCs/>
-          <w:color w:val="auto"/>
-          <w:sz w:val="20"/>
-          <w:szCs w:val="20"/>
-        </w:rPr>
-        <w:t xml:space="preserve"> Web Services</w:t>
+        <w:t>Amazom Web Services</w:t>
       </w:r>
     </w:p>
     <w:p>
@@ -1923,7 +1744,6 @@
           <w:szCs w:val="19"/>
         </w:rPr>
       </w:pPr>
-      <w:proofErr w:type="spellStart"/>
       <w:r>
         <w:rPr>
           <w:rFonts w:ascii="Cambria" w:hAnsi="Cambria" w:cs="Times New Roman"/>
@@ -1935,7 +1755,6 @@
         </w:rPr>
         <w:t>KodeKloud</w:t>
       </w:r>
-      <w:proofErr w:type="spellEnd"/>
     </w:p>
     <w:p>
       <w:pPr>

--- a/docs/v2/Abhinav Bharadwaj R - Resume.docx
+++ b/docs/v2/Abhinav Bharadwaj R - Resume.docx
@@ -185,7 +185,47 @@
           <w:sz w:val="20"/>
           <w:szCs w:val="20"/>
         </w:rPr>
-        <w:t>Focused on implementing DevOps and DevSecOps practices across CI/CD-driven deployment pipelines, Infrastructure as Code (IaC), containerized workloads, and AWS-based secure cloud architecture. Strong exposure to cloud security, IAM-based least privilege access design, governance &amp; compliance controls, and secure SDLC practices aligned with production reliability requirements.</w:t>
+        <w:t xml:space="preserve">Focused on implementing DevOps and </w:t>
+      </w:r>
+      <w:proofErr w:type="spellStart"/>
+      <w:r>
+        <w:rPr>
+          <w:rFonts w:ascii="Cambria" w:hAnsi="Cambria" w:cs="Times New Roman"/>
+          <w:color w:val="auto"/>
+          <w:sz w:val="20"/>
+          <w:szCs w:val="20"/>
+        </w:rPr>
+        <w:t>DevSecOps</w:t>
+      </w:r>
+      <w:proofErr w:type="spellEnd"/>
+      <w:r>
+        <w:rPr>
+          <w:rFonts w:ascii="Cambria" w:hAnsi="Cambria" w:cs="Times New Roman"/>
+          <w:color w:val="auto"/>
+          <w:sz w:val="20"/>
+          <w:szCs w:val="20"/>
+        </w:rPr>
+        <w:t xml:space="preserve"> practices across CI/CD-driven deployment pipelines, Infrastructure as Code (</w:t>
+      </w:r>
+      <w:proofErr w:type="spellStart"/>
+      <w:r>
+        <w:rPr>
+          <w:rFonts w:ascii="Cambria" w:hAnsi="Cambria" w:cs="Times New Roman"/>
+          <w:color w:val="auto"/>
+          <w:sz w:val="20"/>
+          <w:szCs w:val="20"/>
+        </w:rPr>
+        <w:t>IaC</w:t>
+      </w:r>
+      <w:proofErr w:type="spellEnd"/>
+      <w:r>
+        <w:rPr>
+          <w:rFonts w:ascii="Cambria" w:hAnsi="Cambria" w:cs="Times New Roman"/>
+          <w:color w:val="auto"/>
+          <w:sz w:val="20"/>
+          <w:szCs w:val="20"/>
+        </w:rPr>
+        <w:t>), containerized workloads, and AWS-based secure cloud architecture. Strong exposure to cloud security, IAM-based least privilege access design, governance &amp; compliance controls, and secure SDLC practices aligned with production reliability requirements.</w:t>
       </w:r>
     </w:p>
     <w:p>
@@ -206,7 +246,27 @@
           <w:sz w:val="20"/>
           <w:szCs w:val="20"/>
         </w:rPr>
-        <w:t>Long-term oriented toward DevSecOps leadership, embedding security, automation, and infrastructure resilience into modern financial systems.</w:t>
+        <w:t xml:space="preserve">Long-term oriented toward </w:t>
+      </w:r>
+      <w:proofErr w:type="spellStart"/>
+      <w:r>
+        <w:rPr>
+          <w:rFonts w:ascii="Cambria" w:hAnsi="Cambria" w:cs="Times New Roman"/>
+          <w:color w:val="auto"/>
+          <w:sz w:val="20"/>
+          <w:szCs w:val="20"/>
+        </w:rPr>
+        <w:t>DevSecOps</w:t>
+      </w:r>
+      <w:proofErr w:type="spellEnd"/>
+      <w:r>
+        <w:rPr>
+          <w:rFonts w:ascii="Cambria" w:hAnsi="Cambria" w:cs="Times New Roman"/>
+          <w:color w:val="auto"/>
+          <w:sz w:val="20"/>
+          <w:szCs w:val="20"/>
+        </w:rPr>
+        <w:t xml:space="preserve"> leadership, embedding security, automation, and infrastructure resilience into modern financial systems.</w:t>
       </w:r>
     </w:p>
     <w:p>
@@ -312,6 +372,7 @@
               </w:rPr>
               <w:t xml:space="preserve"> | </w:t>
             </w:r>
+            <w:proofErr w:type="spellStart"/>
             <w:r>
               <w:rPr>
                 <w:rFonts w:ascii="Cambria" w:hAnsi="Cambria" w:cs="Times New Roman"/>
@@ -321,7 +382,19 @@
                 <w:sz w:val="20"/>
                 <w:szCs w:val="20"/>
               </w:rPr>
-              <w:t>OnFinance AI</w:t>
+              <w:t>OnFinance</w:t>
+            </w:r>
+            <w:proofErr w:type="spellEnd"/>
+            <w:r>
+              <w:rPr>
+                <w:rFonts w:ascii="Cambria" w:hAnsi="Cambria" w:cs="Times New Roman"/>
+                <w:b/>
+                <w:bCs/>
+                <w:color w:val="auto"/>
+                <w:sz w:val="20"/>
+                <w:szCs w:val="20"/>
+              </w:rPr>
+              <w:t xml:space="preserve"> AI</w:t>
             </w:r>
           </w:p>
         </w:tc>
@@ -475,7 +548,47 @@
                 <w:sz w:val="18"/>
                 <w:szCs w:val="18"/>
               </w:rPr>
-              <w:t>Contributed to migration from LiteLLM to BiFrost LLM Gateway, improving operational reliability, usage governance, and secure service delivery.</w:t>
+              <w:t xml:space="preserve">Contributed to migration from </w:t>
+            </w:r>
+            <w:proofErr w:type="spellStart"/>
+            <w:r>
+              <w:rPr>
+                <w:rFonts w:ascii="Cambria" w:hAnsi="Cambria" w:cs="Times New Roman"/>
+                <w:color w:val="auto"/>
+                <w:sz w:val="18"/>
+                <w:szCs w:val="18"/>
+              </w:rPr>
+              <w:t>LiteLLM</w:t>
+            </w:r>
+            <w:proofErr w:type="spellEnd"/>
+            <w:r>
+              <w:rPr>
+                <w:rFonts w:ascii="Cambria" w:hAnsi="Cambria" w:cs="Times New Roman"/>
+                <w:color w:val="auto"/>
+                <w:sz w:val="18"/>
+                <w:szCs w:val="18"/>
+              </w:rPr>
+              <w:t xml:space="preserve"> to </w:t>
+            </w:r>
+            <w:proofErr w:type="spellStart"/>
+            <w:r>
+              <w:rPr>
+                <w:rFonts w:ascii="Cambria" w:hAnsi="Cambria" w:cs="Times New Roman"/>
+                <w:color w:val="auto"/>
+                <w:sz w:val="18"/>
+                <w:szCs w:val="18"/>
+              </w:rPr>
+              <w:t>BiFrost</w:t>
+            </w:r>
+            <w:proofErr w:type="spellEnd"/>
+            <w:r>
+              <w:rPr>
+                <w:rFonts w:ascii="Cambria" w:hAnsi="Cambria" w:cs="Times New Roman"/>
+                <w:color w:val="auto"/>
+                <w:sz w:val="18"/>
+                <w:szCs w:val="18"/>
+              </w:rPr>
+              <w:t xml:space="preserve"> LLM Gateway, improving operational reliability, usage governance, and secure service delivery.</w:t>
             </w:r>
           </w:p>
           <w:p>
@@ -501,7 +614,27 @@
                 <w:sz w:val="18"/>
                 <w:szCs w:val="18"/>
               </w:rPr>
-              <w:t>Operated within a high-velocity cloud-native startup environment implementing DevSecOps-oriented secure deployment practices.</w:t>
+              <w:t xml:space="preserve">Operated within a high-velocity cloud-native startup environment implementing </w:t>
+            </w:r>
+            <w:proofErr w:type="spellStart"/>
+            <w:r>
+              <w:rPr>
+                <w:rFonts w:ascii="Cambria" w:hAnsi="Cambria" w:cs="Times New Roman"/>
+                <w:color w:val="auto"/>
+                <w:sz w:val="18"/>
+                <w:szCs w:val="18"/>
+              </w:rPr>
+              <w:t>DevSecOps</w:t>
+            </w:r>
+            <w:proofErr w:type="spellEnd"/>
+            <w:r>
+              <w:rPr>
+                <w:rFonts w:ascii="Cambria" w:hAnsi="Cambria" w:cs="Times New Roman"/>
+                <w:color w:val="auto"/>
+                <w:sz w:val="18"/>
+                <w:szCs w:val="18"/>
+              </w:rPr>
+              <w:t>-oriented secure deployment practices.</w:t>
             </w:r>
           </w:p>
         </w:tc>
@@ -620,7 +753,27 @@
                 <w:sz w:val="18"/>
                 <w:szCs w:val="18"/>
               </w:rPr>
-              <w:t>Contributed to enterprise-scale modernization initiatives for Dubai Islamic Bank (DIB) under the Core Banking Transformation Program (Oracle Flexcube → Temenos T24 Transact), operating within regulated environments requiring strict governance &amp; compliance controls.</w:t>
+              <w:t xml:space="preserve">Contributed to enterprise-scale modernization initiatives for Dubai Islamic Bank (DIB) under the Core Banking Transformation Program (Oracle </w:t>
+            </w:r>
+            <w:proofErr w:type="spellStart"/>
+            <w:r>
+              <w:rPr>
+                <w:rFonts w:ascii="Cambria" w:hAnsi="Cambria" w:cs="Times New Roman"/>
+                <w:color w:val="auto"/>
+                <w:sz w:val="18"/>
+                <w:szCs w:val="18"/>
+              </w:rPr>
+              <w:t>Flexcube</w:t>
+            </w:r>
+            <w:proofErr w:type="spellEnd"/>
+            <w:r>
+              <w:rPr>
+                <w:rFonts w:ascii="Cambria" w:hAnsi="Cambria" w:cs="Times New Roman"/>
+                <w:color w:val="auto"/>
+                <w:sz w:val="18"/>
+                <w:szCs w:val="18"/>
+              </w:rPr>
+              <w:t xml:space="preserve"> → Temenos T24 Transact), operating within regulated environments requiring strict governance &amp; compliance controls.</w:t>
             </w:r>
           </w:p>
           <w:p>
@@ -1386,7 +1539,27 @@
           <w:sz w:val="18"/>
           <w:szCs w:val="18"/>
         </w:rPr>
-        <w:t>Jenkins, Git, Bitbucket, OpenTofu (Terraform), Shell Scripting</w:t>
+        <w:t xml:space="preserve">Jenkins, Git, Bitbucket, </w:t>
+      </w:r>
+      <w:proofErr w:type="spellStart"/>
+      <w:r>
+        <w:rPr>
+          <w:rFonts w:ascii="Cambria" w:hAnsi="Cambria" w:cs="Times New Roman"/>
+          <w:color w:val="auto"/>
+          <w:sz w:val="18"/>
+          <w:szCs w:val="18"/>
+        </w:rPr>
+        <w:t>OpenTofu</w:t>
+      </w:r>
+      <w:proofErr w:type="spellEnd"/>
+      <w:r>
+        <w:rPr>
+          <w:rFonts w:ascii="Cambria" w:hAnsi="Cambria" w:cs="Times New Roman"/>
+          <w:color w:val="auto"/>
+          <w:sz w:val="18"/>
+          <w:szCs w:val="18"/>
+        </w:rPr>
+        <w:t xml:space="preserve"> (Terraform), Shell Scripting</w:t>
       </w:r>
     </w:p>
     <w:p>
@@ -1401,6 +1574,7 @@
           <w:szCs w:val="20"/>
         </w:rPr>
       </w:pPr>
+      <w:proofErr w:type="spellStart"/>
       <w:r>
         <w:rPr>
           <w:rFonts w:ascii="Cambria" w:hAnsi="Cambria" w:cs="Times New Roman"/>
@@ -1410,7 +1584,19 @@
           <w:sz w:val="20"/>
           <w:szCs w:val="20"/>
         </w:rPr>
-        <w:t>DevSecOps &amp; Governance</w:t>
+        <w:t>DevSecOps</w:t>
+      </w:r>
+      <w:proofErr w:type="spellEnd"/>
+      <w:r>
+        <w:rPr>
+          <w:rFonts w:ascii="Cambria" w:hAnsi="Cambria" w:cs="Times New Roman"/>
+          <w:b/>
+          <w:bCs/>
+          <w:color w:val="auto"/>
+          <w:sz w:val="20"/>
+          <w:szCs w:val="20"/>
+        </w:rPr>
+        <w:t xml:space="preserve"> &amp; Governance</w:t>
       </w:r>
     </w:p>
     <w:p>
@@ -1431,7 +1617,27 @@
           <w:sz w:val="18"/>
           <w:szCs w:val="18"/>
         </w:rPr>
-        <w:t>IAM Policy Design, Least Privilege Access, Role-Based Access Control (RBAC), Secure SDLC, Infrastructure as Code (IaC), Cloud Security, Governance &amp; Compliance</w:t>
+        <w:t>IAM Policy Design, Least Privilege Access, Role-Based Access Control (RBAC), Secure SDLC, Infrastructure as Code (</w:t>
+      </w:r>
+      <w:proofErr w:type="spellStart"/>
+      <w:r>
+        <w:rPr>
+          <w:rFonts w:ascii="Cambria" w:hAnsi="Cambria" w:cs="Times New Roman"/>
+          <w:color w:val="auto"/>
+          <w:sz w:val="18"/>
+          <w:szCs w:val="18"/>
+        </w:rPr>
+        <w:t>IaC</w:t>
+      </w:r>
+      <w:proofErr w:type="spellEnd"/>
+      <w:r>
+        <w:rPr>
+          <w:rFonts w:ascii="Cambria" w:hAnsi="Cambria" w:cs="Times New Roman"/>
+          <w:color w:val="auto"/>
+          <w:sz w:val="18"/>
+          <w:szCs w:val="18"/>
+        </w:rPr>
+        <w:t>), Cloud Security, Governance &amp; Compliance</w:t>
       </w:r>
     </w:p>
     <w:p>
@@ -1521,7 +1727,18 @@
           <w:sz w:val="20"/>
           <w:szCs w:val="20"/>
         </w:rPr>
-        <w:t>Amazom Web Services</w:t>
+        <w:t>Amazon</w:t>
+      </w:r>
+      <w:r>
+        <w:rPr>
+          <w:rFonts w:ascii="Cambria" w:hAnsi="Cambria" w:cs="Times New Roman"/>
+          <w:b/>
+          <w:bCs/>
+          <w:color w:val="auto"/>
+          <w:sz w:val="20"/>
+          <w:szCs w:val="20"/>
+        </w:rPr>
+        <w:t xml:space="preserve"> Web Services</w:t>
       </w:r>
     </w:p>
     <w:p>
@@ -1530,8 +1747,8 @@
         <w:rPr>
           <w:rFonts w:ascii="Cambria" w:hAnsi="Cambria" w:cs="Times New Roman"/>
           <w:color w:val="000000" w:themeColor="text1"/>
-          <w:sz w:val="20"/>
-          <w:szCs w:val="20"/>
+          <w:sz w:val="18"/>
+          <w:szCs w:val="18"/>
         </w:rPr>
       </w:pPr>
       <w:hyperlink r:id="rId7" w:history="1">
@@ -1540,13 +1757,35 @@
             <w:rStyle w:val="Hyperlink"/>
             <w:rFonts w:ascii="Cambria" w:hAnsi="Cambria" w:cs="Times New Roman"/>
             <w:color w:val="000000" w:themeColor="text1"/>
-            <w:sz w:val="20"/>
-            <w:szCs w:val="20"/>
+            <w:sz w:val="18"/>
+            <w:szCs w:val="18"/>
             <w:u w:val="none"/>
           </w:rPr>
           <w:t>Cloud Practitioner</w:t>
         </w:r>
       </w:hyperlink>
+      <w:r>
+        <w:rPr>
+          <w:rFonts w:ascii="Cambria" w:hAnsi="Cambria" w:cs="Times New Roman"/>
+          <w:color w:val="auto"/>
+          <w:sz w:val="18"/>
+          <w:szCs w:val="18"/>
+        </w:rPr>
+        <w:t xml:space="preserve"> • </w:t>
+      </w:r>
+      <w:hyperlink r:id="rId8" w:history="1">
+        <w:r>
+          <w:rPr>
+            <w:rStyle w:val="Hyperlink"/>
+            <w:rFonts w:ascii="Cambria" w:hAnsi="Cambria" w:cs="Times New Roman"/>
+            <w:color w:val="auto"/>
+            <w:sz w:val="18"/>
+            <w:szCs w:val="18"/>
+            <w:u w:val="none"/>
+          </w:rPr>
+          <w:t>AI Practitioner</w:t>
+        </w:r>
+      </w:hyperlink>
     </w:p>
     <w:p>
       <w:pPr>
@@ -1582,7 +1821,7 @@
           <w:szCs w:val="20"/>
         </w:rPr>
       </w:pPr>
-      <w:hyperlink r:id="rId8" w:history="1">
+      <w:hyperlink r:id="rId9" w:history="1">
         <w:r>
           <w:rPr>
             <w:rStyle w:val="Hyperlink"/>
@@ -1630,7 +1869,7 @@
           <w:szCs w:val="18"/>
         </w:rPr>
       </w:pPr>
-      <w:hyperlink r:id="rId9" w:history="1">
+      <w:hyperlink r:id="rId10" w:history="1">
         <w:r>
           <w:rPr>
             <w:rStyle w:val="Hyperlink"/>
@@ -1652,7 +1891,7 @@
         </w:rPr>
         <w:t xml:space="preserve"> • </w:t>
       </w:r>
-      <w:hyperlink r:id="rId10" w:history="1">
+      <w:hyperlink r:id="rId11" w:history="1">
         <w:r>
           <w:rPr>
             <w:rStyle w:val="Hyperlink"/>
@@ -1674,7 +1913,7 @@
         </w:rPr>
         <w:t xml:space="preserve"> • </w:t>
       </w:r>
-      <w:hyperlink r:id="rId11" w:history="1">
+      <w:hyperlink r:id="rId12" w:history="1">
         <w:r>
           <w:rPr>
             <w:rStyle w:val="Hyperlink"/>
@@ -1696,7 +1935,7 @@
         </w:rPr>
         <w:t xml:space="preserve"> • </w:t>
       </w:r>
-      <w:hyperlink r:id="rId12" w:history="1">
+      <w:hyperlink r:id="rId13" w:history="1">
         <w:r>
           <w:rPr>
             <w:rStyle w:val="Hyperlink"/>
@@ -1718,7 +1957,7 @@
         </w:rPr>
         <w:t xml:space="preserve"> • </w:t>
       </w:r>
-      <w:hyperlink r:id="rId13" w:history="1">
+      <w:hyperlink r:id="rId14" w:history="1">
         <w:r>
           <w:rPr>
             <w:rStyle w:val="Hyperlink"/>
@@ -1744,6 +1983,7 @@
           <w:szCs w:val="19"/>
         </w:rPr>
       </w:pPr>
+      <w:proofErr w:type="spellStart"/>
       <w:r>
         <w:rPr>
           <w:rFonts w:ascii="Cambria" w:hAnsi="Cambria" w:cs="Times New Roman"/>
@@ -1755,6 +1995,7 @@
         </w:rPr>
         <w:t>KodeKloud</w:t>
       </w:r>
+      <w:proofErr w:type="spellEnd"/>
     </w:p>
     <w:p>
       <w:pPr>

--- a/docs/v2/Abhinav Bharadwaj R - Resume.docx
+++ b/docs/v2/Abhinav Bharadwaj R - Resume.docx
@@ -470,7 +470,25 @@
                 <w:sz w:val="18"/>
                 <w:szCs w:val="18"/>
               </w:rPr>
-              <w:t>Designed and enforced AWS IAM role segregation implementing least privilege access and Role-Based Access Control (RBAC) across Platform, Development, and Cloud Administration teams.</w:t>
+              <w:t>Designed and enforced IAM policy segmentation to implement least-privilege access controls across Platform</w:t>
+            </w:r>
+            <w:r>
+              <w:rPr>
+                <w:rFonts w:ascii="Cambria" w:hAnsi="Cambria" w:cs="Times New Roman"/>
+                <w:color w:val="auto"/>
+                <w:sz w:val="18"/>
+                <w:szCs w:val="18"/>
+              </w:rPr>
+              <w:t xml:space="preserve"> </w:t>
+            </w:r>
+            <w:r>
+              <w:rPr>
+                <w:rFonts w:ascii="Cambria" w:hAnsi="Cambria" w:cs="Times New Roman"/>
+                <w:color w:val="auto"/>
+                <w:sz w:val="18"/>
+                <w:szCs w:val="18"/>
+              </w:rPr>
+              <w:t>Engineers, Developers, and Cloud Administrators.</w:t>
             </w:r>
           </w:p>
           <w:p>
@@ -478,7 +496,7 @@
               <w:pStyle w:val="ListParagraph"/>
               <w:numPr>
                 <w:ilvl w:val="0"/>
-                <w:numId w:val="5"/>
+                <w:numId w:val="4"/>
               </w:numPr>
               <w:spacing w:before="80" w:after="80" w:line="276" w:lineRule="auto"/>
               <w:jc w:val="both"/>
@@ -496,7 +514,25 @@
                 <w:sz w:val="18"/>
                 <w:szCs w:val="18"/>
               </w:rPr>
-              <w:t>Implemented organization-wide multi-factor authentication (2FA), strengthening cloud security posture and reducing attack surfaces across operational access planes.</w:t>
+              <w:t>Implemented organization-wide 2FA across Google Workspace, GitHub, Slack, and Zoho Finance, improving identity</w:t>
+            </w:r>
+            <w:r>
+              <w:rPr>
+                <w:rFonts w:ascii="Cambria" w:hAnsi="Cambria" w:cs="Times New Roman"/>
+                <w:color w:val="auto"/>
+                <w:sz w:val="18"/>
+                <w:szCs w:val="18"/>
+              </w:rPr>
+              <w:t xml:space="preserve"> </w:t>
+            </w:r>
+            <w:r>
+              <w:rPr>
+                <w:rFonts w:ascii="Cambria" w:hAnsi="Cambria" w:cs="Times New Roman"/>
+                <w:color w:val="auto"/>
+                <w:sz w:val="18"/>
+                <w:szCs w:val="18"/>
+              </w:rPr>
+              <w:t>security across all operational access planes.</w:t>
             </w:r>
           </w:p>
           <w:p>
@@ -504,7 +540,7 @@
               <w:pStyle w:val="ListParagraph"/>
               <w:numPr>
                 <w:ilvl w:val="0"/>
-                <w:numId w:val="6"/>
+                <w:numId w:val="4"/>
               </w:numPr>
               <w:spacing w:before="80" w:after="80" w:line="276" w:lineRule="auto"/>
               <w:jc w:val="both"/>
@@ -522,7 +558,52 @@
                 <w:sz w:val="18"/>
                 <w:szCs w:val="18"/>
               </w:rPr>
-              <w:t>Strengthened secure cloud architecture by refining IAM policies, enforcing least privilege access, and aligning access controls with governance standards.</w:t>
+              <w:t>Identified and mitigated critical cloud attack surfaces across AWS environments, strengthening organizational</w:t>
+            </w:r>
+            <w:r>
+              <w:rPr>
+                <w:rFonts w:ascii="Cambria" w:hAnsi="Cambria" w:cs="Times New Roman"/>
+                <w:color w:val="auto"/>
+                <w:sz w:val="18"/>
+                <w:szCs w:val="18"/>
+              </w:rPr>
+              <w:t xml:space="preserve"> </w:t>
+            </w:r>
+            <w:r>
+              <w:rPr>
+                <w:rFonts w:ascii="Cambria" w:hAnsi="Cambria" w:cs="Times New Roman"/>
+                <w:color w:val="auto"/>
+                <w:sz w:val="18"/>
+                <w:szCs w:val="18"/>
+              </w:rPr>
+              <w:t>security posture.</w:t>
+            </w:r>
+            <w:r>
+              <w:rPr>
+                <w:rFonts w:ascii="Cambria" w:hAnsi="Cambria" w:cs="Times New Roman"/>
+                <w:color w:val="auto"/>
+                <w:sz w:val="18"/>
+                <w:szCs w:val="18"/>
+              </w:rPr>
+              <w:t xml:space="preserve"> Enhanced cloud governance by restructuring access patterns and strengthening multi-layer authentication</w:t>
+            </w:r>
+            <w:r>
+              <w:rPr>
+                <w:rFonts w:ascii="Cambria" w:hAnsi="Cambria" w:cs="Times New Roman"/>
+                <w:color w:val="auto"/>
+                <w:sz w:val="18"/>
+                <w:szCs w:val="18"/>
+              </w:rPr>
+              <w:t xml:space="preserve"> </w:t>
+            </w:r>
+            <w:r>
+              <w:rPr>
+                <w:rFonts w:ascii="Cambria" w:hAnsi="Cambria" w:cs="Times New Roman"/>
+                <w:color w:val="auto"/>
+                <w:sz w:val="18"/>
+                <w:szCs w:val="18"/>
+              </w:rPr>
+              <w:t>mechanisms.</w:t>
             </w:r>
           </w:p>
           <w:p>
@@ -530,7 +611,7 @@
               <w:pStyle w:val="ListParagraph"/>
               <w:numPr>
                 <w:ilvl w:val="0"/>
-                <w:numId w:val="7"/>
+                <w:numId w:val="4"/>
               </w:numPr>
               <w:spacing w:before="80" w:after="80" w:line="276" w:lineRule="auto"/>
               <w:jc w:val="both"/>
@@ -548,47 +629,7 @@
                 <w:sz w:val="18"/>
                 <w:szCs w:val="18"/>
               </w:rPr>
-              <w:t xml:space="preserve">Contributed to migration from </w:t>
-            </w:r>
-            <w:proofErr w:type="spellStart"/>
-            <w:r>
-              <w:rPr>
-                <w:rFonts w:ascii="Cambria" w:hAnsi="Cambria" w:cs="Times New Roman"/>
-                <w:color w:val="auto"/>
-                <w:sz w:val="18"/>
-                <w:szCs w:val="18"/>
-              </w:rPr>
-              <w:t>LiteLLM</w:t>
-            </w:r>
-            <w:proofErr w:type="spellEnd"/>
-            <w:r>
-              <w:rPr>
-                <w:rFonts w:ascii="Cambria" w:hAnsi="Cambria" w:cs="Times New Roman"/>
-                <w:color w:val="auto"/>
-                <w:sz w:val="18"/>
-                <w:szCs w:val="18"/>
-              </w:rPr>
-              <w:t xml:space="preserve"> to </w:t>
-            </w:r>
-            <w:proofErr w:type="spellStart"/>
-            <w:r>
-              <w:rPr>
-                <w:rFonts w:ascii="Cambria" w:hAnsi="Cambria" w:cs="Times New Roman"/>
-                <w:color w:val="auto"/>
-                <w:sz w:val="18"/>
-                <w:szCs w:val="18"/>
-              </w:rPr>
-              <w:t>BiFrost</w:t>
-            </w:r>
-            <w:proofErr w:type="spellEnd"/>
-            <w:r>
-              <w:rPr>
-                <w:rFonts w:ascii="Cambria" w:hAnsi="Cambria" w:cs="Times New Roman"/>
-                <w:color w:val="auto"/>
-                <w:sz w:val="18"/>
-                <w:szCs w:val="18"/>
-              </w:rPr>
-              <w:t xml:space="preserve"> LLM Gateway, improving operational reliability, usage governance, and secure service delivery.</w:t>
+              <w:t>Collaborated with developers to optimize containerized AI workloads for improved deployment efficiency and reliability</w:t>
             </w:r>
           </w:p>
           <w:p>
@@ -596,13 +637,97 @@
               <w:pStyle w:val="ListParagraph"/>
               <w:numPr>
                 <w:ilvl w:val="0"/>
-                <w:numId w:val="8"/>
+                <w:numId w:val="4"/>
               </w:numPr>
               <w:spacing w:before="80" w:after="80" w:line="276" w:lineRule="auto"/>
               <w:jc w:val="both"/>
               <w:rPr>
                 <w:rFonts w:ascii="Cambria" w:hAnsi="Cambria" w:cs="Times New Roman"/>
                 <w:color w:val="auto"/>
+                <w:sz w:val="18"/>
+                <w:szCs w:val="18"/>
+              </w:rPr>
+            </w:pPr>
+            <w:r>
+              <w:rPr>
+                <w:rFonts w:ascii="Cambria" w:hAnsi="Cambria" w:cs="Times New Roman"/>
+                <w:color w:val="auto"/>
+                <w:sz w:val="18"/>
+                <w:szCs w:val="18"/>
+              </w:rPr>
+              <w:t xml:space="preserve">Contributed to migration from </w:t>
+            </w:r>
+            <w:proofErr w:type="spellStart"/>
+            <w:r>
+              <w:rPr>
+                <w:rFonts w:ascii="Cambria" w:hAnsi="Cambria" w:cs="Times New Roman"/>
+                <w:color w:val="auto"/>
+                <w:sz w:val="18"/>
+                <w:szCs w:val="18"/>
+              </w:rPr>
+              <w:t>LiteLLM</w:t>
+            </w:r>
+            <w:proofErr w:type="spellEnd"/>
+            <w:r>
+              <w:rPr>
+                <w:rFonts w:ascii="Cambria" w:hAnsi="Cambria" w:cs="Times New Roman"/>
+                <w:color w:val="auto"/>
+                <w:sz w:val="18"/>
+                <w:szCs w:val="18"/>
+              </w:rPr>
+              <w:t xml:space="preserve"> to </w:t>
+            </w:r>
+            <w:proofErr w:type="spellStart"/>
+            <w:r>
+              <w:rPr>
+                <w:rFonts w:ascii="Cambria" w:hAnsi="Cambria" w:cs="Times New Roman"/>
+                <w:color w:val="auto"/>
+                <w:sz w:val="18"/>
+                <w:szCs w:val="18"/>
+              </w:rPr>
+              <w:t>BiFrost</w:t>
+            </w:r>
+            <w:proofErr w:type="spellEnd"/>
+            <w:r>
+              <w:rPr>
+                <w:rFonts w:ascii="Cambria" w:hAnsi="Cambria" w:cs="Times New Roman"/>
+                <w:color w:val="auto"/>
+                <w:sz w:val="18"/>
+                <w:szCs w:val="18"/>
+              </w:rPr>
+              <w:t xml:space="preserve"> LLM Gateway to improve performance efficiency, usage governance,</w:t>
+            </w:r>
+            <w:r>
+              <w:rPr>
+                <w:rFonts w:ascii="Cambria" w:hAnsi="Cambria" w:cs="Times New Roman"/>
+                <w:color w:val="auto"/>
+                <w:sz w:val="18"/>
+                <w:szCs w:val="18"/>
+              </w:rPr>
+              <w:t xml:space="preserve"> </w:t>
+            </w:r>
+            <w:r>
+              <w:rPr>
+                <w:rFonts w:ascii="Cambria" w:hAnsi="Cambria" w:cs="Times New Roman"/>
+                <w:color w:val="auto"/>
+                <w:sz w:val="18"/>
+                <w:szCs w:val="18"/>
+              </w:rPr>
+              <w:t>and operational reliability of AI-driven services.</w:t>
+            </w:r>
+          </w:p>
+          <w:p>
+            <w:pPr>
+              <w:pStyle w:val="ListParagraph"/>
+              <w:numPr>
+                <w:ilvl w:val="0"/>
+                <w:numId w:val="4"/>
+              </w:numPr>
+              <w:spacing w:before="80" w:after="80" w:line="276" w:lineRule="auto"/>
+              <w:jc w:val="both"/>
+              <w:rPr>
+                <w:rFonts w:ascii="Cambria" w:hAnsi="Cambria" w:cs="Times New Roman"/>
+                <w:color w:val="auto"/>
                 <w:sz w:val="16"/>
                 <w:szCs w:val="16"/>
               </w:rPr>
@@ -614,27 +739,25 @@
                 <w:sz w:val="18"/>
                 <w:szCs w:val="18"/>
               </w:rPr>
-              <w:t xml:space="preserve">Operated within a high-velocity cloud-native startup environment implementing </w:t>
-            </w:r>
-            <w:proofErr w:type="spellStart"/>
-            <w:r>
-              <w:rPr>
-                <w:rFonts w:ascii="Cambria" w:hAnsi="Cambria" w:cs="Times New Roman"/>
-                <w:color w:val="auto"/>
-                <w:sz w:val="18"/>
-                <w:szCs w:val="18"/>
-              </w:rPr>
-              <w:t>DevSecOps</w:t>
-            </w:r>
-            <w:proofErr w:type="spellEnd"/>
-            <w:r>
-              <w:rPr>
-                <w:rFonts w:ascii="Cambria" w:hAnsi="Cambria" w:cs="Times New Roman"/>
-                <w:color w:val="auto"/>
-                <w:sz w:val="18"/>
-                <w:szCs w:val="18"/>
-              </w:rPr>
-              <w:t>-oriented secure deployment practices.</w:t>
+              <w:t>Collaborated in a fast-paced startup environment requiring rapid cloud configuration, security implementation, and</w:t>
+            </w:r>
+            <w:r>
+              <w:rPr>
+                <w:rFonts w:ascii="Cambria" w:hAnsi="Cambria" w:cs="Times New Roman"/>
+                <w:color w:val="auto"/>
+                <w:sz w:val="18"/>
+                <w:szCs w:val="18"/>
+              </w:rPr>
+              <w:t xml:space="preserve"> </w:t>
+            </w:r>
+            <w:r>
+              <w:rPr>
+                <w:rFonts w:ascii="Cambria" w:hAnsi="Cambria" w:cs="Times New Roman"/>
+                <w:color w:val="auto"/>
+                <w:sz w:val="18"/>
+                <w:szCs w:val="18"/>
+              </w:rPr>
+              <w:t>operational decision-making.</w:t>
             </w:r>
           </w:p>
         </w:tc>
@@ -753,7 +876,7 @@
                 <w:sz w:val="18"/>
                 <w:szCs w:val="18"/>
               </w:rPr>
-              <w:t xml:space="preserve">Contributed to enterprise-scale modernization initiatives for Dubai Islamic Bank (DIB) under the Core Banking Transformation Program (Oracle </w:t>
+              <w:t xml:space="preserve">Contributed to enterprise-scale core banking transformation (Oracle </w:t>
             </w:r>
             <w:proofErr w:type="spellStart"/>
             <w:r>
@@ -773,7 +896,25 @@
                 <w:sz w:val="18"/>
                 <w:szCs w:val="18"/>
               </w:rPr>
-              <w:t xml:space="preserve"> → Temenos T24 Transact), operating within regulated environments requiring strict governance &amp; compliance controls.</w:t>
+              <w:t xml:space="preserve"> to Temenos T24), delivering integration</w:t>
+            </w:r>
+            <w:r>
+              <w:rPr>
+                <w:rFonts w:ascii="Cambria" w:hAnsi="Cambria" w:cs="Times New Roman"/>
+                <w:color w:val="auto"/>
+                <w:sz w:val="18"/>
+                <w:szCs w:val="18"/>
+              </w:rPr>
+              <w:t xml:space="preserve"> </w:t>
+            </w:r>
+            <w:r>
+              <w:rPr>
+                <w:rFonts w:ascii="Cambria" w:hAnsi="Cambria" w:cs="Times New Roman"/>
+                <w:color w:val="auto"/>
+                <w:sz w:val="18"/>
+                <w:szCs w:val="18"/>
+              </w:rPr>
+              <w:t>solutions in regulated environments.</w:t>
             </w:r>
           </w:p>
           <w:p>
@@ -781,7 +922,7 @@
               <w:pStyle w:val="ListParagraph"/>
               <w:numPr>
                 <w:ilvl w:val="0"/>
-                <w:numId w:val="10"/>
+                <w:numId w:val="9"/>
               </w:numPr>
               <w:spacing w:before="80" w:after="80" w:line="276" w:lineRule="auto"/>
               <w:jc w:val="both"/>
@@ -799,7 +940,25 @@
                 <w:sz w:val="18"/>
                 <w:szCs w:val="18"/>
               </w:rPr>
-              <w:t>Designed and optimized REST APIs within distributed systems architecture, improving middleware performance and enhancing production reliability.</w:t>
+              <w:t>Led end-to-end design and development of a new IVR application for Dubai Islamic Bank’s Technology Happiness</w:t>
+            </w:r>
+            <w:r>
+              <w:rPr>
+                <w:rFonts w:ascii="Cambria" w:hAnsi="Cambria" w:cs="Times New Roman"/>
+                <w:color w:val="auto"/>
+                <w:sz w:val="18"/>
+                <w:szCs w:val="18"/>
+              </w:rPr>
+              <w:t xml:space="preserve"> </w:t>
+            </w:r>
+            <w:r>
+              <w:rPr>
+                <w:rFonts w:ascii="Cambria" w:hAnsi="Cambria" w:cs="Times New Roman"/>
+                <w:color w:val="auto"/>
+                <w:sz w:val="18"/>
+                <w:szCs w:val="18"/>
+              </w:rPr>
+              <w:t>Center using Genesys Composer.</w:t>
             </w:r>
           </w:p>
           <w:p>
@@ -807,7 +966,7 @@
               <w:pStyle w:val="ListParagraph"/>
               <w:numPr>
                 <w:ilvl w:val="0"/>
-                <w:numId w:val="11"/>
+                <w:numId w:val="9"/>
               </w:numPr>
               <w:spacing w:before="80" w:after="80" w:line="276" w:lineRule="auto"/>
               <w:jc w:val="both"/>
@@ -825,7 +984,25 @@
                 <w:sz w:val="18"/>
                 <w:szCs w:val="18"/>
               </w:rPr>
-              <w:t>Implemented Kafka-based event-driven messaging systems supporting scalable microservices across mission-critical banking channels.</w:t>
+              <w:t>Authored Functional Specification Documents (FSD) and Technical Design Documents (TDD), defining system</w:t>
+            </w:r>
+            <w:r>
+              <w:rPr>
+                <w:rFonts w:ascii="Cambria" w:hAnsi="Cambria" w:cs="Times New Roman"/>
+                <w:color w:val="auto"/>
+                <w:sz w:val="18"/>
+                <w:szCs w:val="18"/>
+              </w:rPr>
+              <w:t xml:space="preserve"> </w:t>
+            </w:r>
+            <w:r>
+              <w:rPr>
+                <w:rFonts w:ascii="Cambria" w:hAnsi="Cambria" w:cs="Times New Roman"/>
+                <w:color w:val="auto"/>
+                <w:sz w:val="18"/>
+                <w:szCs w:val="18"/>
+              </w:rPr>
+              <w:t>architecture, integration flows, and implementation strategy for IVR modernization.</w:t>
             </w:r>
           </w:p>
           <w:p>
@@ -833,7 +1010,7 @@
               <w:pStyle w:val="ListParagraph"/>
               <w:numPr>
                 <w:ilvl w:val="0"/>
-                <w:numId w:val="12"/>
+                <w:numId w:val="9"/>
               </w:numPr>
               <w:spacing w:before="80" w:after="80" w:line="276" w:lineRule="auto"/>
               <w:jc w:val="both"/>
@@ -851,7 +1028,25 @@
                 <w:sz w:val="18"/>
                 <w:szCs w:val="18"/>
               </w:rPr>
-              <w:t>Developed Jenkins-based CI/CD deployment pipelines, advancing release automation and reducing deployment lead time by 40%.</w:t>
+              <w:t>Designed and developed REST APIs from scratch to integrate IVR systems with external platforms including Azure</w:t>
+            </w:r>
+            <w:r>
+              <w:rPr>
+                <w:rFonts w:ascii="Cambria" w:hAnsi="Cambria" w:cs="Times New Roman"/>
+                <w:color w:val="auto"/>
+                <w:sz w:val="18"/>
+                <w:szCs w:val="18"/>
+              </w:rPr>
+              <w:t xml:space="preserve"> </w:t>
+            </w:r>
+            <w:r>
+              <w:rPr>
+                <w:rFonts w:ascii="Cambria" w:hAnsi="Cambria" w:cs="Times New Roman"/>
+                <w:color w:val="auto"/>
+                <w:sz w:val="18"/>
+                <w:szCs w:val="18"/>
+              </w:rPr>
+              <w:t>Active Directory and BMC Helix, enabling identity validation and automated ticketing workflows.</w:t>
             </w:r>
           </w:p>
           <w:p>
@@ -859,7 +1054,7 @@
               <w:pStyle w:val="ListParagraph"/>
               <w:numPr>
                 <w:ilvl w:val="0"/>
-                <w:numId w:val="13"/>
+                <w:numId w:val="9"/>
               </w:numPr>
               <w:spacing w:before="80" w:after="80" w:line="276" w:lineRule="auto"/>
               <w:jc w:val="both"/>
@@ -877,7 +1072,25 @@
                 <w:sz w:val="18"/>
                 <w:szCs w:val="18"/>
               </w:rPr>
-              <w:t>Applied Git-based branching strategies to enable secure SDLC workflows and traceable release governance across multi-team environments.</w:t>
+              <w:t>Designed, developed, and integrated REST APIs enabling seamless communication between distributed systems and</w:t>
+            </w:r>
+            <w:r>
+              <w:rPr>
+                <w:rFonts w:ascii="Cambria" w:hAnsi="Cambria" w:cs="Times New Roman"/>
+                <w:color w:val="auto"/>
+                <w:sz w:val="18"/>
+                <w:szCs w:val="18"/>
+              </w:rPr>
+              <w:t xml:space="preserve"> </w:t>
+            </w:r>
+            <w:r>
+              <w:rPr>
+                <w:rFonts w:ascii="Cambria" w:hAnsi="Cambria" w:cs="Times New Roman"/>
+                <w:color w:val="auto"/>
+                <w:sz w:val="18"/>
+                <w:szCs w:val="18"/>
+              </w:rPr>
+              <w:t>middleware layers (northbound/southbound integrations).</w:t>
             </w:r>
           </w:p>
           <w:p>
@@ -885,13 +1098,333 @@
               <w:pStyle w:val="ListParagraph"/>
               <w:numPr>
                 <w:ilvl w:val="0"/>
-                <w:numId w:val="14"/>
+                <w:numId w:val="9"/>
               </w:numPr>
               <w:spacing w:before="80" w:after="80" w:line="276" w:lineRule="auto"/>
               <w:jc w:val="both"/>
               <w:rPr>
                 <w:rFonts w:ascii="Cambria" w:hAnsi="Cambria" w:cs="Times New Roman"/>
                 <w:color w:val="auto"/>
+                <w:sz w:val="18"/>
+                <w:szCs w:val="18"/>
+              </w:rPr>
+            </w:pPr>
+            <w:r>
+              <w:rPr>
+                <w:rFonts w:ascii="Cambria" w:hAnsi="Cambria" w:cs="Times New Roman"/>
+                <w:color w:val="auto"/>
+                <w:sz w:val="18"/>
+                <w:szCs w:val="18"/>
+              </w:rPr>
+              <w:t>Re-engineered legacy APIs and interfaces into scalable API-driven solutions, improving system performance, reducing</w:t>
+            </w:r>
+            <w:r>
+              <w:rPr>
+                <w:rFonts w:ascii="Cambria" w:hAnsi="Cambria" w:cs="Times New Roman"/>
+                <w:color w:val="auto"/>
+                <w:sz w:val="18"/>
+                <w:szCs w:val="18"/>
+              </w:rPr>
+              <w:t xml:space="preserve"> </w:t>
+            </w:r>
+            <w:r>
+              <w:rPr>
+                <w:rFonts w:ascii="Cambria" w:hAnsi="Cambria" w:cs="Times New Roman"/>
+                <w:color w:val="auto"/>
+                <w:sz w:val="18"/>
+                <w:szCs w:val="18"/>
+              </w:rPr>
+              <w:t>memory consumption, and enhancing reliability.</w:t>
+            </w:r>
+          </w:p>
+          <w:p>
+            <w:pPr>
+              <w:pStyle w:val="ListParagraph"/>
+              <w:numPr>
+                <w:ilvl w:val="0"/>
+                <w:numId w:val="9"/>
+              </w:numPr>
+              <w:spacing w:before="80" w:after="80" w:line="276" w:lineRule="auto"/>
+              <w:jc w:val="both"/>
+              <w:rPr>
+                <w:rFonts w:ascii="Cambria" w:hAnsi="Cambria" w:cs="Times New Roman"/>
+                <w:color w:val="auto"/>
+                <w:sz w:val="18"/>
+                <w:szCs w:val="18"/>
+              </w:rPr>
+            </w:pPr>
+            <w:r>
+              <w:rPr>
+                <w:rFonts w:ascii="Cambria" w:hAnsi="Cambria" w:cs="Times New Roman"/>
+                <w:color w:val="auto"/>
+                <w:sz w:val="18"/>
+                <w:szCs w:val="18"/>
+              </w:rPr>
+              <w:t xml:space="preserve">Built and maintained Kafka-based event-driven systems, enabling asynchronous communication across </w:t>
+            </w:r>
+            <w:proofErr w:type="spellStart"/>
+            <w:r>
+              <w:rPr>
+                <w:rFonts w:ascii="Cambria" w:hAnsi="Cambria" w:cs="Times New Roman"/>
+                <w:color w:val="auto"/>
+                <w:sz w:val="18"/>
+                <w:szCs w:val="18"/>
+              </w:rPr>
+              <w:t>missioncritical</w:t>
+            </w:r>
+            <w:proofErr w:type="spellEnd"/>
+            <w:r>
+              <w:rPr>
+                <w:rFonts w:ascii="Cambria" w:hAnsi="Cambria" w:cs="Times New Roman"/>
+                <w:color w:val="auto"/>
+                <w:sz w:val="18"/>
+                <w:szCs w:val="18"/>
+              </w:rPr>
+              <w:t xml:space="preserve"> applications and improving scalability and throughput.</w:t>
+            </w:r>
+          </w:p>
+          <w:p>
+            <w:pPr>
+              <w:pStyle w:val="ListParagraph"/>
+              <w:numPr>
+                <w:ilvl w:val="0"/>
+                <w:numId w:val="9"/>
+              </w:numPr>
+              <w:spacing w:before="80" w:after="80" w:line="276" w:lineRule="auto"/>
+              <w:jc w:val="both"/>
+              <w:rPr>
+                <w:rFonts w:ascii="Cambria" w:hAnsi="Cambria" w:cs="Times New Roman"/>
+                <w:color w:val="auto"/>
+                <w:sz w:val="18"/>
+                <w:szCs w:val="18"/>
+              </w:rPr>
+            </w:pPr>
+            <w:r>
+              <w:rPr>
+                <w:rFonts w:ascii="Cambria" w:hAnsi="Cambria" w:cs="Times New Roman"/>
+                <w:color w:val="auto"/>
+                <w:sz w:val="18"/>
+                <w:szCs w:val="18"/>
+              </w:rPr>
+              <w:t>Led application enhancements and change requests for Java/Spring Boot microservices, ensuring stability across</w:t>
+            </w:r>
+            <w:r>
+              <w:rPr>
+                <w:rFonts w:ascii="Cambria" w:hAnsi="Cambria" w:cs="Times New Roman"/>
+                <w:color w:val="auto"/>
+                <w:sz w:val="18"/>
+                <w:szCs w:val="18"/>
+              </w:rPr>
+              <w:t xml:space="preserve"> </w:t>
+            </w:r>
+            <w:r>
+              <w:rPr>
+                <w:rFonts w:ascii="Cambria" w:hAnsi="Cambria" w:cs="Times New Roman"/>
+                <w:color w:val="auto"/>
+                <w:sz w:val="18"/>
+                <w:szCs w:val="18"/>
+              </w:rPr>
+              <w:t>multiple release cycles.</w:t>
+            </w:r>
+          </w:p>
+          <w:p>
+            <w:pPr>
+              <w:pStyle w:val="ListParagraph"/>
+              <w:numPr>
+                <w:ilvl w:val="0"/>
+                <w:numId w:val="9"/>
+              </w:numPr>
+              <w:spacing w:before="80" w:after="80" w:line="276" w:lineRule="auto"/>
+              <w:jc w:val="both"/>
+              <w:rPr>
+                <w:rFonts w:ascii="Cambria" w:hAnsi="Cambria" w:cs="Times New Roman"/>
+                <w:color w:val="auto"/>
+                <w:sz w:val="18"/>
+                <w:szCs w:val="18"/>
+              </w:rPr>
+            </w:pPr>
+            <w:r>
+              <w:rPr>
+                <w:rFonts w:ascii="Cambria" w:hAnsi="Cambria" w:cs="Times New Roman"/>
+                <w:color w:val="auto"/>
+                <w:sz w:val="18"/>
+                <w:szCs w:val="18"/>
+              </w:rPr>
+              <w:t>Coordinated deployments across development and UAT environments, aligning application readiness with</w:t>
+            </w:r>
+            <w:r>
+              <w:rPr>
+                <w:rFonts w:ascii="Cambria" w:hAnsi="Cambria" w:cs="Times New Roman"/>
+                <w:color w:val="auto"/>
+                <w:sz w:val="18"/>
+                <w:szCs w:val="18"/>
+              </w:rPr>
+              <w:t xml:space="preserve"> </w:t>
+            </w:r>
+            <w:r>
+              <w:rPr>
+                <w:rFonts w:ascii="Cambria" w:hAnsi="Cambria" w:cs="Times New Roman"/>
+                <w:color w:val="auto"/>
+                <w:sz w:val="18"/>
+                <w:szCs w:val="18"/>
+              </w:rPr>
+              <w:t>infrastructure and operational standards.</w:t>
+            </w:r>
+          </w:p>
+          <w:p>
+            <w:pPr>
+              <w:pStyle w:val="ListParagraph"/>
+              <w:numPr>
+                <w:ilvl w:val="0"/>
+                <w:numId w:val="9"/>
+              </w:numPr>
+              <w:spacing w:before="80" w:after="80" w:line="276" w:lineRule="auto"/>
+              <w:jc w:val="both"/>
+              <w:rPr>
+                <w:rFonts w:ascii="Cambria" w:hAnsi="Cambria" w:cs="Times New Roman"/>
+                <w:color w:val="auto"/>
+                <w:sz w:val="18"/>
+                <w:szCs w:val="18"/>
+              </w:rPr>
+            </w:pPr>
+            <w:r>
+              <w:rPr>
+                <w:rFonts w:ascii="Cambria" w:hAnsi="Cambria" w:cs="Times New Roman"/>
+                <w:color w:val="auto"/>
+                <w:sz w:val="18"/>
+                <w:szCs w:val="18"/>
+              </w:rPr>
+              <w:t>Implemented Git-based version control strategies (Bitbucket), enabling structured branching, release traceability, and</w:t>
+            </w:r>
+            <w:r>
+              <w:rPr>
+                <w:rFonts w:ascii="Cambria" w:hAnsi="Cambria" w:cs="Times New Roman"/>
+                <w:color w:val="auto"/>
+                <w:sz w:val="18"/>
+                <w:szCs w:val="18"/>
+              </w:rPr>
+              <w:t xml:space="preserve"> </w:t>
+            </w:r>
+            <w:r>
+              <w:rPr>
+                <w:rFonts w:ascii="Cambria" w:hAnsi="Cambria" w:cs="Times New Roman"/>
+                <w:color w:val="auto"/>
+                <w:sz w:val="18"/>
+                <w:szCs w:val="18"/>
+              </w:rPr>
+              <w:t xml:space="preserve">secure </w:t>
+            </w:r>
+            <w:r>
+              <w:rPr>
+                <w:rFonts w:ascii="Cambria" w:hAnsi="Cambria" w:cs="Times New Roman"/>
+                <w:color w:val="auto"/>
+                <w:sz w:val="18"/>
+                <w:szCs w:val="18"/>
+              </w:rPr>
+              <w:lastRenderedPageBreak/>
+              <w:t>SDLC practices.</w:t>
+            </w:r>
+          </w:p>
+          <w:p>
+            <w:pPr>
+              <w:pStyle w:val="ListParagraph"/>
+              <w:numPr>
+                <w:ilvl w:val="0"/>
+                <w:numId w:val="9"/>
+              </w:numPr>
+              <w:spacing w:before="80" w:after="80" w:line="276" w:lineRule="auto"/>
+              <w:jc w:val="both"/>
+              <w:rPr>
+                <w:rFonts w:ascii="Cambria" w:hAnsi="Cambria" w:cs="Times New Roman"/>
+                <w:color w:val="auto"/>
+                <w:sz w:val="18"/>
+                <w:szCs w:val="18"/>
+              </w:rPr>
+            </w:pPr>
+            <w:r>
+              <w:rPr>
+                <w:rFonts w:ascii="Cambria" w:hAnsi="Cambria" w:cs="Times New Roman"/>
+                <w:color w:val="auto"/>
+                <w:sz w:val="18"/>
+                <w:szCs w:val="18"/>
+              </w:rPr>
+              <w:t>Designed and implemented Jenkins-based CI/CD pipelines (PoC), reducing deployment lead time by ~40% and</w:t>
+            </w:r>
+            <w:r>
+              <w:rPr>
+                <w:rFonts w:ascii="Cambria" w:hAnsi="Cambria" w:cs="Times New Roman"/>
+                <w:color w:val="auto"/>
+                <w:sz w:val="18"/>
+                <w:szCs w:val="18"/>
+              </w:rPr>
+              <w:t xml:space="preserve"> </w:t>
+            </w:r>
+            <w:r>
+              <w:rPr>
+                <w:rFonts w:ascii="Cambria" w:hAnsi="Cambria" w:cs="Times New Roman"/>
+                <w:color w:val="auto"/>
+                <w:sz w:val="18"/>
+                <w:szCs w:val="18"/>
+              </w:rPr>
+              <w:t>improving release automation.</w:t>
+            </w:r>
+          </w:p>
+          <w:p>
+            <w:pPr>
+              <w:pStyle w:val="ListParagraph"/>
+              <w:numPr>
+                <w:ilvl w:val="0"/>
+                <w:numId w:val="9"/>
+              </w:numPr>
+              <w:spacing w:before="80" w:after="80" w:line="276" w:lineRule="auto"/>
+              <w:jc w:val="both"/>
+              <w:rPr>
+                <w:rFonts w:ascii="Cambria" w:hAnsi="Cambria" w:cs="Times New Roman"/>
+                <w:color w:val="auto"/>
+                <w:sz w:val="18"/>
+                <w:szCs w:val="18"/>
+              </w:rPr>
+            </w:pPr>
+            <w:r>
+              <w:rPr>
+                <w:rFonts w:ascii="Cambria" w:hAnsi="Cambria" w:cs="Times New Roman"/>
+                <w:color w:val="auto"/>
+                <w:sz w:val="18"/>
+                <w:szCs w:val="18"/>
+              </w:rPr>
+              <w:t>Collaborated with cross-functional teams to define API contracts, integration patterns, and deployment strategies</w:t>
+            </w:r>
+            <w:r>
+              <w:rPr>
+                <w:rFonts w:ascii="Cambria" w:hAnsi="Cambria" w:cs="Times New Roman"/>
+                <w:color w:val="auto"/>
+                <w:sz w:val="18"/>
+                <w:szCs w:val="18"/>
+              </w:rPr>
+              <w:t xml:space="preserve"> </w:t>
+            </w:r>
+            <w:r>
+              <w:rPr>
+                <w:rFonts w:ascii="Cambria" w:hAnsi="Cambria" w:cs="Times New Roman"/>
+                <w:color w:val="auto"/>
+                <w:sz w:val="18"/>
+                <w:szCs w:val="18"/>
+              </w:rPr>
+              <w:t>ensuring system reliability and performance.</w:t>
+            </w:r>
+          </w:p>
+          <w:p>
+            <w:pPr>
+              <w:pStyle w:val="ListParagraph"/>
+              <w:numPr>
+                <w:ilvl w:val="0"/>
+                <w:numId w:val="9"/>
+              </w:numPr>
+              <w:spacing w:before="80" w:after="80" w:line="276" w:lineRule="auto"/>
+              <w:jc w:val="both"/>
+              <w:rPr>
+                <w:rFonts w:ascii="Cambria" w:hAnsi="Cambria" w:cs="Times New Roman"/>
+                <w:color w:val="auto"/>
                 <w:sz w:val="16"/>
                 <w:szCs w:val="16"/>
               </w:rPr>
@@ -903,7 +1436,25 @@
                 <w:sz w:val="18"/>
                 <w:szCs w:val="18"/>
               </w:rPr>
-              <w:t>Collaborated with infrastructure and operations teams to align deployments with environment readiness, compliance standards, and system stability objectives.</w:t>
+              <w:t>Troubleshot integration and deployment issues across environments, ensuring high availability and production</w:t>
+            </w:r>
+            <w:r>
+              <w:rPr>
+                <w:rFonts w:ascii="Cambria" w:hAnsi="Cambria" w:cs="Times New Roman"/>
+                <w:color w:val="auto"/>
+                <w:sz w:val="18"/>
+                <w:szCs w:val="18"/>
+              </w:rPr>
+              <w:t xml:space="preserve"> </w:t>
+            </w:r>
+            <w:r>
+              <w:rPr>
+                <w:rFonts w:ascii="Cambria" w:hAnsi="Cambria" w:cs="Times New Roman"/>
+                <w:color w:val="auto"/>
+                <w:sz w:val="18"/>
+                <w:szCs w:val="18"/>
+              </w:rPr>
+              <w:t>stability.</w:t>
             </w:r>
           </w:p>
         </w:tc>
@@ -925,7 +1476,7 @@
               <w:tabs>
                 <w:tab w:val="right" w:pos="9360"/>
               </w:tabs>
-              <w:spacing w:before="60" w:after="60"/>
+              <w:spacing w:before="120" w:after="60"/>
               <w:rPr>
                 <w:rFonts w:ascii="Cambria" w:hAnsi="Cambria" w:cs="Times New Roman"/>
                 <w:b/>
@@ -944,6 +1495,7 @@
                 <w:sz w:val="20"/>
                 <w:szCs w:val="20"/>
               </w:rPr>
+              <w:lastRenderedPageBreak/>
               <w:t>Site Reliability Engineer – Networking</w:t>
             </w:r>
             <w:r>
@@ -981,7 +1533,7 @@
           </w:tcPr>
           <w:p>
             <w:pPr>
-              <w:spacing w:before="40" w:after="40"/>
+              <w:spacing w:before="120" w:after="40"/>
               <w:jc w:val="right"/>
               <w:rPr>
                 <w:rFonts w:ascii="Cambria" w:hAnsi="Cambria" w:cs="Times New Roman"/>
@@ -1027,7 +1579,6 @@
                 <w:numId w:val="15"/>
               </w:numPr>
               <w:spacing w:before="80" w:after="80" w:line="276" w:lineRule="auto"/>
-              <w:ind w:left="357" w:hanging="198"/>
               <w:jc w:val="both"/>
               <w:rPr>
                 <w:rFonts w:ascii="Cambria" w:hAnsi="Cambria" w:cs="Times New Roman"/>
@@ -1043,7 +1594,7 @@
                 <w:sz w:val="18"/>
                 <w:szCs w:val="18"/>
               </w:rPr>
-              <w:t>Led SDH-to-OTN modernization of telecom backbone network for TCL’s Southern Ring, improving bandwidth utilization and fault tolerance.</w:t>
+              <w:t>Delivered telecom infrastructure modernization and reliability engineering across multi-ISP environments, supporting large-scale network transformation programs.</w:t>
             </w:r>
           </w:p>
           <w:p>
@@ -1051,10 +1602,9 @@
               <w:pStyle w:val="ListParagraph"/>
               <w:numPr>
                 <w:ilvl w:val="0"/>
-                <w:numId w:val="16"/>
+                <w:numId w:val="15"/>
               </w:numPr>
               <w:spacing w:before="80" w:after="80" w:line="276" w:lineRule="auto"/>
-              <w:ind w:left="357" w:hanging="198"/>
               <w:jc w:val="both"/>
               <w:rPr>
                 <w:rFonts w:ascii="Cambria" w:hAnsi="Cambria" w:cs="Times New Roman"/>
@@ -1070,7 +1620,25 @@
                 <w:sz w:val="18"/>
                 <w:szCs w:val="18"/>
               </w:rPr>
-              <w:t>Provided L2/L3 network stability support for Bharti Airtel SDH infrastructure, ensuring high availability and SLA adherence.</w:t>
+              <w:t xml:space="preserve">Led telecom network modernization initiatives, including SDH </w:t>
+            </w:r>
+            <w:r>
+              <w:rPr>
+                <w:rFonts w:ascii="Cambria" w:hAnsi="Cambria" w:cs="Times New Roman"/>
+                <w:color w:val="auto"/>
+                <w:sz w:val="18"/>
+                <w:szCs w:val="18"/>
+              </w:rPr>
+              <w:t>to</w:t>
+            </w:r>
+            <w:r>
+              <w:rPr>
+                <w:rFonts w:ascii="Cambria" w:hAnsi="Cambria" w:cs="Times New Roman"/>
+                <w:color w:val="auto"/>
+                <w:sz w:val="18"/>
+                <w:szCs w:val="18"/>
+              </w:rPr>
+              <w:t xml:space="preserve"> OTN upgrades for TCL’s Southern Network Ring, improving bandwidth efficiency, fault tolerance, and network scalability.</w:t>
             </w:r>
           </w:p>
           <w:p>
@@ -1078,10 +1646,9 @@
               <w:pStyle w:val="ListParagraph"/>
               <w:numPr>
                 <w:ilvl w:val="0"/>
-                <w:numId w:val="17"/>
+                <w:numId w:val="15"/>
               </w:numPr>
               <w:spacing w:before="80" w:after="80" w:line="276" w:lineRule="auto"/>
-              <w:ind w:left="357" w:hanging="198"/>
               <w:jc w:val="both"/>
               <w:rPr>
                 <w:rFonts w:ascii="Cambria" w:hAnsi="Cambria" w:cs="Times New Roman"/>
@@ -1097,7 +1664,25 @@
                 <w:sz w:val="18"/>
                 <w:szCs w:val="18"/>
               </w:rPr>
-              <w:t>Automated operational workflows through scripting and process improvements, improving system stability and contributing to high availability production reliability standards.</w:t>
+              <w:t xml:space="preserve">Executed large-scale SDH network upgrades (SDHv4 </w:t>
+            </w:r>
+            <w:r>
+              <w:rPr>
+                <w:rFonts w:ascii="Cambria" w:hAnsi="Cambria" w:cs="Times New Roman"/>
+                <w:color w:val="auto"/>
+                <w:sz w:val="18"/>
+                <w:szCs w:val="18"/>
+              </w:rPr>
+              <w:t>to</w:t>
+            </w:r>
+            <w:r>
+              <w:rPr>
+                <w:rFonts w:ascii="Cambria" w:hAnsi="Cambria" w:cs="Times New Roman"/>
+                <w:color w:val="auto"/>
+                <w:sz w:val="18"/>
+                <w:szCs w:val="18"/>
+              </w:rPr>
+              <w:t xml:space="preserve"> SDHv6) for multiple service providers including Bharti Airtel and Tata Communications, enabling advanced services and improved network manageability.</w:t>
             </w:r>
           </w:p>
           <w:p>
@@ -1105,16 +1690,15 @@
               <w:pStyle w:val="ListParagraph"/>
               <w:numPr>
                 <w:ilvl w:val="0"/>
-                <w:numId w:val="18"/>
+                <w:numId w:val="15"/>
               </w:numPr>
               <w:spacing w:before="80" w:after="80" w:line="276" w:lineRule="auto"/>
-              <w:ind w:left="357" w:hanging="198"/>
               <w:jc w:val="both"/>
               <w:rPr>
                 <w:rFonts w:ascii="Cambria" w:hAnsi="Cambria" w:cs="Times New Roman"/>
                 <w:color w:val="auto"/>
-                <w:sz w:val="16"/>
-                <w:szCs w:val="16"/>
+                <w:sz w:val="18"/>
+                <w:szCs w:val="18"/>
               </w:rPr>
             </w:pPr>
             <w:r>
@@ -1124,7 +1708,137 @@
                 <w:sz w:val="18"/>
                 <w:szCs w:val="18"/>
               </w:rPr>
-              <w:t>Awarded “Best Partner Support Engineer” for operational excellence and reliability performance.</w:t>
+              <w:t>Supported and maintained telecom infrastructure across major ISPs including Bharti Airtel, BSNL, Reliance Jio, Vodafone Idea, RailTel, and PGCIL, ensuring high availability and SLA compliance.</w:t>
+            </w:r>
+          </w:p>
+          <w:p>
+            <w:pPr>
+              <w:pStyle w:val="ListParagraph"/>
+              <w:numPr>
+                <w:ilvl w:val="0"/>
+                <w:numId w:val="15"/>
+              </w:numPr>
+              <w:spacing w:before="80" w:after="80" w:line="276" w:lineRule="auto"/>
+              <w:jc w:val="both"/>
+              <w:rPr>
+                <w:rFonts w:ascii="Cambria" w:hAnsi="Cambria" w:cs="Times New Roman"/>
+                <w:color w:val="auto"/>
+                <w:sz w:val="18"/>
+                <w:szCs w:val="18"/>
+              </w:rPr>
+            </w:pPr>
+            <w:r>
+              <w:rPr>
+                <w:rFonts w:ascii="Cambria" w:hAnsi="Cambria" w:cs="Times New Roman"/>
+                <w:color w:val="auto"/>
+                <w:sz w:val="18"/>
+                <w:szCs w:val="18"/>
+              </w:rPr>
+              <w:t>Worked extensively with telecom and network systems including SDH, DWDM, OTN, ONT/OLT, OSPF, NMS, and EMS, contributing to network design, configuration, and optimization.</w:t>
+            </w:r>
+          </w:p>
+          <w:p>
+            <w:pPr>
+              <w:pStyle w:val="ListParagraph"/>
+              <w:numPr>
+                <w:ilvl w:val="0"/>
+                <w:numId w:val="15"/>
+              </w:numPr>
+              <w:spacing w:before="80" w:after="80" w:line="276" w:lineRule="auto"/>
+              <w:jc w:val="both"/>
+              <w:rPr>
+                <w:rFonts w:ascii="Cambria" w:hAnsi="Cambria" w:cs="Times New Roman"/>
+                <w:color w:val="auto"/>
+                <w:sz w:val="18"/>
+                <w:szCs w:val="18"/>
+              </w:rPr>
+            </w:pPr>
+            <w:r>
+              <w:rPr>
+                <w:rFonts w:ascii="Cambria" w:hAnsi="Cambria" w:cs="Times New Roman"/>
+                <w:color w:val="auto"/>
+                <w:sz w:val="18"/>
+                <w:szCs w:val="18"/>
+              </w:rPr>
+              <w:t>Managed and administered RedHat-based server environments on proprietary telecom systems, ensuring secure, stable, and reliable operations.</w:t>
+            </w:r>
+          </w:p>
+          <w:p>
+            <w:pPr>
+              <w:pStyle w:val="ListParagraph"/>
+              <w:numPr>
+                <w:ilvl w:val="0"/>
+                <w:numId w:val="15"/>
+              </w:numPr>
+              <w:spacing w:before="80" w:after="80" w:line="276" w:lineRule="auto"/>
+              <w:jc w:val="both"/>
+              <w:rPr>
+                <w:rFonts w:ascii="Cambria" w:hAnsi="Cambria" w:cs="Times New Roman"/>
+                <w:color w:val="auto"/>
+                <w:sz w:val="18"/>
+                <w:szCs w:val="18"/>
+              </w:rPr>
+            </w:pPr>
+            <w:r>
+              <w:rPr>
+                <w:rFonts w:ascii="Cambria" w:hAnsi="Cambria" w:cs="Times New Roman"/>
+                <w:color w:val="auto"/>
+                <w:sz w:val="18"/>
+                <w:szCs w:val="18"/>
+              </w:rPr>
+              <w:t>Designed and implemented failover mechanisms and redundancy strategies, improving system resilience during maintenance and upgrades.</w:t>
+            </w:r>
+          </w:p>
+          <w:p>
+            <w:pPr>
+              <w:pStyle w:val="ListParagraph"/>
+              <w:numPr>
+                <w:ilvl w:val="0"/>
+                <w:numId w:val="15"/>
+              </w:numPr>
+              <w:spacing w:before="80" w:after="80" w:line="276" w:lineRule="auto"/>
+              <w:jc w:val="both"/>
+              <w:rPr>
+                <w:rFonts w:ascii="Cambria" w:hAnsi="Cambria" w:cs="Times New Roman"/>
+                <w:color w:val="auto"/>
+                <w:sz w:val="18"/>
+                <w:szCs w:val="18"/>
+              </w:rPr>
+            </w:pPr>
+            <w:r>
+              <w:rPr>
+                <w:rFonts w:ascii="Cambria" w:hAnsi="Cambria" w:cs="Times New Roman"/>
+                <w:color w:val="auto"/>
+                <w:sz w:val="18"/>
+                <w:szCs w:val="18"/>
+              </w:rPr>
+              <w:t>Monitored network performance using NMS/EMS tools, enabling proactive incident detection, troubleshooting, and resolution.</w:t>
+            </w:r>
+          </w:p>
+          <w:p>
+            <w:pPr>
+              <w:pStyle w:val="ListParagraph"/>
+              <w:numPr>
+                <w:ilvl w:val="0"/>
+                <w:numId w:val="15"/>
+              </w:numPr>
+              <w:spacing w:before="80" w:after="80" w:line="276" w:lineRule="auto"/>
+              <w:jc w:val="both"/>
+              <w:rPr>
+                <w:rFonts w:ascii="Cambria" w:hAnsi="Cambria" w:cs="Times New Roman"/>
+                <w:color w:val="auto"/>
+                <w:sz w:val="18"/>
+                <w:szCs w:val="18"/>
+              </w:rPr>
+            </w:pPr>
+            <w:r>
+              <w:rPr>
+                <w:rFonts w:ascii="Cambria" w:hAnsi="Cambria" w:cs="Times New Roman"/>
+                <w:color w:val="auto"/>
+                <w:sz w:val="18"/>
+                <w:szCs w:val="18"/>
+              </w:rPr>
+              <w:t>Automated operational workflows using scripting for configuration management, patching, and routine maintenance, reducing manual effort and operational errors.</w:t>
             </w:r>
           </w:p>
         </w:tc>
@@ -1148,7 +1862,6 @@
           <w:bCs/>
           <w:color w:val="auto"/>
         </w:rPr>
-        <w:lastRenderedPageBreak/>
         <w:t>EDUCATION</w:t>
       </w:r>
     </w:p>
@@ -1428,7 +2141,29 @@
           <w:sz w:val="20"/>
           <w:szCs w:val="20"/>
         </w:rPr>
-        <w:t>Backend &amp; Distributed Systems</w:t>
+        <w:t xml:space="preserve">Backend &amp; </w:t>
+      </w:r>
+      <w:r>
+        <w:rPr>
+          <w:rFonts w:ascii="Cambria" w:hAnsi="Cambria" w:cs="Times New Roman"/>
+          <w:b/>
+          <w:bCs/>
+          <w:color w:val="auto"/>
+          <w:sz w:val="20"/>
+          <w:szCs w:val="20"/>
+        </w:rPr>
+        <w:t xml:space="preserve">Integration </w:t>
+      </w:r>
+      <w:r>
+        <w:rPr>
+          <w:rFonts w:ascii="Cambria" w:hAnsi="Cambria" w:cs="Times New Roman"/>
+          <w:b/>
+          <w:bCs/>
+          <w:color w:val="auto"/>
+          <w:sz w:val="20"/>
+          <w:szCs w:val="20"/>
+        </w:rPr>
+        <w:t>Systems</w:t>
       </w:r>
     </w:p>
     <w:p>
@@ -1449,7 +2184,34 @@
           <w:sz w:val="18"/>
           <w:szCs w:val="18"/>
         </w:rPr>
-        <w:t>Java, Spring Boot, REST APIs, Kafka, Microservices Architecture</w:t>
+        <w:t xml:space="preserve">Java, </w:t>
+      </w:r>
+      <w:r>
+        <w:rPr>
+          <w:rFonts w:ascii="Cambria" w:hAnsi="Cambria" w:cs="Times New Roman"/>
+          <w:color w:val="auto"/>
+          <w:sz w:val="18"/>
+          <w:szCs w:val="18"/>
+        </w:rPr>
+        <w:t xml:space="preserve">Python, </w:t>
+      </w:r>
+      <w:r>
+        <w:rPr>
+          <w:rFonts w:ascii="Cambria" w:hAnsi="Cambria" w:cs="Times New Roman"/>
+          <w:color w:val="auto"/>
+          <w:sz w:val="18"/>
+          <w:szCs w:val="18"/>
+        </w:rPr>
+        <w:t>Spring Boot, REST APIs, Kafka, Microservices Architecture</w:t>
+      </w:r>
+      <w:r>
+        <w:rPr>
+          <w:rFonts w:ascii="Cambria" w:hAnsi="Cambria" w:cs="Times New Roman"/>
+          <w:color w:val="auto"/>
+          <w:sz w:val="18"/>
+          <w:szCs w:val="18"/>
+        </w:rPr>
+        <w:t>, API Integration</w:t>
       </w:r>
     </w:p>
     <w:p>
@@ -1561,6 +2323,24 @@
         </w:rPr>
         <w:t xml:space="preserve"> (Terraform), Shell Scripting</w:t>
       </w:r>
+      <w:r>
+        <w:rPr>
+          <w:rFonts w:ascii="Cambria" w:hAnsi="Cambria" w:cs="Times New Roman"/>
+          <w:color w:val="auto"/>
+          <w:sz w:val="18"/>
+          <w:szCs w:val="18"/>
+        </w:rPr>
+        <w:t>, Pipeline Automatio</w:t>
+      </w:r>
+      <w:r>
+        <w:rPr>
+          <w:rFonts w:ascii="Cambria" w:hAnsi="Cambria" w:cs="Times New Roman"/>
+          <w:color w:val="auto"/>
+          <w:sz w:val="18"/>
+          <w:szCs w:val="18"/>
+        </w:rPr>
+        <w:t>n</w:t>
+      </w:r>
     </w:p>
     <w:p>
       <w:pPr>
@@ -1661,7 +2441,7 @@
           <w:sz w:val="20"/>
           <w:szCs w:val="20"/>
         </w:rPr>
-        <w:t>Observability &amp; Reliability</w:t>
+        <w:t>Observability &amp; Monitoring</w:t>
       </w:r>
     </w:p>
     <w:p>
@@ -1682,7 +2462,55 @@
           <w:sz w:val="18"/>
           <w:szCs w:val="18"/>
         </w:rPr>
+        <w:t xml:space="preserve">Prometheus, Grafana, </w:t>
+      </w:r>
+      <w:proofErr w:type="spellStart"/>
+      <w:r>
+        <w:rPr>
+          <w:rFonts w:ascii="Cambria" w:hAnsi="Cambria" w:cs="Times New Roman"/>
+          <w:color w:val="auto"/>
+          <w:sz w:val="18"/>
+          <w:szCs w:val="18"/>
+        </w:rPr>
+        <w:t>OpenTelemetry</w:t>
+      </w:r>
+      <w:proofErr w:type="spellEnd"/>
+      <w:r>
+        <w:rPr>
+          <w:rFonts w:ascii="Cambria" w:hAnsi="Cambria" w:cs="Times New Roman"/>
+          <w:color w:val="auto"/>
+          <w:sz w:val="18"/>
+          <w:szCs w:val="18"/>
+        </w:rPr>
+        <w:t xml:space="preserve">, </w:t>
+      </w:r>
+      <w:r>
+        <w:rPr>
+          <w:rFonts w:ascii="Cambria" w:hAnsi="Cambria" w:cs="Times New Roman"/>
+          <w:color w:val="auto"/>
+          <w:sz w:val="18"/>
+          <w:szCs w:val="18"/>
+        </w:rPr>
         <w:t>Log Analysis, Release Traceability, Production Stability Support</w:t>
+      </w:r>
+    </w:p>
+    <w:p>
+      <w:pPr>
+        <w:rPr>
+          <w:rFonts w:ascii="Cambria" w:hAnsi="Cambria" w:cs="Times New Roman"/>
+          <w:color w:val="auto"/>
+          <w:sz w:val="18"/>
+          <w:szCs w:val="18"/>
+        </w:rPr>
+      </w:pPr>
+      <w:r>
+        <w:rPr>
+          <w:rFonts w:ascii="Cambria" w:hAnsi="Cambria" w:cs="Times New Roman"/>
+          <w:color w:val="auto"/>
+          <w:sz w:val="18"/>
+          <w:szCs w:val="18"/>
+        </w:rPr>
+        <w:br w:type="page"/>
       </w:r>
     </w:p>
     <w:p>
@@ -1703,6 +2531,7 @@
           <w:bCs/>
           <w:color w:val="auto"/>
         </w:rPr>
+        <w:lastRenderedPageBreak/>
         <w:t>LICENSES &amp; CERTIFICATIONS</w:t>
       </w:r>
     </w:p>
@@ -2103,6 +2932,75 @@
           <w:szCs w:val="18"/>
         </w:rPr>
         <w:t>Recognized for outstanding performance in Project delivery and support activities for Contact Center at Dubai Islamic Bank during FY'24 – Q1.</w:t>
+      </w:r>
+    </w:p>
+    <w:p>
+      <w:pPr>
+        <w:spacing w:before="240" w:after="80"/>
+        <w:rPr>
+          <w:rFonts w:ascii="Cambria" w:hAnsi="Cambria" w:cs="Times New Roman"/>
+          <w:color w:val="auto"/>
+          <w:sz w:val="21"/>
+          <w:szCs w:val="21"/>
+        </w:rPr>
+      </w:pPr>
+      <w:r>
+        <w:rPr>
+          <w:rFonts w:ascii="Cambria" w:hAnsi="Cambria" w:cs="Times New Roman"/>
+          <w:b/>
+          <w:bCs/>
+          <w:color w:val="auto"/>
+          <w:sz w:val="21"/>
+          <w:szCs w:val="21"/>
+        </w:rPr>
+        <w:t>Best Partner Support Engineer</w:t>
+      </w:r>
+      <w:r>
+        <w:rPr>
+          <w:rFonts w:ascii="Cambria" w:hAnsi="Cambria" w:cs="Times New Roman"/>
+          <w:color w:val="auto"/>
+          <w:sz w:val="21"/>
+          <w:szCs w:val="21"/>
+        </w:rPr>
+        <w:t xml:space="preserve"> </w:t>
+      </w:r>
+      <w:r>
+        <w:rPr>
+          <w:rFonts w:ascii="Cambria" w:hAnsi="Cambria" w:cs="Times New Roman"/>
+          <w:color w:val="auto"/>
+          <w:sz w:val="20"/>
+          <w:szCs w:val="20"/>
+        </w:rPr>
+        <w:t>-</w:t>
+      </w:r>
+      <w:r>
+        <w:rPr>
+          <w:rFonts w:ascii="Cambria" w:hAnsi="Cambria" w:cs="Times New Roman"/>
+          <w:color w:val="auto"/>
+          <w:sz w:val="20"/>
+          <w:szCs w:val="20"/>
+        </w:rPr>
+        <w:t xml:space="preserve"> Tejas Networks / Bharti Airtel</w:t>
+      </w:r>
+    </w:p>
+    <w:p>
+      <w:pPr>
+        <w:spacing w:after="80"/>
+        <w:rPr>
+          <w:rFonts w:ascii="Cambria" w:hAnsi="Cambria" w:cs="Times New Roman"/>
+          <w:color w:val="auto"/>
+          <w:sz w:val="18"/>
+          <w:szCs w:val="18"/>
+        </w:rPr>
+      </w:pPr>
+      <w:r>
+        <w:rPr>
+          <w:rFonts w:ascii="Cambria" w:hAnsi="Cambria" w:cs="Times New Roman"/>
+          <w:color w:val="auto"/>
+          <w:sz w:val="18"/>
+          <w:szCs w:val="18"/>
+        </w:rPr>
+        <w:t>Recognized for outstanding operational support and reliability performance.</w:t>
       </w:r>
     </w:p>
     <w:p>
@@ -3013,7 +3911,6 @@
   <w:style w:type="character" w:default="1" w:styleId="DefaultParagraphFont">
     <w:name w:val="Default Paragraph Font"/>
     <w:uiPriority w:val="1"/>
-    <w:semiHidden/>
     <w:unhideWhenUsed/>
   </w:style>
   <w:style w:type="table" w:default="1" w:styleId="TableNormal">
